--- a/Diploma/dip4OOPS/MSE Paper_Dip_CE_OOPs.docx
+++ b/Diploma/dip4OOPS/MSE Paper_Dip_CE_OOPs.docx
@@ -190,14 +190,7 @@
         <w:rPr>
           <w:b/>
         </w:rPr>
-        <w:t xml:space="preserve"> Subject </w:t>
-      </w:r>
-      <w:proofErr w:type="spellStart"/>
-      <w:r>
-        <w:rPr>
-          <w:b/>
-        </w:rPr>
-        <w:t>Name:</w:t>
+        <w:t xml:space="preserve"> Subject Name:</w:t>
       </w:r>
       <w:r>
         <w:rPr>
@@ -205,7 +198,6 @@
         </w:rPr>
         <w:t>OOPs</w:t>
       </w:r>
-      <w:proofErr w:type="spellEnd"/>
       <w:r>
         <w:rPr>
           <w:b/>
@@ -247,19 +239,19 @@
         <w:rPr>
           <w:b/>
         </w:rPr>
-        <w:t>1</w:t>
-      </w:r>
-      <w:r>
-        <w:rPr>
-          <w:b/>
-        </w:rPr>
-        <w:t>2</w:t>
-      </w:r>
-      <w:r>
-        <w:rPr>
-          <w:b/>
-        </w:rPr>
-        <w:t>:30</w:t>
+        <w:t>1:</w:t>
+      </w:r>
+      <w:r>
+        <w:rPr>
+          <w:b/>
+        </w:rPr>
+        <w:t>0</w:t>
+      </w:r>
+      <w:r>
+        <w:rPr>
+          <w:b/>
+        </w:rPr>
+        <w:t>0</w:t>
       </w:r>
       <w:r>
         <w:rPr>
@@ -307,7 +299,19 @@
         <w:rPr>
           <w:b/>
         </w:rPr>
-        <w:t>:00</w:t>
+        <w:t>:</w:t>
+      </w:r>
+      <w:r>
+        <w:rPr>
+          <w:b/>
+        </w:rPr>
+        <w:t>3</w:t>
+      </w:r>
+      <w:r>
+        <w:rPr>
+          <w:b/>
+        </w:rPr>
+        <w:t>0</w:t>
       </w:r>
       <w:r>
         <w:rPr>
@@ -963,10 +967,6 @@
             <w:pPr>
               <w:pStyle w:val="TableParagraph"/>
               <w:shd w:val="clear" w:color="auto" w:fill="FFFFFF" w:themeFill="background1"/>
-              <w:rPr>
-                <w:sz w:val="24"/>
-                <w:szCs w:val="24"/>
-              </w:rPr>
             </w:pPr>
           </w:p>
         </w:tc>
@@ -978,10 +978,6 @@
             <w:pPr>
               <w:pStyle w:val="TableParagraph"/>
               <w:shd w:val="clear" w:color="auto" w:fill="FFFFFF" w:themeFill="background1"/>
-              <w:rPr>
-                <w:sz w:val="24"/>
-                <w:szCs w:val="24"/>
-              </w:rPr>
             </w:pPr>
           </w:p>
         </w:tc>
@@ -993,10 +989,6 @@
             <w:pPr>
               <w:pStyle w:val="TableParagraph"/>
               <w:shd w:val="clear" w:color="auto" w:fill="FFFFFF" w:themeFill="background1"/>
-              <w:rPr>
-                <w:sz w:val="24"/>
-                <w:szCs w:val="24"/>
-              </w:rPr>
             </w:pPr>
           </w:p>
         </w:tc>
@@ -1013,16 +1005,12 @@
               <w:jc w:val="center"/>
               <w:rPr>
                 <w:b/>
-                <w:sz w:val="24"/>
-                <w:szCs w:val="24"/>
               </w:rPr>
             </w:pPr>
             <w:r>
               <w:rPr>
                 <w:b/>
                 <w:spacing w:val="-2"/>
-                <w:sz w:val="24"/>
-                <w:szCs w:val="24"/>
               </w:rPr>
               <w:t>Marks</w:t>
             </w:r>
@@ -1046,16 +1034,12 @@
               <w:jc w:val="center"/>
               <w:rPr>
                 <w:b/>
-                <w:sz w:val="24"/>
-                <w:szCs w:val="24"/>
-              </w:rPr>
-            </w:pPr>
-            <w:r>
-              <w:rPr>
-                <w:b/>
-                <w:spacing w:val="-5"/>
-                <w:sz w:val="24"/>
-                <w:szCs w:val="24"/>
+              </w:rPr>
+            </w:pPr>
+            <w:r>
+              <w:rPr>
+                <w:b/>
+                <w:spacing w:val="-5"/>
               </w:rPr>
               <w:t>Q.1</w:t>
             </w:r>
@@ -1074,16 +1058,12 @@
               <w:jc w:val="center"/>
               <w:rPr>
                 <w:b/>
-                <w:sz w:val="24"/>
-                <w:szCs w:val="24"/>
-              </w:rPr>
-            </w:pPr>
-            <w:r>
-              <w:rPr>
-                <w:b/>
-                <w:spacing w:val="-5"/>
-                <w:sz w:val="24"/>
-                <w:szCs w:val="24"/>
+              </w:rPr>
+            </w:pPr>
+            <w:r>
+              <w:rPr>
+                <w:b/>
+                <w:spacing w:val="-5"/>
               </w:rPr>
               <w:t>(a)</w:t>
             </w:r>
@@ -1099,16 +1079,8 @@
               <w:autoSpaceDE/>
               <w:autoSpaceDN/>
               <w:spacing w:line="259" w:lineRule="auto"/>
-              <w:rPr>
-                <w:sz w:val="24"/>
-                <w:szCs w:val="24"/>
-              </w:rPr>
-            </w:pPr>
-            <w:r>
-              <w:rPr>
-                <w:sz w:val="24"/>
-                <w:szCs w:val="24"/>
-              </w:rPr>
+            </w:pPr>
+            <w:r>
               <w:t xml:space="preserve">What is Java? </w:t>
             </w:r>
           </w:p>
@@ -1126,16 +1098,12 @@
               <w:jc w:val="center"/>
               <w:rPr>
                 <w:b/>
-                <w:sz w:val="24"/>
-                <w:szCs w:val="24"/>
-              </w:rPr>
-            </w:pPr>
-            <w:r>
-              <w:rPr>
-                <w:b/>
-                <w:spacing w:val="-5"/>
-                <w:sz w:val="24"/>
-                <w:szCs w:val="24"/>
+              </w:rPr>
+            </w:pPr>
+            <w:r>
+              <w:rPr>
+                <w:b/>
+                <w:spacing w:val="-5"/>
               </w:rPr>
               <w:t>03</w:t>
             </w:r>
@@ -1157,10 +1125,6 @@
               <w:spacing w:line="306" w:lineRule="exact"/>
               <w:ind w:right="73"/>
               <w:jc w:val="center"/>
-              <w:rPr>
-                <w:sz w:val="24"/>
-                <w:szCs w:val="24"/>
-              </w:rPr>
             </w:pPr>
           </w:p>
         </w:tc>
@@ -1175,18 +1139,12 @@
               <w:spacing w:line="306" w:lineRule="exact"/>
               <w:ind w:left="9" w:right="1"/>
               <w:jc w:val="center"/>
-              <w:rPr>
-                <w:sz w:val="24"/>
-                <w:szCs w:val="24"/>
-              </w:rPr>
             </w:pPr>
             <w:r>
               <w:rPr>
                 <w:b/>
                 <w:bCs/>
                 <w:spacing w:val="-5"/>
-                <w:sz w:val="24"/>
-                <w:szCs w:val="24"/>
               </w:rPr>
               <w:t>(</w:t>
             </w:r>
@@ -1194,16 +1152,12 @@
               <w:rPr>
                 <w:rFonts w:ascii="Shruti" w:eastAsia="Nirmala UI" w:hAnsi="Shruti" w:cs="Shruti"/>
                 <w:spacing w:val="-5"/>
-                <w:sz w:val="24"/>
-                <w:szCs w:val="24"/>
               </w:rPr>
               <w:t>અ</w:t>
             </w:r>
             <w:r>
               <w:rPr>
                 <w:spacing w:val="-5"/>
-                <w:sz w:val="24"/>
-                <w:szCs w:val="24"/>
               </w:rPr>
               <w:t>)</w:t>
             </w:r>
@@ -1219,50 +1173,26 @@
               <w:autoSpaceDE/>
               <w:autoSpaceDN/>
               <w:spacing w:line="259" w:lineRule="auto"/>
-              <w:rPr>
-                <w:sz w:val="24"/>
-                <w:szCs w:val="24"/>
-              </w:rPr>
-            </w:pPr>
-            <w:r>
-              <w:rPr>
-                <w:sz w:val="24"/>
-                <w:szCs w:val="24"/>
-              </w:rPr>
+            </w:pPr>
+            <w:r>
               <w:t xml:space="preserve">Java </w:t>
             </w:r>
-            <w:proofErr w:type="spellStart"/>
             <w:r>
               <w:rPr>
                 <w:rFonts w:ascii="Shruti" w:hAnsi="Shruti" w:cs="Shruti"/>
-                <w:sz w:val="24"/>
-                <w:szCs w:val="24"/>
               </w:rPr>
               <w:t>શું</w:t>
             </w:r>
-            <w:proofErr w:type="spellEnd"/>
-            <w:r>
-              <w:rPr>
-                <w:sz w:val="24"/>
-                <w:szCs w:val="24"/>
-              </w:rPr>
+            <w:r>
               <w:t xml:space="preserve"> </w:t>
             </w:r>
-            <w:proofErr w:type="spellStart"/>
             <w:r>
               <w:rPr>
                 <w:rFonts w:ascii="Shruti" w:hAnsi="Shruti" w:cs="Shruti"/>
-                <w:sz w:val="24"/>
-                <w:szCs w:val="24"/>
               </w:rPr>
               <w:t>છે</w:t>
             </w:r>
-            <w:proofErr w:type="spellEnd"/>
-            <w:r>
-              <w:rPr>
-                <w:sz w:val="24"/>
-                <w:szCs w:val="24"/>
-              </w:rPr>
+            <w:r>
               <w:t xml:space="preserve">? </w:t>
             </w:r>
           </w:p>
@@ -1280,16 +1210,12 @@
               <w:jc w:val="center"/>
               <w:rPr>
                 <w:rFonts w:eastAsia="Nirmala UI"/>
-                <w:sz w:val="24"/>
-                <w:szCs w:val="24"/>
               </w:rPr>
             </w:pPr>
             <w:r>
               <w:rPr>
                 <w:rFonts w:ascii="Shruti" w:eastAsia="Nirmala UI" w:hAnsi="Shruti" w:cs="Shruti"/>
                 <w:spacing w:val="-5"/>
-                <w:sz w:val="24"/>
-                <w:szCs w:val="24"/>
               </w:rPr>
               <w:t>૦૩</w:t>
             </w:r>
@@ -1308,10 +1234,6 @@
             <w:pPr>
               <w:pStyle w:val="TableParagraph"/>
               <w:shd w:val="clear" w:color="auto" w:fill="FFFFFF" w:themeFill="background1"/>
-              <w:rPr>
-                <w:sz w:val="24"/>
-                <w:szCs w:val="24"/>
-              </w:rPr>
             </w:pPr>
           </w:p>
         </w:tc>
@@ -1328,16 +1250,12 @@
               <w:jc w:val="center"/>
               <w:rPr>
                 <w:b/>
-                <w:sz w:val="24"/>
-                <w:szCs w:val="24"/>
-              </w:rPr>
-            </w:pPr>
-            <w:r>
-              <w:rPr>
-                <w:b/>
-                <w:spacing w:val="-5"/>
-                <w:sz w:val="24"/>
-                <w:szCs w:val="24"/>
+              </w:rPr>
+            </w:pPr>
+            <w:r>
+              <w:rPr>
+                <w:b/>
+                <w:spacing w:val="-5"/>
               </w:rPr>
               <w:t>(b)</w:t>
             </w:r>
@@ -1353,16 +1271,8 @@
               <w:autoSpaceDE/>
               <w:autoSpaceDN/>
               <w:spacing w:line="259" w:lineRule="auto"/>
-              <w:rPr>
-                <w:sz w:val="24"/>
-                <w:szCs w:val="24"/>
-              </w:rPr>
-            </w:pPr>
-            <w:r>
-              <w:rPr>
-                <w:sz w:val="24"/>
-                <w:szCs w:val="24"/>
-              </w:rPr>
+            </w:pPr>
+            <w:r>
               <w:t xml:space="preserve">Explain features of Java. </w:t>
             </w:r>
           </w:p>
@@ -1380,16 +1290,12 @@
               <w:jc w:val="center"/>
               <w:rPr>
                 <w:b/>
-                <w:sz w:val="24"/>
-                <w:szCs w:val="24"/>
-              </w:rPr>
-            </w:pPr>
-            <w:r>
-              <w:rPr>
-                <w:b/>
-                <w:spacing w:val="-5"/>
-                <w:sz w:val="24"/>
-                <w:szCs w:val="24"/>
+              </w:rPr>
+            </w:pPr>
+            <w:r>
+              <w:rPr>
+                <w:b/>
+                <w:spacing w:val="-5"/>
               </w:rPr>
               <w:t>04</w:t>
             </w:r>
@@ -1408,10 +1314,6 @@
             <w:pPr>
               <w:pStyle w:val="TableParagraph"/>
               <w:shd w:val="clear" w:color="auto" w:fill="FFFFFF" w:themeFill="background1"/>
-              <w:rPr>
-                <w:sz w:val="24"/>
-                <w:szCs w:val="24"/>
-              </w:rPr>
             </w:pPr>
           </w:p>
         </w:tc>
@@ -1426,16 +1328,10 @@
               <w:spacing w:before="172"/>
               <w:ind w:left="9" w:right="1"/>
               <w:jc w:val="center"/>
-              <w:rPr>
-                <w:sz w:val="24"/>
-                <w:szCs w:val="24"/>
-              </w:rPr>
-            </w:pPr>
-            <w:r>
-              <w:rPr>
-                <w:spacing w:val="-5"/>
-                <w:sz w:val="24"/>
-                <w:szCs w:val="24"/>
+            </w:pPr>
+            <w:r>
+              <w:rPr>
+                <w:spacing w:val="-5"/>
               </w:rPr>
               <w:t>(</w:t>
             </w:r>
@@ -1443,16 +1339,12 @@
               <w:rPr>
                 <w:rFonts w:ascii="Shruti" w:eastAsia="Nirmala UI" w:hAnsi="Shruti" w:cs="Shruti"/>
                 <w:spacing w:val="-5"/>
-                <w:sz w:val="24"/>
-                <w:szCs w:val="24"/>
               </w:rPr>
               <w:t>બ</w:t>
             </w:r>
             <w:r>
               <w:rPr>
                 <w:spacing w:val="-5"/>
-                <w:sz w:val="24"/>
-                <w:szCs w:val="24"/>
               </w:rPr>
               <w:t>)</w:t>
             </w:r>
@@ -1468,50 +1360,26 @@
               <w:autoSpaceDE/>
               <w:autoSpaceDN/>
               <w:spacing w:line="259" w:lineRule="auto"/>
-              <w:rPr>
-                <w:sz w:val="24"/>
-                <w:szCs w:val="24"/>
-              </w:rPr>
-            </w:pPr>
-            <w:r>
-              <w:rPr>
-                <w:sz w:val="24"/>
-                <w:szCs w:val="24"/>
-              </w:rPr>
+            </w:pPr>
+            <w:r>
               <w:t xml:space="preserve">Java </w:t>
             </w:r>
-            <w:proofErr w:type="spellStart"/>
             <w:r>
               <w:rPr>
                 <w:rFonts w:ascii="Shruti" w:hAnsi="Shruti" w:cs="Shruti"/>
-                <w:sz w:val="24"/>
-                <w:szCs w:val="24"/>
               </w:rPr>
               <w:t>ના</w:t>
             </w:r>
-            <w:proofErr w:type="spellEnd"/>
-            <w:r>
-              <w:rPr>
-                <w:sz w:val="24"/>
-                <w:szCs w:val="24"/>
-              </w:rPr>
+            <w:r>
               <w:t xml:space="preserve"> features </w:t>
             </w:r>
-            <w:proofErr w:type="spellStart"/>
             <w:r>
               <w:rPr>
                 <w:rFonts w:ascii="Shruti" w:hAnsi="Shruti" w:cs="Shruti"/>
-                <w:sz w:val="24"/>
-                <w:szCs w:val="24"/>
               </w:rPr>
               <w:t>સમજાવો</w:t>
             </w:r>
-            <w:proofErr w:type="spellEnd"/>
-            <w:r>
-              <w:rPr>
-                <w:sz w:val="24"/>
-                <w:szCs w:val="24"/>
-              </w:rPr>
+            <w:r>
               <w:t>.</w:t>
             </w:r>
           </w:p>
@@ -1529,16 +1397,12 @@
               <w:jc w:val="center"/>
               <w:rPr>
                 <w:rFonts w:eastAsia="Nirmala UI"/>
-                <w:sz w:val="24"/>
-                <w:szCs w:val="24"/>
               </w:rPr>
             </w:pPr>
             <w:r>
               <w:rPr>
                 <w:rFonts w:ascii="Shruti" w:eastAsia="Nirmala UI" w:hAnsi="Shruti" w:cs="Shruti"/>
                 <w:spacing w:val="-5"/>
-                <w:sz w:val="24"/>
-                <w:szCs w:val="24"/>
               </w:rPr>
               <w:t>૦૪</w:t>
             </w:r>
@@ -1557,16 +1421,10 @@
             <w:pPr>
               <w:pStyle w:val="TableParagraph"/>
               <w:shd w:val="clear" w:color="auto" w:fill="FFFFFF" w:themeFill="background1"/>
-              <w:rPr>
-                <w:sz w:val="24"/>
-                <w:szCs w:val="24"/>
-              </w:rPr>
             </w:pPr>
             <w:r>
               <w:rPr>
                 <w:noProof/>
-                <w:sz w:val="24"/>
-                <w:szCs w:val="24"/>
               </w:rPr>
               <w:pict w14:anchorId="391C5B3A">
                 <v:rect id="_x0000_s2053" style="position:absolute;margin-left:-23.8pt;margin-top:19.05pt;width:7.15pt;height:7.15pt;z-index:251660288;mso-position-horizontal-relative:text;mso-position-vertical-relative:text" fillcolor="white [3212]" stroked="f"/>
@@ -1587,16 +1445,12 @@
               <w:jc w:val="center"/>
               <w:rPr>
                 <w:b/>
-                <w:sz w:val="24"/>
-                <w:szCs w:val="24"/>
-              </w:rPr>
-            </w:pPr>
-            <w:r>
-              <w:rPr>
-                <w:b/>
-                <w:spacing w:val="-5"/>
-                <w:sz w:val="24"/>
-                <w:szCs w:val="24"/>
+              </w:rPr>
+            </w:pPr>
+            <w:r>
+              <w:rPr>
+                <w:b/>
+                <w:spacing w:val="-5"/>
               </w:rPr>
               <w:t>(c)</w:t>
             </w:r>
@@ -1607,17 +1461,7 @@
             <w:tcW w:w="7682" w:type="dxa"/>
           </w:tcPr>
           <w:p>
-            <w:pPr>
-              <w:rPr>
-                <w:sz w:val="24"/>
-                <w:szCs w:val="24"/>
-              </w:rPr>
-            </w:pPr>
-            <w:r>
-              <w:rPr>
-                <w:sz w:val="24"/>
-                <w:szCs w:val="24"/>
-              </w:rPr>
+            <w:r>
               <w:t>Explain OOP principles (Abstraction, Encapsulation, Inheritance, Polymorphism).</w:t>
             </w:r>
           </w:p>
@@ -1635,16 +1479,12 @@
               <w:jc w:val="center"/>
               <w:rPr>
                 <w:b/>
-                <w:sz w:val="24"/>
-                <w:szCs w:val="24"/>
-              </w:rPr>
-            </w:pPr>
-            <w:r>
-              <w:rPr>
-                <w:b/>
-                <w:spacing w:val="-5"/>
-                <w:sz w:val="24"/>
-                <w:szCs w:val="24"/>
+              </w:rPr>
+            </w:pPr>
+            <w:r>
+              <w:rPr>
+                <w:b/>
+                <w:spacing w:val="-5"/>
               </w:rPr>
               <w:t>07</w:t>
             </w:r>
@@ -1663,10 +1503,6 @@
             <w:pPr>
               <w:pStyle w:val="TableParagraph"/>
               <w:shd w:val="clear" w:color="auto" w:fill="FFFFFF" w:themeFill="background1"/>
-              <w:rPr>
-                <w:sz w:val="24"/>
-                <w:szCs w:val="24"/>
-              </w:rPr>
             </w:pPr>
           </w:p>
         </w:tc>
@@ -1681,16 +1517,10 @@
               <w:spacing w:before="72" w:line="316" w:lineRule="exact"/>
               <w:ind w:left="9" w:right="1"/>
               <w:jc w:val="center"/>
-              <w:rPr>
-                <w:sz w:val="24"/>
-                <w:szCs w:val="24"/>
-              </w:rPr>
-            </w:pPr>
-            <w:r>
-              <w:rPr>
-                <w:spacing w:val="-5"/>
-                <w:sz w:val="24"/>
-                <w:szCs w:val="24"/>
+            </w:pPr>
+            <w:r>
+              <w:rPr>
+                <w:spacing w:val="-5"/>
               </w:rPr>
               <w:t>(</w:t>
             </w:r>
@@ -1698,16 +1528,12 @@
               <w:rPr>
                 <w:rFonts w:ascii="Shruti" w:eastAsia="Nirmala UI" w:hAnsi="Shruti" w:cs="Shruti"/>
                 <w:spacing w:val="-5"/>
-                <w:sz w:val="24"/>
-                <w:szCs w:val="24"/>
               </w:rPr>
               <w:t>ક</w:t>
             </w:r>
             <w:r>
               <w:rPr>
                 <w:spacing w:val="-5"/>
-                <w:sz w:val="24"/>
-                <w:szCs w:val="24"/>
               </w:rPr>
               <w:t>)</w:t>
             </w:r>
@@ -1725,38 +1551,36 @@
               <w:rPr>
                 <w:rFonts w:ascii="Times New Roman" w:hAnsi="Times New Roman" w:cs="Times New Roman"/>
                 <w:color w:val="1F1F1F"/>
-                <w:sz w:val="24"/>
-                <w:szCs w:val="24"/>
+                <w:sz w:val="22"/>
+                <w:szCs w:val="22"/>
               </w:rPr>
             </w:pPr>
             <w:r>
               <w:rPr>
                 <w:rFonts w:ascii="Times New Roman" w:hAnsi="Times New Roman" w:cs="Times New Roman"/>
                 <w:color w:val="1F1F1F"/>
-                <w:sz w:val="24"/>
-                <w:szCs w:val="24"/>
+                <w:sz w:val="22"/>
+                <w:szCs w:val="22"/>
                 <w:lang w:bidi="gu-IN"/>
               </w:rPr>
               <w:t xml:space="preserve">OOP principles (Abstraction, Encapsulation, Inheritance, Polymorphism) </w:t>
             </w:r>
-            <w:proofErr w:type="spellStart"/>
             <w:r>
               <w:rPr>
                 <w:rFonts w:ascii="Shruti" w:hAnsi="Shruti" w:cs="Shruti"/>
                 <w:color w:val="1F1F1F"/>
-                <w:sz w:val="24"/>
-                <w:szCs w:val="24"/>
+                <w:sz w:val="22"/>
+                <w:szCs w:val="22"/>
                 <w:lang w:bidi="gu-IN"/>
               </w:rPr>
               <w:t>સમજાવો</w:t>
             </w:r>
-            <w:proofErr w:type="spellEnd"/>
             <w:r>
               <w:rPr>
                 <w:rFonts w:ascii="Times New Roman" w:hAnsi="Times New Roman" w:cs="Times New Roman"/>
                 <w:color w:val="1F1F1F"/>
-                <w:sz w:val="24"/>
-                <w:szCs w:val="24"/>
+                <w:sz w:val="22"/>
+                <w:szCs w:val="22"/>
                 <w:lang w:bidi="gu-IN"/>
               </w:rPr>
               <w:t>.</w:t>
@@ -1776,16 +1600,12 @@
               <w:jc w:val="center"/>
               <w:rPr>
                 <w:rFonts w:eastAsia="Nirmala UI"/>
-                <w:sz w:val="24"/>
-                <w:szCs w:val="24"/>
               </w:rPr>
             </w:pPr>
             <w:r>
               <w:rPr>
                 <w:rFonts w:ascii="Shruti" w:eastAsia="Nirmala UI" w:hAnsi="Shruti" w:cs="Shruti"/>
                 <w:spacing w:val="-5"/>
-                <w:sz w:val="24"/>
-                <w:szCs w:val="24"/>
               </w:rPr>
               <w:t>૦૭</w:t>
             </w:r>
@@ -1804,10 +1624,6 @@
             <w:pPr>
               <w:pStyle w:val="TableParagraph"/>
               <w:shd w:val="clear" w:color="auto" w:fill="FFFFFF" w:themeFill="background1"/>
-              <w:rPr>
-                <w:sz w:val="24"/>
-                <w:szCs w:val="24"/>
-              </w:rPr>
             </w:pPr>
           </w:p>
         </w:tc>
@@ -1819,10 +1635,6 @@
             <w:pPr>
               <w:pStyle w:val="TableParagraph"/>
               <w:shd w:val="clear" w:color="auto" w:fill="FFFFFF" w:themeFill="background1"/>
-              <w:rPr>
-                <w:sz w:val="24"/>
-                <w:szCs w:val="24"/>
-              </w:rPr>
             </w:pPr>
           </w:p>
         </w:tc>
@@ -1839,16 +1651,12 @@
               <w:jc w:val="center"/>
               <w:rPr>
                 <w:b/>
-                <w:sz w:val="24"/>
-                <w:szCs w:val="24"/>
-              </w:rPr>
-            </w:pPr>
-            <w:r>
-              <w:rPr>
-                <w:b/>
-                <w:spacing w:val="-5"/>
-                <w:sz w:val="24"/>
-                <w:szCs w:val="24"/>
+              </w:rPr>
+            </w:pPr>
+            <w:r>
+              <w:rPr>
+                <w:b/>
+                <w:spacing w:val="-5"/>
               </w:rPr>
               <w:t>OR</w:t>
             </w:r>
@@ -1862,10 +1670,6 @@
             <w:pPr>
               <w:pStyle w:val="TableParagraph"/>
               <w:shd w:val="clear" w:color="auto" w:fill="FFFFFF" w:themeFill="background1"/>
-              <w:rPr>
-                <w:sz w:val="24"/>
-                <w:szCs w:val="24"/>
-              </w:rPr>
             </w:pPr>
           </w:p>
         </w:tc>
@@ -1882,10 +1686,6 @@
             <w:pPr>
               <w:pStyle w:val="TableParagraph"/>
               <w:shd w:val="clear" w:color="auto" w:fill="FFFFFF" w:themeFill="background1"/>
-              <w:rPr>
-                <w:sz w:val="24"/>
-                <w:szCs w:val="24"/>
-              </w:rPr>
             </w:pPr>
           </w:p>
         </w:tc>
@@ -1902,16 +1702,12 @@
               <w:jc w:val="center"/>
               <w:rPr>
                 <w:b/>
-                <w:sz w:val="24"/>
-                <w:szCs w:val="24"/>
-              </w:rPr>
-            </w:pPr>
-            <w:r>
-              <w:rPr>
-                <w:b/>
-                <w:spacing w:val="-5"/>
-                <w:sz w:val="24"/>
-                <w:szCs w:val="24"/>
+              </w:rPr>
+            </w:pPr>
+            <w:r>
+              <w:rPr>
+                <w:b/>
+                <w:spacing w:val="-5"/>
               </w:rPr>
               <w:t>(c)</w:t>
             </w:r>
@@ -1922,68 +1718,34 @@
             <w:tcW w:w="7682" w:type="dxa"/>
           </w:tcPr>
           <w:p>
-            <w:pPr>
-              <w:rPr>
-                <w:sz w:val="24"/>
-                <w:szCs w:val="24"/>
-              </w:rPr>
-            </w:pPr>
-            <w:r>
-              <w:rPr>
-                <w:sz w:val="24"/>
-                <w:szCs w:val="24"/>
-              </w:rPr>
+            <w:r>
               <w:t xml:space="preserve">Java program </w:t>
             </w:r>
-            <w:proofErr w:type="spellStart"/>
             <w:r>
               <w:rPr>
                 <w:rFonts w:ascii="Shruti" w:hAnsi="Shruti" w:cs="Shruti"/>
-                <w:sz w:val="24"/>
-                <w:szCs w:val="24"/>
               </w:rPr>
               <w:t>ની</w:t>
             </w:r>
-            <w:proofErr w:type="spellEnd"/>
-            <w:r>
-              <w:rPr>
-                <w:sz w:val="24"/>
-                <w:szCs w:val="24"/>
-              </w:rPr>
+            <w:r>
               <w:t xml:space="preserve"> structure example </w:t>
             </w:r>
-            <w:proofErr w:type="spellStart"/>
             <w:r>
               <w:rPr>
                 <w:rFonts w:ascii="Shruti" w:hAnsi="Shruti" w:cs="Shruti"/>
-                <w:sz w:val="24"/>
-                <w:szCs w:val="24"/>
               </w:rPr>
               <w:t>સાથે</w:t>
             </w:r>
-            <w:proofErr w:type="spellEnd"/>
-            <w:r>
-              <w:rPr>
-                <w:sz w:val="24"/>
-                <w:szCs w:val="24"/>
-              </w:rPr>
+            <w:r>
               <w:t xml:space="preserve"> </w:t>
             </w:r>
-            <w:proofErr w:type="spellStart"/>
             <w:r>
               <w:rPr>
                 <w:rFonts w:ascii="Shruti" w:hAnsi="Shruti" w:cs="Shruti"/>
-                <w:sz w:val="24"/>
-                <w:szCs w:val="24"/>
               </w:rPr>
               <w:t>સમજાવો</w:t>
             </w:r>
-            <w:proofErr w:type="spellEnd"/>
-            <w:r>
-              <w:rPr>
-                <w:sz w:val="24"/>
-                <w:szCs w:val="24"/>
-              </w:rPr>
+            <w:r>
               <w:t xml:space="preserve">. </w:t>
             </w:r>
           </w:p>
@@ -2001,16 +1763,12 @@
               <w:jc w:val="center"/>
               <w:rPr>
                 <w:b/>
-                <w:sz w:val="24"/>
-                <w:szCs w:val="24"/>
-              </w:rPr>
-            </w:pPr>
-            <w:r>
-              <w:rPr>
-                <w:b/>
-                <w:spacing w:val="-5"/>
-                <w:sz w:val="24"/>
-                <w:szCs w:val="24"/>
+              </w:rPr>
+            </w:pPr>
+            <w:r>
+              <w:rPr>
+                <w:b/>
+                <w:spacing w:val="-5"/>
               </w:rPr>
               <w:t>07</w:t>
             </w:r>
@@ -2029,10 +1787,6 @@
             <w:pPr>
               <w:pStyle w:val="TableParagraph"/>
               <w:shd w:val="clear" w:color="auto" w:fill="FFFFFF" w:themeFill="background1"/>
-              <w:rPr>
-                <w:sz w:val="24"/>
-                <w:szCs w:val="24"/>
-              </w:rPr>
             </w:pPr>
           </w:p>
         </w:tc>
@@ -2047,16 +1801,10 @@
               <w:spacing w:before="136"/>
               <w:ind w:left="9" w:right="1"/>
               <w:jc w:val="center"/>
-              <w:rPr>
-                <w:sz w:val="24"/>
-                <w:szCs w:val="24"/>
-              </w:rPr>
-            </w:pPr>
-            <w:r>
-              <w:rPr>
-                <w:spacing w:val="-5"/>
-                <w:sz w:val="24"/>
-                <w:szCs w:val="24"/>
+            </w:pPr>
+            <w:r>
+              <w:rPr>
+                <w:spacing w:val="-5"/>
               </w:rPr>
               <w:t>(</w:t>
             </w:r>
@@ -2064,16 +1812,12 @@
               <w:rPr>
                 <w:rFonts w:ascii="Shruti" w:eastAsia="Nirmala UI" w:hAnsi="Shruti" w:cs="Shruti"/>
                 <w:spacing w:val="-5"/>
-                <w:sz w:val="24"/>
-                <w:szCs w:val="24"/>
               </w:rPr>
               <w:t>ક</w:t>
             </w:r>
             <w:r>
               <w:rPr>
                 <w:spacing w:val="-5"/>
-                <w:sz w:val="24"/>
-                <w:szCs w:val="24"/>
               </w:rPr>
               <w:t>)</w:t>
             </w:r>
@@ -2091,76 +1835,70 @@
               <w:rPr>
                 <w:rFonts w:ascii="Times New Roman" w:hAnsi="Times New Roman" w:cs="Times New Roman"/>
                 <w:color w:val="1F1F1F"/>
-                <w:sz w:val="24"/>
-                <w:szCs w:val="24"/>
+                <w:sz w:val="22"/>
+                <w:szCs w:val="22"/>
               </w:rPr>
             </w:pPr>
             <w:r>
               <w:rPr>
                 <w:rFonts w:ascii="Times New Roman" w:hAnsi="Times New Roman" w:cs="Times New Roman"/>
                 <w:color w:val="1F1F1F"/>
-                <w:sz w:val="24"/>
-                <w:szCs w:val="24"/>
+                <w:sz w:val="22"/>
+                <w:szCs w:val="22"/>
                 <w:lang w:bidi="gu-IN"/>
               </w:rPr>
               <w:t xml:space="preserve">Java program </w:t>
             </w:r>
-            <w:proofErr w:type="spellStart"/>
             <w:r>
               <w:rPr>
                 <w:rFonts w:ascii="Shruti" w:hAnsi="Shruti" w:cs="Shruti"/>
                 <w:color w:val="1F1F1F"/>
-                <w:sz w:val="24"/>
-                <w:szCs w:val="24"/>
+                <w:sz w:val="22"/>
+                <w:szCs w:val="22"/>
                 <w:lang w:bidi="gu-IN"/>
               </w:rPr>
               <w:t>ની</w:t>
             </w:r>
-            <w:proofErr w:type="spellEnd"/>
             <w:r>
               <w:rPr>
                 <w:rFonts w:ascii="Times New Roman" w:hAnsi="Times New Roman" w:cs="Times New Roman"/>
                 <w:color w:val="1F1F1F"/>
-                <w:sz w:val="24"/>
-                <w:szCs w:val="24"/>
+                <w:sz w:val="22"/>
+                <w:szCs w:val="22"/>
                 <w:lang w:bidi="gu-IN"/>
               </w:rPr>
               <w:t xml:space="preserve"> structure example </w:t>
             </w:r>
-            <w:proofErr w:type="spellStart"/>
             <w:r>
               <w:rPr>
                 <w:rFonts w:ascii="Shruti" w:hAnsi="Shruti" w:cs="Shruti"/>
                 <w:color w:val="1F1F1F"/>
-                <w:sz w:val="24"/>
-                <w:szCs w:val="24"/>
+                <w:sz w:val="22"/>
+                <w:szCs w:val="22"/>
                 <w:lang w:bidi="gu-IN"/>
               </w:rPr>
               <w:t>સાથે</w:t>
             </w:r>
-            <w:proofErr w:type="spellEnd"/>
             <w:r>
               <w:rPr>
                 <w:rFonts w:ascii="Times New Roman" w:hAnsi="Times New Roman" w:cs="Times New Roman"/>
                 <w:color w:val="1F1F1F"/>
-                <w:sz w:val="24"/>
-                <w:szCs w:val="24"/>
+                <w:sz w:val="22"/>
+                <w:szCs w:val="22"/>
                 <w:lang w:bidi="gu-IN"/>
               </w:rPr>
               <w:t xml:space="preserve"> </w:t>
             </w:r>
-            <w:proofErr w:type="spellStart"/>
             <w:r>
               <w:rPr>
                 <w:rFonts w:ascii="Shruti" w:hAnsi="Shruti" w:cs="Shruti"/>
                 <w:color w:val="1F1F1F"/>
-                <w:sz w:val="24"/>
-                <w:szCs w:val="24"/>
+                <w:sz w:val="22"/>
+                <w:szCs w:val="22"/>
                 <w:lang w:bidi="gu-IN"/>
               </w:rPr>
               <w:t>સમજાવો</w:t>
             </w:r>
-            <w:proofErr w:type="spellEnd"/>
           </w:p>
         </w:tc>
         <w:tc>
@@ -2176,16 +1914,12 @@
               <w:jc w:val="center"/>
               <w:rPr>
                 <w:rFonts w:eastAsia="Nirmala UI"/>
-                <w:sz w:val="24"/>
-                <w:szCs w:val="24"/>
               </w:rPr>
             </w:pPr>
             <w:r>
               <w:rPr>
                 <w:rFonts w:ascii="Shruti" w:eastAsia="Nirmala UI" w:hAnsi="Shruti" w:cs="Shruti"/>
                 <w:spacing w:val="-5"/>
-                <w:sz w:val="24"/>
-                <w:szCs w:val="24"/>
               </w:rPr>
               <w:t>૦૭</w:t>
             </w:r>
@@ -2210,8 +1944,6 @@
               <w:rPr>
                 <w:b/>
                 <w:spacing w:val="-5"/>
-                <w:sz w:val="24"/>
-                <w:szCs w:val="24"/>
               </w:rPr>
             </w:pPr>
           </w:p>
@@ -2230,8 +1962,6 @@
               <w:rPr>
                 <w:b/>
                 <w:spacing w:val="-5"/>
-                <w:sz w:val="24"/>
-                <w:szCs w:val="24"/>
               </w:rPr>
             </w:pPr>
           </w:p>
@@ -2245,10 +1975,6 @@
               <w:pStyle w:val="TableParagraph"/>
               <w:shd w:val="clear" w:color="auto" w:fill="FFFFFF" w:themeFill="background1"/>
               <w:spacing w:before="28"/>
-              <w:rPr>
-                <w:sz w:val="24"/>
-                <w:szCs w:val="24"/>
-              </w:rPr>
             </w:pPr>
           </w:p>
         </w:tc>
@@ -2266,8 +1992,6 @@
               <w:rPr>
                 <w:b/>
                 <w:spacing w:val="-5"/>
-                <w:sz w:val="24"/>
-                <w:szCs w:val="24"/>
               </w:rPr>
             </w:pPr>
           </w:p>
@@ -2290,16 +2014,12 @@
               <w:jc w:val="center"/>
               <w:rPr>
                 <w:b/>
-                <w:sz w:val="24"/>
-                <w:szCs w:val="24"/>
-              </w:rPr>
-            </w:pPr>
-            <w:r>
-              <w:rPr>
-                <w:b/>
-                <w:spacing w:val="-5"/>
-                <w:sz w:val="24"/>
-                <w:szCs w:val="24"/>
+              </w:rPr>
+            </w:pPr>
+            <w:r>
+              <w:rPr>
+                <w:b/>
+                <w:spacing w:val="-5"/>
               </w:rPr>
               <w:t>Q.2</w:t>
             </w:r>
@@ -2318,16 +2038,12 @@
               <w:jc w:val="center"/>
               <w:rPr>
                 <w:b/>
-                <w:sz w:val="24"/>
-                <w:szCs w:val="24"/>
-              </w:rPr>
-            </w:pPr>
-            <w:r>
-              <w:rPr>
-                <w:b/>
-                <w:spacing w:val="-5"/>
-                <w:sz w:val="24"/>
-                <w:szCs w:val="24"/>
+              </w:rPr>
+            </w:pPr>
+            <w:r>
+              <w:rPr>
+                <w:b/>
+                <w:spacing w:val="-5"/>
               </w:rPr>
               <w:t>(a)</w:t>
             </w:r>
@@ -2343,16 +2059,8 @@
               <w:autoSpaceDE/>
               <w:autoSpaceDN/>
               <w:spacing w:line="259" w:lineRule="auto"/>
-              <w:rPr>
-                <w:sz w:val="24"/>
-                <w:szCs w:val="24"/>
-              </w:rPr>
-            </w:pPr>
-            <w:r>
-              <w:rPr>
-                <w:sz w:val="24"/>
-                <w:szCs w:val="24"/>
-              </w:rPr>
+            </w:pPr>
+            <w:r>
               <w:t xml:space="preserve">Define JVM. </w:t>
             </w:r>
           </w:p>
@@ -2370,16 +2078,12 @@
               <w:jc w:val="center"/>
               <w:rPr>
                 <w:b/>
-                <w:sz w:val="24"/>
-                <w:szCs w:val="24"/>
-              </w:rPr>
-            </w:pPr>
-            <w:r>
-              <w:rPr>
-                <w:b/>
-                <w:spacing w:val="-5"/>
-                <w:sz w:val="24"/>
-                <w:szCs w:val="24"/>
+              </w:rPr>
+            </w:pPr>
+            <w:r>
+              <w:rPr>
+                <w:b/>
+                <w:spacing w:val="-5"/>
               </w:rPr>
               <w:t>03</w:t>
             </w:r>
@@ -2401,10 +2105,6 @@
               <w:spacing w:before="35" w:line="316" w:lineRule="exact"/>
               <w:ind w:right="74"/>
               <w:jc w:val="center"/>
-              <w:rPr>
-                <w:sz w:val="24"/>
-                <w:szCs w:val="24"/>
-              </w:rPr>
             </w:pPr>
           </w:p>
         </w:tc>
@@ -2422,15 +2122,11 @@
               <w:rPr>
                 <w:b/>
                 <w:bCs/>
-                <w:sz w:val="24"/>
-                <w:szCs w:val="24"/>
-              </w:rPr>
-            </w:pPr>
-            <w:r>
-              <w:rPr>
-                <w:spacing w:val="-5"/>
-                <w:sz w:val="24"/>
-                <w:szCs w:val="24"/>
+              </w:rPr>
+            </w:pPr>
+            <w:r>
+              <w:rPr>
+                <w:spacing w:val="-5"/>
               </w:rPr>
               <w:t>(</w:t>
             </w:r>
@@ -2440,8 +2136,6 @@
                 <w:b/>
                 <w:bCs/>
                 <w:spacing w:val="-5"/>
-                <w:sz w:val="24"/>
-                <w:szCs w:val="24"/>
               </w:rPr>
               <w:t>અ</w:t>
             </w:r>
@@ -2450,8 +2144,6 @@
                 <w:b/>
                 <w:bCs/>
                 <w:spacing w:val="-5"/>
-                <w:sz w:val="24"/>
-                <w:szCs w:val="24"/>
               </w:rPr>
               <w:t>)</w:t>
             </w:r>
@@ -2469,49 +2161,27 @@
               <w:spacing w:line="259" w:lineRule="auto"/>
               <w:rPr>
                 <w:color w:val="1F1F1F"/>
-                <w:sz w:val="24"/>
-                <w:szCs w:val="24"/>
-              </w:rPr>
-            </w:pPr>
-            <w:r>
-              <w:rPr>
-                <w:sz w:val="24"/>
-                <w:szCs w:val="24"/>
-              </w:rPr>
+              </w:rPr>
+            </w:pPr>
+            <w:r>
               <w:t xml:space="preserve">JVM </w:t>
             </w:r>
-            <w:proofErr w:type="spellStart"/>
             <w:r>
               <w:rPr>
                 <w:rFonts w:ascii="Shruti" w:hAnsi="Shruti" w:cs="Shruti"/>
-                <w:sz w:val="24"/>
-                <w:szCs w:val="24"/>
               </w:rPr>
               <w:t>શું</w:t>
             </w:r>
-            <w:proofErr w:type="spellEnd"/>
-            <w:r>
-              <w:rPr>
-                <w:sz w:val="24"/>
-                <w:szCs w:val="24"/>
-              </w:rPr>
+            <w:r>
               <w:t xml:space="preserve"> </w:t>
             </w:r>
-            <w:proofErr w:type="spellStart"/>
             <w:r>
               <w:rPr>
                 <w:rFonts w:ascii="Shruti" w:hAnsi="Shruti" w:cs="Shruti"/>
-                <w:sz w:val="24"/>
-                <w:szCs w:val="24"/>
               </w:rPr>
               <w:t>છે</w:t>
             </w:r>
-            <w:proofErr w:type="spellEnd"/>
-            <w:r>
-              <w:rPr>
-                <w:sz w:val="24"/>
-                <w:szCs w:val="24"/>
-              </w:rPr>
+            <w:r>
               <w:t xml:space="preserve">? </w:t>
             </w:r>
           </w:p>
@@ -2531,8 +2201,6 @@
                 <w:rFonts w:eastAsia="Nirmala UI"/>
                 <w:b/>
                 <w:bCs/>
-                <w:sz w:val="24"/>
-                <w:szCs w:val="24"/>
               </w:rPr>
             </w:pPr>
             <w:r>
@@ -2541,8 +2209,6 @@
                 <w:b/>
                 <w:bCs/>
                 <w:spacing w:val="-5"/>
-                <w:sz w:val="24"/>
-                <w:szCs w:val="24"/>
               </w:rPr>
               <w:t>૦૩</w:t>
             </w:r>
@@ -2561,10 +2227,6 @@
             <w:pPr>
               <w:pStyle w:val="TableParagraph"/>
               <w:shd w:val="clear" w:color="auto" w:fill="FFFFFF" w:themeFill="background1"/>
-              <w:rPr>
-                <w:sz w:val="24"/>
-                <w:szCs w:val="24"/>
-              </w:rPr>
             </w:pPr>
           </w:p>
         </w:tc>
@@ -2579,16 +2241,8 @@
               <w:spacing w:before="6" w:line="257" w:lineRule="exact"/>
               <w:ind w:left="9" w:right="1"/>
               <w:jc w:val="center"/>
-              <w:rPr>
-                <w:sz w:val="24"/>
-                <w:szCs w:val="24"/>
-              </w:rPr>
-            </w:pPr>
-            <w:r>
-              <w:rPr>
-                <w:sz w:val="24"/>
-                <w:szCs w:val="24"/>
-              </w:rPr>
+            </w:pPr>
+            <w:r>
               <w:t>(b)</w:t>
             </w:r>
           </w:p>
@@ -2603,16 +2257,8 @@
               <w:autoSpaceDE/>
               <w:autoSpaceDN/>
               <w:spacing w:line="259" w:lineRule="auto"/>
-              <w:rPr>
-                <w:sz w:val="24"/>
-                <w:szCs w:val="24"/>
-              </w:rPr>
-            </w:pPr>
-            <w:r>
-              <w:rPr>
-                <w:sz w:val="24"/>
-                <w:szCs w:val="24"/>
-              </w:rPr>
+            </w:pPr>
+            <w:r>
               <w:t xml:space="preserve">Differentiate JDK, JRE, JVM. </w:t>
             </w:r>
           </w:p>
@@ -2630,16 +2276,12 @@
               <w:jc w:val="center"/>
               <w:rPr>
                 <w:b/>
-                <w:sz w:val="24"/>
-                <w:szCs w:val="24"/>
-              </w:rPr>
-            </w:pPr>
-            <w:r>
-              <w:rPr>
-                <w:b/>
-                <w:spacing w:val="-5"/>
-                <w:sz w:val="24"/>
-                <w:szCs w:val="24"/>
+              </w:rPr>
+            </w:pPr>
+            <w:r>
+              <w:rPr>
+                <w:b/>
+                <w:spacing w:val="-5"/>
               </w:rPr>
               <w:t>04</w:t>
             </w:r>
@@ -2658,10 +2300,6 @@
             <w:pPr>
               <w:pStyle w:val="TableParagraph"/>
               <w:shd w:val="clear" w:color="auto" w:fill="FFFFFF" w:themeFill="background1"/>
-              <w:rPr>
-                <w:sz w:val="24"/>
-                <w:szCs w:val="24"/>
-              </w:rPr>
             </w:pPr>
           </w:p>
         </w:tc>
@@ -2675,16 +2313,10 @@
               <w:shd w:val="clear" w:color="auto" w:fill="FFFFFF" w:themeFill="background1"/>
               <w:ind w:left="9" w:right="1"/>
               <w:jc w:val="center"/>
-              <w:rPr>
-                <w:sz w:val="24"/>
-                <w:szCs w:val="24"/>
-              </w:rPr>
-            </w:pPr>
-            <w:r>
-              <w:rPr>
-                <w:spacing w:val="-5"/>
-                <w:sz w:val="24"/>
-                <w:szCs w:val="24"/>
+            </w:pPr>
+            <w:r>
+              <w:rPr>
+                <w:spacing w:val="-5"/>
               </w:rPr>
               <w:t>(</w:t>
             </w:r>
@@ -2692,16 +2324,12 @@
               <w:rPr>
                 <w:rFonts w:ascii="Shruti" w:eastAsia="Nirmala UI" w:hAnsi="Shruti" w:cs="Shruti"/>
                 <w:spacing w:val="-5"/>
-                <w:sz w:val="24"/>
-                <w:szCs w:val="24"/>
               </w:rPr>
               <w:t>બ</w:t>
             </w:r>
             <w:r>
               <w:rPr>
                 <w:spacing w:val="-5"/>
-                <w:sz w:val="24"/>
-                <w:szCs w:val="24"/>
               </w:rPr>
               <w:t>)</w:t>
             </w:r>
@@ -2712,68 +2340,34 @@
             <w:tcW w:w="7682" w:type="dxa"/>
           </w:tcPr>
           <w:p>
-            <w:pPr>
-              <w:rPr>
-                <w:sz w:val="24"/>
-                <w:szCs w:val="24"/>
-              </w:rPr>
-            </w:pPr>
-            <w:r>
-              <w:rPr>
-                <w:sz w:val="24"/>
-                <w:szCs w:val="24"/>
-              </w:rPr>
+            <w:r>
               <w:t xml:space="preserve">JDK, JRE, JVM </w:t>
             </w:r>
-            <w:proofErr w:type="spellStart"/>
             <w:r>
               <w:rPr>
                 <w:rFonts w:ascii="Shruti" w:hAnsi="Shruti" w:cs="Shruti"/>
-                <w:sz w:val="24"/>
-                <w:szCs w:val="24"/>
               </w:rPr>
               <w:t>માં</w:t>
             </w:r>
-            <w:proofErr w:type="spellEnd"/>
-            <w:r>
-              <w:rPr>
-                <w:sz w:val="24"/>
-                <w:szCs w:val="24"/>
-              </w:rPr>
+            <w:r>
               <w:t xml:space="preserve"> </w:t>
             </w:r>
-            <w:proofErr w:type="spellStart"/>
             <w:r>
               <w:rPr>
                 <w:rFonts w:ascii="Shruti" w:hAnsi="Shruti" w:cs="Shruti"/>
-                <w:sz w:val="24"/>
-                <w:szCs w:val="24"/>
               </w:rPr>
               <w:t>ફરક</w:t>
             </w:r>
-            <w:proofErr w:type="spellEnd"/>
-            <w:r>
-              <w:rPr>
-                <w:sz w:val="24"/>
-                <w:szCs w:val="24"/>
-              </w:rPr>
+            <w:r>
               <w:t xml:space="preserve"> </w:t>
             </w:r>
-            <w:proofErr w:type="spellStart"/>
             <w:r>
               <w:rPr>
                 <w:rFonts w:ascii="Shruti" w:hAnsi="Shruti" w:cs="Shruti"/>
-                <w:sz w:val="24"/>
-                <w:szCs w:val="24"/>
               </w:rPr>
               <w:t>સમજાવો</w:t>
             </w:r>
-            <w:proofErr w:type="spellEnd"/>
-            <w:r>
-              <w:rPr>
-                <w:sz w:val="24"/>
-                <w:szCs w:val="24"/>
-              </w:rPr>
+            <w:r>
               <w:t>.</w:t>
             </w:r>
           </w:p>
@@ -2790,16 +2384,12 @@
               <w:jc w:val="center"/>
               <w:rPr>
                 <w:rFonts w:eastAsia="Nirmala UI"/>
-                <w:sz w:val="24"/>
-                <w:szCs w:val="24"/>
               </w:rPr>
             </w:pPr>
             <w:r>
               <w:rPr>
                 <w:rFonts w:ascii="Shruti" w:eastAsia="Nirmala UI" w:hAnsi="Shruti" w:cs="Shruti"/>
                 <w:spacing w:val="-5"/>
-                <w:sz w:val="24"/>
-                <w:szCs w:val="24"/>
               </w:rPr>
               <w:t>૦૪</w:t>
             </w:r>
@@ -2818,10 +2408,6 @@
             <w:pPr>
               <w:pStyle w:val="TableParagraph"/>
               <w:shd w:val="clear" w:color="auto" w:fill="FFFFFF" w:themeFill="background1"/>
-              <w:rPr>
-                <w:sz w:val="24"/>
-                <w:szCs w:val="24"/>
-              </w:rPr>
             </w:pPr>
           </w:p>
         </w:tc>
@@ -2838,16 +2424,12 @@
               <w:jc w:val="center"/>
               <w:rPr>
                 <w:b/>
-                <w:sz w:val="24"/>
-                <w:szCs w:val="24"/>
-              </w:rPr>
-            </w:pPr>
-            <w:r>
-              <w:rPr>
-                <w:b/>
-                <w:spacing w:val="-5"/>
-                <w:sz w:val="24"/>
-                <w:szCs w:val="24"/>
+              </w:rPr>
+            </w:pPr>
+            <w:r>
+              <w:rPr>
+                <w:b/>
+                <w:spacing w:val="-5"/>
               </w:rPr>
               <w:t>(c)</w:t>
             </w:r>
@@ -2862,163 +2444,73 @@
               <w:pStyle w:val="TableParagraph"/>
               <w:shd w:val="clear" w:color="auto" w:fill="FFFFFF" w:themeFill="background1"/>
               <w:spacing w:before="39" w:line="270" w:lineRule="atLeast"/>
-              <w:rPr>
-                <w:sz w:val="24"/>
-                <w:szCs w:val="24"/>
-              </w:rPr>
-            </w:pPr>
-            <w:r>
-              <w:rPr>
-                <w:sz w:val="24"/>
-                <w:szCs w:val="24"/>
-              </w:rPr>
+            </w:pPr>
+            <w:r>
               <w:t>Write</w:t>
             </w:r>
             <w:r>
-              <w:rPr>
-                <w:sz w:val="24"/>
-                <w:szCs w:val="24"/>
-              </w:rPr>
               <w:t xml:space="preserve"> </w:t>
             </w:r>
             <w:r>
-              <w:rPr>
-                <w:sz w:val="24"/>
-                <w:szCs w:val="24"/>
-              </w:rPr>
               <w:t>a</w:t>
             </w:r>
             <w:r>
-              <w:rPr>
-                <w:sz w:val="24"/>
-                <w:szCs w:val="24"/>
-              </w:rPr>
               <w:t xml:space="preserve"> </w:t>
             </w:r>
             <w:r>
-              <w:rPr>
-                <w:sz w:val="24"/>
-                <w:szCs w:val="24"/>
-              </w:rPr>
               <w:t>Menu</w:t>
             </w:r>
             <w:r>
-              <w:rPr>
-                <w:sz w:val="24"/>
-                <w:szCs w:val="24"/>
-              </w:rPr>
               <w:t xml:space="preserve"> </w:t>
             </w:r>
             <w:r>
-              <w:rPr>
-                <w:sz w:val="24"/>
-                <w:szCs w:val="24"/>
-              </w:rPr>
               <w:t>Driven</w:t>
             </w:r>
             <w:r>
-              <w:rPr>
-                <w:sz w:val="24"/>
-                <w:szCs w:val="24"/>
-              </w:rPr>
               <w:t xml:space="preserve"> </w:t>
             </w:r>
             <w:r>
-              <w:rPr>
-                <w:sz w:val="24"/>
-                <w:szCs w:val="24"/>
-              </w:rPr>
               <w:t>Program</w:t>
             </w:r>
             <w:r>
-              <w:rPr>
-                <w:sz w:val="24"/>
-                <w:szCs w:val="24"/>
-              </w:rPr>
               <w:t xml:space="preserve"> </w:t>
             </w:r>
             <w:r>
-              <w:rPr>
-                <w:sz w:val="24"/>
-                <w:szCs w:val="24"/>
-              </w:rPr>
               <w:t>to</w:t>
             </w:r>
             <w:r>
-              <w:rPr>
-                <w:sz w:val="24"/>
-                <w:szCs w:val="24"/>
-              </w:rPr>
               <w:t xml:space="preserve"> </w:t>
             </w:r>
             <w:r>
-              <w:rPr>
-                <w:sz w:val="24"/>
-                <w:szCs w:val="24"/>
-              </w:rPr>
               <w:t>generate</w:t>
             </w:r>
             <w:r>
-              <w:rPr>
-                <w:sz w:val="24"/>
-                <w:szCs w:val="24"/>
-              </w:rPr>
               <w:t xml:space="preserve"> </w:t>
             </w:r>
             <w:r>
-              <w:rPr>
-                <w:sz w:val="24"/>
-                <w:szCs w:val="24"/>
-              </w:rPr>
               <w:t>calculator</w:t>
             </w:r>
             <w:r>
-              <w:rPr>
-                <w:sz w:val="24"/>
-                <w:szCs w:val="24"/>
-              </w:rPr>
               <w:t xml:space="preserve"> </w:t>
             </w:r>
             <w:r>
-              <w:rPr>
-                <w:sz w:val="24"/>
-                <w:szCs w:val="24"/>
-              </w:rPr>
               <w:t>using</w:t>
             </w:r>
             <w:r>
-              <w:rPr>
-                <w:sz w:val="24"/>
-                <w:szCs w:val="24"/>
-              </w:rPr>
               <w:t xml:space="preserve"> </w:t>
             </w:r>
             <w:r>
-              <w:rPr>
-                <w:sz w:val="24"/>
-                <w:szCs w:val="24"/>
-              </w:rPr>
               <w:t>switch</w:t>
             </w:r>
             <w:r>
-              <w:rPr>
-                <w:sz w:val="24"/>
-                <w:szCs w:val="24"/>
-              </w:rPr>
               <w:t xml:space="preserve"> </w:t>
             </w:r>
             <w:r>
-              <w:rPr>
-                <w:sz w:val="24"/>
-                <w:szCs w:val="24"/>
-              </w:rPr>
               <w:t>case statement</w:t>
             </w:r>
             <w:r>
               <w:rPr>
                 <w:spacing w:val="-2"/>
-                <w:sz w:val="24"/>
-                <w:szCs w:val="24"/>
               </w:rPr>
               <w:t>.</w:t>
             </w:r>
@@ -3037,16 +2529,12 @@
               <w:jc w:val="center"/>
               <w:rPr>
                 <w:b/>
-                <w:sz w:val="24"/>
-                <w:szCs w:val="24"/>
-              </w:rPr>
-            </w:pPr>
-            <w:r>
-              <w:rPr>
-                <w:b/>
-                <w:spacing w:val="-5"/>
-                <w:sz w:val="24"/>
-                <w:szCs w:val="24"/>
+              </w:rPr>
+            </w:pPr>
+            <w:r>
+              <w:rPr>
+                <w:b/>
+                <w:spacing w:val="-5"/>
               </w:rPr>
               <w:t>07</w:t>
             </w:r>
@@ -3065,10 +2553,6 @@
             <w:pPr>
               <w:pStyle w:val="TableParagraph"/>
               <w:shd w:val="clear" w:color="auto" w:fill="FFFFFF" w:themeFill="background1"/>
-              <w:rPr>
-                <w:sz w:val="24"/>
-                <w:szCs w:val="24"/>
-              </w:rPr>
             </w:pPr>
           </w:p>
         </w:tc>
@@ -3082,16 +2566,10 @@
               <w:shd w:val="clear" w:color="auto" w:fill="FFFFFF" w:themeFill="background1"/>
               <w:ind w:left="9" w:right="1"/>
               <w:jc w:val="center"/>
-              <w:rPr>
-                <w:sz w:val="24"/>
-                <w:szCs w:val="24"/>
-              </w:rPr>
-            </w:pPr>
-            <w:r>
-              <w:rPr>
-                <w:spacing w:val="-5"/>
-                <w:sz w:val="24"/>
-                <w:szCs w:val="24"/>
+            </w:pPr>
+            <w:r>
+              <w:rPr>
+                <w:spacing w:val="-5"/>
               </w:rPr>
               <w:t>(</w:t>
             </w:r>
@@ -3099,16 +2577,12 @@
               <w:rPr>
                 <w:rFonts w:ascii="Shruti" w:eastAsia="Nirmala UI" w:hAnsi="Shruti" w:cs="Shruti"/>
                 <w:spacing w:val="-5"/>
-                <w:sz w:val="24"/>
-                <w:szCs w:val="24"/>
               </w:rPr>
               <w:t>ક</w:t>
             </w:r>
             <w:r>
               <w:rPr>
                 <w:spacing w:val="-5"/>
-                <w:sz w:val="24"/>
-                <w:szCs w:val="24"/>
               </w:rPr>
               <w:t>)</w:t>
             </w:r>
@@ -3126,8 +2600,8 @@
               <w:rPr>
                 <w:rFonts w:ascii="Times New Roman" w:hAnsi="Times New Roman" w:cs="Times New Roman"/>
                 <w:color w:val="1F1F1F"/>
-                <w:sz w:val="24"/>
-                <w:szCs w:val="24"/>
+                <w:sz w:val="22"/>
+                <w:szCs w:val="22"/>
               </w:rPr>
             </w:pPr>
             <w:r>
@@ -3135,8 +2609,8 @@
                 <w:rStyle w:val="y2iqfc"/>
                 <w:rFonts w:ascii="Shruti" w:hAnsi="Shruti" w:cs="Shruti" w:hint="cs"/>
                 <w:color w:val="1F1F1F"/>
-                <w:sz w:val="24"/>
-                <w:szCs w:val="24"/>
+                <w:sz w:val="22"/>
+                <w:szCs w:val="22"/>
                 <w:cs/>
                 <w:lang w:bidi="gu-IN"/>
               </w:rPr>
@@ -3147,8 +2621,8 @@
                 <w:rStyle w:val="y2iqfc"/>
                 <w:rFonts w:ascii="Times New Roman" w:hAnsi="Times New Roman" w:cs="Times New Roman"/>
                 <w:color w:val="1F1F1F"/>
-                <w:sz w:val="24"/>
-                <w:szCs w:val="24"/>
+                <w:sz w:val="22"/>
+                <w:szCs w:val="22"/>
                 <w:cs/>
                 <w:lang w:bidi="gu-IN"/>
               </w:rPr>
@@ -3159,8 +2633,8 @@
                 <w:rStyle w:val="y2iqfc"/>
                 <w:rFonts w:ascii="Shruti" w:hAnsi="Shruti" w:cs="Shruti" w:hint="cs"/>
                 <w:color w:val="1F1F1F"/>
-                <w:sz w:val="24"/>
-                <w:szCs w:val="24"/>
+                <w:sz w:val="22"/>
+                <w:szCs w:val="22"/>
                 <w:cs/>
                 <w:lang w:bidi="gu-IN"/>
               </w:rPr>
@@ -3171,8 +2645,8 @@
                 <w:rStyle w:val="y2iqfc"/>
                 <w:rFonts w:ascii="Times New Roman" w:hAnsi="Times New Roman" w:cs="Times New Roman"/>
                 <w:color w:val="1F1F1F"/>
-                <w:sz w:val="24"/>
-                <w:szCs w:val="24"/>
+                <w:sz w:val="22"/>
+                <w:szCs w:val="22"/>
                 <w:cs/>
                 <w:lang w:bidi="gu-IN"/>
               </w:rPr>
@@ -3183,8 +2657,8 @@
                 <w:rStyle w:val="y2iqfc"/>
                 <w:rFonts w:ascii="Shruti" w:hAnsi="Shruti" w:cs="Shruti" w:hint="cs"/>
                 <w:color w:val="1F1F1F"/>
-                <w:sz w:val="24"/>
-                <w:szCs w:val="24"/>
+                <w:sz w:val="22"/>
+                <w:szCs w:val="22"/>
                 <w:cs/>
                 <w:lang w:bidi="gu-IN"/>
               </w:rPr>
@@ -3195,8 +2669,8 @@
                 <w:rStyle w:val="y2iqfc"/>
                 <w:rFonts w:ascii="Times New Roman" w:hAnsi="Times New Roman" w:cs="Times New Roman"/>
                 <w:color w:val="1F1F1F"/>
-                <w:sz w:val="24"/>
-                <w:szCs w:val="24"/>
+                <w:sz w:val="22"/>
+                <w:szCs w:val="22"/>
                 <w:cs/>
                 <w:lang w:bidi="gu-IN"/>
               </w:rPr>
@@ -3207,8 +2681,8 @@
                 <w:rStyle w:val="y2iqfc"/>
                 <w:rFonts w:ascii="Shruti" w:hAnsi="Shruti" w:cs="Shruti" w:hint="cs"/>
                 <w:color w:val="1F1F1F"/>
-                <w:sz w:val="24"/>
-                <w:szCs w:val="24"/>
+                <w:sz w:val="22"/>
+                <w:szCs w:val="22"/>
                 <w:cs/>
                 <w:lang w:bidi="gu-IN"/>
               </w:rPr>
@@ -3219,8 +2693,8 @@
                 <w:rStyle w:val="y2iqfc"/>
                 <w:rFonts w:ascii="Times New Roman" w:hAnsi="Times New Roman" w:cs="Times New Roman"/>
                 <w:color w:val="1F1F1F"/>
-                <w:sz w:val="24"/>
-                <w:szCs w:val="24"/>
+                <w:sz w:val="22"/>
+                <w:szCs w:val="22"/>
                 <w:cs/>
                 <w:lang w:bidi="gu-IN"/>
               </w:rPr>
@@ -3231,8 +2705,8 @@
                 <w:rStyle w:val="y2iqfc"/>
                 <w:rFonts w:ascii="Shruti" w:hAnsi="Shruti" w:cs="Shruti" w:hint="cs"/>
                 <w:color w:val="1F1F1F"/>
-                <w:sz w:val="24"/>
-                <w:szCs w:val="24"/>
+                <w:sz w:val="22"/>
+                <w:szCs w:val="22"/>
                 <w:cs/>
                 <w:lang w:bidi="gu-IN"/>
               </w:rPr>
@@ -3243,8 +2717,8 @@
                 <w:rStyle w:val="y2iqfc"/>
                 <w:rFonts w:ascii="Times New Roman" w:hAnsi="Times New Roman" w:cs="Times New Roman"/>
                 <w:color w:val="1F1F1F"/>
-                <w:sz w:val="24"/>
-                <w:szCs w:val="24"/>
+                <w:sz w:val="22"/>
+                <w:szCs w:val="22"/>
                 <w:cs/>
                 <w:lang w:bidi="gu-IN"/>
               </w:rPr>
@@ -3255,8 +2729,8 @@
                 <w:rStyle w:val="y2iqfc"/>
                 <w:rFonts w:ascii="Shruti" w:hAnsi="Shruti" w:cs="Shruti" w:hint="cs"/>
                 <w:color w:val="1F1F1F"/>
-                <w:sz w:val="24"/>
-                <w:szCs w:val="24"/>
+                <w:sz w:val="22"/>
+                <w:szCs w:val="22"/>
                 <w:cs/>
                 <w:lang w:bidi="gu-IN"/>
               </w:rPr>
@@ -3267,8 +2741,8 @@
                 <w:rStyle w:val="y2iqfc"/>
                 <w:rFonts w:ascii="Times New Roman" w:hAnsi="Times New Roman" w:cs="Times New Roman"/>
                 <w:color w:val="1F1F1F"/>
-                <w:sz w:val="24"/>
-                <w:szCs w:val="24"/>
+                <w:sz w:val="22"/>
+                <w:szCs w:val="22"/>
                 <w:cs/>
                 <w:lang w:bidi="gu-IN"/>
               </w:rPr>
@@ -3279,8 +2753,8 @@
                 <w:rStyle w:val="y2iqfc"/>
                 <w:rFonts w:ascii="Shruti" w:hAnsi="Shruti" w:cs="Shruti" w:hint="cs"/>
                 <w:color w:val="1F1F1F"/>
-                <w:sz w:val="24"/>
-                <w:szCs w:val="24"/>
+                <w:sz w:val="22"/>
+                <w:szCs w:val="22"/>
                 <w:cs/>
                 <w:lang w:bidi="gu-IN"/>
               </w:rPr>
@@ -3291,8 +2765,8 @@
                 <w:rStyle w:val="y2iqfc"/>
                 <w:rFonts w:ascii="Times New Roman" w:hAnsi="Times New Roman" w:cs="Times New Roman"/>
                 <w:color w:val="1F1F1F"/>
-                <w:sz w:val="24"/>
-                <w:szCs w:val="24"/>
+                <w:sz w:val="22"/>
+                <w:szCs w:val="22"/>
                 <w:cs/>
                 <w:lang w:bidi="gu-IN"/>
               </w:rPr>
@@ -3303,8 +2777,8 @@
                 <w:rStyle w:val="y2iqfc"/>
                 <w:rFonts w:ascii="Shruti" w:hAnsi="Shruti" w:cs="Shruti" w:hint="cs"/>
                 <w:color w:val="1F1F1F"/>
-                <w:sz w:val="24"/>
-                <w:szCs w:val="24"/>
+                <w:sz w:val="22"/>
+                <w:szCs w:val="22"/>
                 <w:cs/>
                 <w:lang w:bidi="gu-IN"/>
               </w:rPr>
@@ -3315,8 +2789,8 @@
                 <w:rStyle w:val="y2iqfc"/>
                 <w:rFonts w:ascii="Times New Roman" w:hAnsi="Times New Roman" w:cs="Times New Roman"/>
                 <w:color w:val="1F1F1F"/>
-                <w:sz w:val="24"/>
-                <w:szCs w:val="24"/>
+                <w:sz w:val="22"/>
+                <w:szCs w:val="22"/>
                 <w:cs/>
                 <w:lang w:bidi="gu-IN"/>
               </w:rPr>
@@ -3327,8 +2801,8 @@
                 <w:rStyle w:val="y2iqfc"/>
                 <w:rFonts w:ascii="Shruti" w:hAnsi="Shruti" w:cs="Shruti" w:hint="cs"/>
                 <w:color w:val="1F1F1F"/>
-                <w:sz w:val="24"/>
-                <w:szCs w:val="24"/>
+                <w:sz w:val="22"/>
+                <w:szCs w:val="22"/>
                 <w:cs/>
                 <w:lang w:bidi="gu-IN"/>
               </w:rPr>
@@ -3339,8 +2813,8 @@
                 <w:rStyle w:val="y2iqfc"/>
                 <w:rFonts w:ascii="Times New Roman" w:hAnsi="Times New Roman" w:cs="Times New Roman"/>
                 <w:color w:val="1F1F1F"/>
-                <w:sz w:val="24"/>
-                <w:szCs w:val="24"/>
+                <w:sz w:val="22"/>
+                <w:szCs w:val="22"/>
                 <w:cs/>
                 <w:lang w:bidi="gu-IN"/>
               </w:rPr>
@@ -3351,8 +2825,8 @@
                 <w:rStyle w:val="y2iqfc"/>
                 <w:rFonts w:ascii="Shruti" w:hAnsi="Shruti" w:cs="Shruti" w:hint="cs"/>
                 <w:color w:val="1F1F1F"/>
-                <w:sz w:val="24"/>
-                <w:szCs w:val="24"/>
+                <w:sz w:val="22"/>
+                <w:szCs w:val="22"/>
                 <w:cs/>
                 <w:lang w:bidi="gu-IN"/>
               </w:rPr>
@@ -3363,8 +2837,8 @@
                 <w:rStyle w:val="y2iqfc"/>
                 <w:rFonts w:ascii="Times New Roman" w:hAnsi="Times New Roman" w:cs="Times New Roman"/>
                 <w:color w:val="1F1F1F"/>
-                <w:sz w:val="24"/>
-                <w:szCs w:val="24"/>
+                <w:sz w:val="22"/>
+                <w:szCs w:val="22"/>
                 <w:cs/>
                 <w:lang w:bidi="gu-IN"/>
               </w:rPr>
@@ -3375,8 +2849,8 @@
                 <w:rStyle w:val="y2iqfc"/>
                 <w:rFonts w:ascii="Shruti" w:hAnsi="Shruti" w:cs="Shruti" w:hint="cs"/>
                 <w:color w:val="1F1F1F"/>
-                <w:sz w:val="24"/>
-                <w:szCs w:val="24"/>
+                <w:sz w:val="22"/>
+                <w:szCs w:val="22"/>
                 <w:cs/>
                 <w:lang w:bidi="gu-IN"/>
               </w:rPr>
@@ -3387,8 +2861,8 @@
                 <w:rStyle w:val="y2iqfc"/>
                 <w:rFonts w:ascii="Times New Roman" w:hAnsi="Times New Roman" w:cs="Times New Roman"/>
                 <w:color w:val="1F1F1F"/>
-                <w:sz w:val="24"/>
-                <w:szCs w:val="24"/>
+                <w:sz w:val="22"/>
+                <w:szCs w:val="22"/>
                 <w:cs/>
                 <w:lang w:bidi="gu-IN"/>
               </w:rPr>
@@ -3399,8 +2873,8 @@
                 <w:rStyle w:val="y2iqfc"/>
                 <w:rFonts w:ascii="Shruti" w:hAnsi="Shruti" w:cs="Shruti" w:hint="cs"/>
                 <w:color w:val="1F1F1F"/>
-                <w:sz w:val="24"/>
-                <w:szCs w:val="24"/>
+                <w:sz w:val="22"/>
+                <w:szCs w:val="22"/>
                 <w:cs/>
                 <w:lang w:bidi="gu-IN"/>
               </w:rPr>
@@ -3411,8 +2885,8 @@
                 <w:rStyle w:val="y2iqfc"/>
                 <w:rFonts w:ascii="Times New Roman" w:hAnsi="Times New Roman" w:cs="Times New Roman"/>
                 <w:color w:val="1F1F1F"/>
-                <w:sz w:val="24"/>
-                <w:szCs w:val="24"/>
+                <w:sz w:val="22"/>
+                <w:szCs w:val="22"/>
                 <w:cs/>
                 <w:lang w:bidi="gu-IN"/>
               </w:rPr>
@@ -3423,8 +2897,8 @@
                 <w:rStyle w:val="y2iqfc"/>
                 <w:rFonts w:ascii="Shruti" w:hAnsi="Shruti" w:cs="Shruti" w:hint="cs"/>
                 <w:color w:val="1F1F1F"/>
-                <w:sz w:val="24"/>
-                <w:szCs w:val="24"/>
+                <w:sz w:val="22"/>
+                <w:szCs w:val="22"/>
                 <w:cs/>
                 <w:lang w:bidi="gu-IN"/>
               </w:rPr>
@@ -3435,8 +2909,8 @@
                 <w:rStyle w:val="y2iqfc"/>
                 <w:rFonts w:ascii="Times New Roman" w:hAnsi="Times New Roman" w:cs="Times New Roman"/>
                 <w:color w:val="1F1F1F"/>
-                <w:sz w:val="24"/>
-                <w:szCs w:val="24"/>
+                <w:sz w:val="22"/>
+                <w:szCs w:val="22"/>
                 <w:cs/>
                 <w:lang w:bidi="gu-IN"/>
               </w:rPr>
@@ -3456,16 +2930,12 @@
               <w:jc w:val="center"/>
               <w:rPr>
                 <w:rFonts w:eastAsia="Nirmala UI"/>
-                <w:sz w:val="24"/>
-                <w:szCs w:val="24"/>
               </w:rPr>
             </w:pPr>
             <w:r>
               <w:rPr>
                 <w:rFonts w:ascii="Shruti" w:eastAsia="Nirmala UI" w:hAnsi="Shruti" w:cs="Shruti"/>
                 <w:spacing w:val="-5"/>
-                <w:sz w:val="24"/>
-                <w:szCs w:val="24"/>
               </w:rPr>
               <w:t>૦૭</w:t>
             </w:r>
@@ -3484,10 +2954,6 @@
             <w:pPr>
               <w:pStyle w:val="TableParagraph"/>
               <w:shd w:val="clear" w:color="auto" w:fill="FFFFFF" w:themeFill="background1"/>
-              <w:rPr>
-                <w:sz w:val="24"/>
-                <w:szCs w:val="24"/>
-              </w:rPr>
             </w:pPr>
           </w:p>
         </w:tc>
@@ -3499,10 +2965,6 @@
             <w:pPr>
               <w:pStyle w:val="TableParagraph"/>
               <w:shd w:val="clear" w:color="auto" w:fill="FFFFFF" w:themeFill="background1"/>
-              <w:rPr>
-                <w:sz w:val="24"/>
-                <w:szCs w:val="24"/>
-              </w:rPr>
             </w:pPr>
           </w:p>
         </w:tc>
@@ -3519,16 +2981,12 @@
               <w:jc w:val="center"/>
               <w:rPr>
                 <w:b/>
-                <w:sz w:val="24"/>
-                <w:szCs w:val="24"/>
-              </w:rPr>
-            </w:pPr>
-            <w:r>
-              <w:rPr>
-                <w:b/>
-                <w:spacing w:val="-5"/>
-                <w:sz w:val="24"/>
-                <w:szCs w:val="24"/>
+              </w:rPr>
+            </w:pPr>
+            <w:r>
+              <w:rPr>
+                <w:b/>
+                <w:spacing w:val="-5"/>
               </w:rPr>
               <w:t>OR</w:t>
             </w:r>
@@ -3542,10 +3000,6 @@
             <w:pPr>
               <w:pStyle w:val="TableParagraph"/>
               <w:shd w:val="clear" w:color="auto" w:fill="FFFFFF" w:themeFill="background1"/>
-              <w:rPr>
-                <w:sz w:val="24"/>
-                <w:szCs w:val="24"/>
-              </w:rPr>
             </w:pPr>
           </w:p>
         </w:tc>
@@ -3567,16 +3021,12 @@
               <w:jc w:val="center"/>
               <w:rPr>
                 <w:b/>
-                <w:sz w:val="24"/>
-                <w:szCs w:val="24"/>
-              </w:rPr>
-            </w:pPr>
-            <w:r>
-              <w:rPr>
-                <w:b/>
-                <w:spacing w:val="-5"/>
-                <w:sz w:val="24"/>
-                <w:szCs w:val="24"/>
+              </w:rPr>
+            </w:pPr>
+            <w:r>
+              <w:rPr>
+                <w:b/>
+                <w:spacing w:val="-5"/>
               </w:rPr>
               <w:t>Q.2</w:t>
             </w:r>
@@ -3595,16 +3045,12 @@
               <w:jc w:val="center"/>
               <w:rPr>
                 <w:b/>
-                <w:sz w:val="24"/>
-                <w:szCs w:val="24"/>
-              </w:rPr>
-            </w:pPr>
-            <w:r>
-              <w:rPr>
-                <w:b/>
-                <w:spacing w:val="-5"/>
-                <w:sz w:val="24"/>
-                <w:szCs w:val="24"/>
+              </w:rPr>
+            </w:pPr>
+            <w:r>
+              <w:rPr>
+                <w:b/>
+                <w:spacing w:val="-5"/>
               </w:rPr>
               <w:t>(a)</w:t>
             </w:r>
@@ -3620,16 +3066,8 @@
               <w:autoSpaceDE/>
               <w:autoSpaceDN/>
               <w:spacing w:line="259" w:lineRule="auto"/>
-              <w:rPr>
-                <w:sz w:val="24"/>
-                <w:szCs w:val="24"/>
-              </w:rPr>
-            </w:pPr>
-            <w:r>
-              <w:rPr>
-                <w:sz w:val="24"/>
-                <w:szCs w:val="24"/>
-              </w:rPr>
+            </w:pPr>
+            <w:r>
               <w:t xml:space="preserve">What is bytecode? </w:t>
             </w:r>
           </w:p>
@@ -3647,16 +3085,12 @@
               <w:jc w:val="center"/>
               <w:rPr>
                 <w:b/>
-                <w:sz w:val="24"/>
-                <w:szCs w:val="24"/>
-              </w:rPr>
-            </w:pPr>
-            <w:r>
-              <w:rPr>
-                <w:b/>
-                <w:spacing w:val="-5"/>
-                <w:sz w:val="24"/>
-                <w:szCs w:val="24"/>
+              </w:rPr>
+            </w:pPr>
+            <w:r>
+              <w:rPr>
+                <w:b/>
+                <w:spacing w:val="-5"/>
               </w:rPr>
               <w:t>03</w:t>
             </w:r>
@@ -3681,8 +3115,6 @@
               <w:rPr>
                 <w:b/>
                 <w:bCs/>
-                <w:sz w:val="24"/>
-                <w:szCs w:val="24"/>
               </w:rPr>
             </w:pPr>
           </w:p>
@@ -3698,16 +3130,10 @@
               <w:spacing w:before="35" w:line="316" w:lineRule="exact"/>
               <w:ind w:left="9" w:right="1"/>
               <w:jc w:val="center"/>
-              <w:rPr>
-                <w:sz w:val="24"/>
-                <w:szCs w:val="24"/>
-              </w:rPr>
-            </w:pPr>
-            <w:r>
-              <w:rPr>
-                <w:spacing w:val="-5"/>
-                <w:sz w:val="24"/>
-                <w:szCs w:val="24"/>
+            </w:pPr>
+            <w:r>
+              <w:rPr>
+                <w:spacing w:val="-5"/>
               </w:rPr>
               <w:t>(</w:t>
             </w:r>
@@ -3715,16 +3141,12 @@
               <w:rPr>
                 <w:rFonts w:ascii="Shruti" w:hAnsi="Shruti" w:cs="Shruti"/>
                 <w:spacing w:val="-5"/>
-                <w:sz w:val="24"/>
-                <w:szCs w:val="24"/>
               </w:rPr>
               <w:t>અ</w:t>
             </w:r>
             <w:r>
               <w:rPr>
                 <w:spacing w:val="-5"/>
-                <w:sz w:val="24"/>
-                <w:szCs w:val="24"/>
               </w:rPr>
               <w:t>)</w:t>
             </w:r>
@@ -3740,50 +3162,26 @@
               <w:autoSpaceDE/>
               <w:autoSpaceDN/>
               <w:spacing w:line="259" w:lineRule="auto"/>
-              <w:rPr>
-                <w:sz w:val="24"/>
-                <w:szCs w:val="24"/>
-              </w:rPr>
-            </w:pPr>
-            <w:r>
-              <w:rPr>
-                <w:sz w:val="24"/>
-                <w:szCs w:val="24"/>
-              </w:rPr>
+            </w:pPr>
+            <w:r>
               <w:t xml:space="preserve">Bytecode </w:t>
             </w:r>
-            <w:proofErr w:type="spellStart"/>
             <w:r>
               <w:rPr>
                 <w:rFonts w:ascii="Shruti" w:hAnsi="Shruti" w:cs="Shruti"/>
-                <w:sz w:val="24"/>
-                <w:szCs w:val="24"/>
               </w:rPr>
               <w:t>શું</w:t>
             </w:r>
-            <w:proofErr w:type="spellEnd"/>
-            <w:r>
-              <w:rPr>
-                <w:sz w:val="24"/>
-                <w:szCs w:val="24"/>
-              </w:rPr>
+            <w:r>
               <w:t xml:space="preserve"> </w:t>
             </w:r>
-            <w:proofErr w:type="spellStart"/>
             <w:r>
               <w:rPr>
                 <w:rFonts w:ascii="Shruti" w:hAnsi="Shruti" w:cs="Shruti"/>
-                <w:sz w:val="24"/>
-                <w:szCs w:val="24"/>
               </w:rPr>
               <w:t>છે</w:t>
             </w:r>
-            <w:proofErr w:type="spellEnd"/>
-            <w:r>
-              <w:rPr>
-                <w:sz w:val="24"/>
-                <w:szCs w:val="24"/>
-              </w:rPr>
+            <w:r>
               <w:t xml:space="preserve">? </w:t>
             </w:r>
           </w:p>
@@ -3801,16 +3199,12 @@
               <w:jc w:val="center"/>
               <w:rPr>
                 <w:rFonts w:eastAsia="Nirmala UI"/>
-                <w:sz w:val="24"/>
-                <w:szCs w:val="24"/>
               </w:rPr>
             </w:pPr>
             <w:r>
               <w:rPr>
                 <w:rFonts w:ascii="Shruti" w:eastAsia="Nirmala UI" w:hAnsi="Shruti" w:cs="Shruti"/>
                 <w:spacing w:val="-5"/>
-                <w:sz w:val="24"/>
-                <w:szCs w:val="24"/>
               </w:rPr>
               <w:t>૦૩</w:t>
             </w:r>
@@ -3829,10 +3223,6 @@
             <w:pPr>
               <w:pStyle w:val="TableParagraph"/>
               <w:shd w:val="clear" w:color="auto" w:fill="FFFFFF" w:themeFill="background1"/>
-              <w:rPr>
-                <w:sz w:val="24"/>
-                <w:szCs w:val="24"/>
-              </w:rPr>
             </w:pPr>
           </w:p>
         </w:tc>
@@ -3849,16 +3239,12 @@
               <w:jc w:val="center"/>
               <w:rPr>
                 <w:b/>
-                <w:sz w:val="24"/>
-                <w:szCs w:val="24"/>
-              </w:rPr>
-            </w:pPr>
-            <w:r>
-              <w:rPr>
-                <w:b/>
-                <w:spacing w:val="-5"/>
-                <w:sz w:val="24"/>
-                <w:szCs w:val="24"/>
+              </w:rPr>
+            </w:pPr>
+            <w:r>
+              <w:rPr>
+                <w:b/>
+                <w:spacing w:val="-5"/>
               </w:rPr>
               <w:t>(b)</w:t>
             </w:r>
@@ -3874,16 +3260,8 @@
               <w:autoSpaceDE/>
               <w:autoSpaceDN/>
               <w:spacing w:line="259" w:lineRule="auto"/>
-              <w:rPr>
-                <w:sz w:val="24"/>
-                <w:szCs w:val="24"/>
-              </w:rPr>
-            </w:pPr>
-            <w:r>
-              <w:rPr>
-                <w:sz w:val="24"/>
-                <w:szCs w:val="24"/>
-              </w:rPr>
+            </w:pPr>
+            <w:r>
               <w:t xml:space="preserve">Explain types of operators. </w:t>
             </w:r>
           </w:p>
@@ -3901,16 +3279,12 @@
               <w:jc w:val="center"/>
               <w:rPr>
                 <w:b/>
-                <w:sz w:val="24"/>
-                <w:szCs w:val="24"/>
-              </w:rPr>
-            </w:pPr>
-            <w:r>
-              <w:rPr>
-                <w:b/>
-                <w:spacing w:val="-5"/>
-                <w:sz w:val="24"/>
-                <w:szCs w:val="24"/>
+              </w:rPr>
+            </w:pPr>
+            <w:r>
+              <w:rPr>
+                <w:b/>
+                <w:spacing w:val="-5"/>
               </w:rPr>
               <w:t>04</w:t>
             </w:r>
@@ -3929,10 +3303,6 @@
             <w:pPr>
               <w:pStyle w:val="TableParagraph"/>
               <w:shd w:val="clear" w:color="auto" w:fill="FFFFFF" w:themeFill="background1"/>
-              <w:rPr>
-                <w:sz w:val="24"/>
-                <w:szCs w:val="24"/>
-              </w:rPr>
             </w:pPr>
           </w:p>
         </w:tc>
@@ -3947,16 +3317,10 @@
               <w:spacing w:before="35" w:line="316" w:lineRule="exact"/>
               <w:ind w:left="9" w:right="1"/>
               <w:jc w:val="center"/>
-              <w:rPr>
-                <w:sz w:val="24"/>
-                <w:szCs w:val="24"/>
-              </w:rPr>
-            </w:pPr>
-            <w:r>
-              <w:rPr>
-                <w:spacing w:val="-5"/>
-                <w:sz w:val="24"/>
-                <w:szCs w:val="24"/>
+            </w:pPr>
+            <w:r>
+              <w:rPr>
+                <w:spacing w:val="-5"/>
               </w:rPr>
               <w:t>(</w:t>
             </w:r>
@@ -3964,16 +3328,12 @@
               <w:rPr>
                 <w:rFonts w:ascii="Shruti" w:hAnsi="Shruti" w:cs="Shruti"/>
                 <w:spacing w:val="-5"/>
-                <w:sz w:val="24"/>
-                <w:szCs w:val="24"/>
               </w:rPr>
               <w:t>બ</w:t>
             </w:r>
             <w:r>
               <w:rPr>
                 <w:spacing w:val="-5"/>
-                <w:sz w:val="24"/>
-                <w:szCs w:val="24"/>
               </w:rPr>
               <w:t>)</w:t>
             </w:r>
@@ -3984,68 +3344,34 @@
             <w:tcW w:w="7682" w:type="dxa"/>
           </w:tcPr>
           <w:p>
-            <w:pPr>
-              <w:rPr>
-                <w:sz w:val="24"/>
-                <w:szCs w:val="24"/>
-              </w:rPr>
-            </w:pPr>
-            <w:r>
-              <w:rPr>
-                <w:sz w:val="24"/>
-                <w:szCs w:val="24"/>
-              </w:rPr>
+            <w:r>
               <w:t xml:space="preserve">Operators </w:t>
             </w:r>
-            <w:proofErr w:type="spellStart"/>
             <w:r>
               <w:rPr>
                 <w:rFonts w:ascii="Shruti" w:hAnsi="Shruti" w:cs="Shruti"/>
-                <w:sz w:val="24"/>
-                <w:szCs w:val="24"/>
               </w:rPr>
               <w:t>ના</w:t>
             </w:r>
-            <w:proofErr w:type="spellEnd"/>
-            <w:r>
-              <w:rPr>
-                <w:sz w:val="24"/>
-                <w:szCs w:val="24"/>
-              </w:rPr>
+            <w:r>
               <w:t xml:space="preserve"> </w:t>
             </w:r>
-            <w:proofErr w:type="spellStart"/>
             <w:r>
               <w:rPr>
                 <w:rFonts w:ascii="Shruti" w:hAnsi="Shruti" w:cs="Shruti"/>
-                <w:sz w:val="24"/>
-                <w:szCs w:val="24"/>
               </w:rPr>
               <w:t>પ્રકાર</w:t>
             </w:r>
-            <w:proofErr w:type="spellEnd"/>
-            <w:r>
-              <w:rPr>
-                <w:sz w:val="24"/>
-                <w:szCs w:val="24"/>
-              </w:rPr>
+            <w:r>
               <w:t xml:space="preserve"> </w:t>
             </w:r>
-            <w:proofErr w:type="spellStart"/>
             <w:r>
               <w:rPr>
                 <w:rFonts w:ascii="Shruti" w:hAnsi="Shruti" w:cs="Shruti"/>
-                <w:sz w:val="24"/>
-                <w:szCs w:val="24"/>
               </w:rPr>
               <w:t>સમજાવો</w:t>
             </w:r>
-            <w:proofErr w:type="spellEnd"/>
-            <w:r>
-              <w:rPr>
-                <w:sz w:val="24"/>
-                <w:szCs w:val="24"/>
-              </w:rPr>
+            <w:r>
               <w:t xml:space="preserve">. </w:t>
             </w:r>
           </w:p>
@@ -4063,16 +3389,12 @@
               <w:jc w:val="center"/>
               <w:rPr>
                 <w:rFonts w:eastAsia="Nirmala UI"/>
-                <w:sz w:val="24"/>
-                <w:szCs w:val="24"/>
               </w:rPr>
             </w:pPr>
             <w:r>
               <w:rPr>
                 <w:rFonts w:ascii="Shruti" w:eastAsia="Nirmala UI" w:hAnsi="Shruti" w:cs="Shruti"/>
                 <w:spacing w:val="-5"/>
-                <w:sz w:val="24"/>
-                <w:szCs w:val="24"/>
               </w:rPr>
               <w:t>૦૪</w:t>
             </w:r>
@@ -4094,10 +3416,6 @@
               <w:spacing w:before="35" w:line="316" w:lineRule="exact"/>
               <w:ind w:left="9" w:right="1"/>
               <w:jc w:val="center"/>
-              <w:rPr>
-                <w:sz w:val="24"/>
-                <w:szCs w:val="24"/>
-              </w:rPr>
             </w:pPr>
           </w:p>
         </w:tc>
@@ -4114,16 +3432,12 @@
               <w:jc w:val="center"/>
               <w:rPr>
                 <w:b/>
-                <w:sz w:val="24"/>
-                <w:szCs w:val="24"/>
-              </w:rPr>
-            </w:pPr>
-            <w:r>
-              <w:rPr>
-                <w:b/>
-                <w:spacing w:val="-5"/>
-                <w:sz w:val="24"/>
-                <w:szCs w:val="24"/>
+              </w:rPr>
+            </w:pPr>
+            <w:r>
+              <w:rPr>
+                <w:b/>
+                <w:spacing w:val="-5"/>
               </w:rPr>
               <w:t>(c)</w:t>
             </w:r>
@@ -4131,16 +3445,10 @@
           <w:p>
             <w:pPr>
               <w:shd w:val="clear" w:color="auto" w:fill="FFFFFF" w:themeFill="background1"/>
-              <w:rPr>
-                <w:sz w:val="24"/>
-                <w:szCs w:val="24"/>
-              </w:rPr>
-            </w:pPr>
-            <w:r>
-              <w:rPr>
-                <w:spacing w:val="-5"/>
-                <w:sz w:val="24"/>
-                <w:szCs w:val="24"/>
+            </w:pPr>
+            <w:r>
+              <w:rPr>
+                <w:spacing w:val="-5"/>
               </w:rPr>
               <w:t xml:space="preserve">    (</w:t>
             </w:r>
@@ -4148,16 +3456,12 @@
               <w:rPr>
                 <w:rFonts w:ascii="Shruti" w:hAnsi="Shruti" w:cs="Shruti"/>
                 <w:spacing w:val="-5"/>
-                <w:sz w:val="24"/>
-                <w:szCs w:val="24"/>
               </w:rPr>
               <w:t>ક</w:t>
             </w:r>
             <w:r>
               <w:rPr>
                 <w:spacing w:val="-5"/>
-                <w:sz w:val="24"/>
-                <w:szCs w:val="24"/>
               </w:rPr>
               <w:t>)</w:t>
             </w:r>
@@ -4173,15 +3477,15 @@
               <w:shd w:val="clear" w:color="auto" w:fill="FFFFFF" w:themeFill="background1"/>
               <w:rPr>
                 <w:rFonts w:ascii="Times New Roman" w:hAnsi="Times New Roman" w:cs="Times New Roman"/>
-                <w:sz w:val="24"/>
-                <w:szCs w:val="24"/>
+                <w:sz w:val="22"/>
+                <w:szCs w:val="22"/>
               </w:rPr>
             </w:pPr>
             <w:r>
               <w:rPr>
                 <w:rFonts w:ascii="Times New Roman" w:hAnsi="Times New Roman" w:cs="Times New Roman"/>
-                <w:sz w:val="24"/>
-                <w:szCs w:val="24"/>
+                <w:sz w:val="22"/>
+                <w:szCs w:val="22"/>
               </w:rPr>
               <w:t>Explain control flow statements (if-else, switch, loops) with examples</w:t>
             </w:r>
@@ -4193,69 +3497,63 @@
               <w:rPr>
                 <w:rFonts w:ascii="Times New Roman" w:hAnsi="Times New Roman" w:cs="Times New Roman"/>
                 <w:color w:val="1F1F1F"/>
-                <w:sz w:val="24"/>
-                <w:szCs w:val="24"/>
+                <w:sz w:val="22"/>
+                <w:szCs w:val="22"/>
               </w:rPr>
             </w:pPr>
             <w:r>
               <w:rPr>
                 <w:rFonts w:ascii="Times New Roman" w:hAnsi="Times New Roman" w:cs="Times New Roman"/>
-                <w:sz w:val="24"/>
-                <w:szCs w:val="24"/>
+                <w:sz w:val="22"/>
+                <w:szCs w:val="22"/>
               </w:rPr>
               <w:t xml:space="preserve">Control flow statements (if-else, switch, loops) </w:t>
             </w:r>
-            <w:proofErr w:type="spellStart"/>
             <w:r>
               <w:rPr>
                 <w:rFonts w:ascii="Shruti" w:hAnsi="Shruti" w:cs="Shruti"/>
-                <w:sz w:val="24"/>
-                <w:szCs w:val="24"/>
+                <w:sz w:val="22"/>
+                <w:szCs w:val="22"/>
               </w:rPr>
               <w:t>ઉદાહરણ</w:t>
             </w:r>
-            <w:proofErr w:type="spellEnd"/>
             <w:r>
               <w:rPr>
                 <w:rFonts w:ascii="Times New Roman" w:hAnsi="Times New Roman" w:cs="Times New Roman"/>
-                <w:sz w:val="24"/>
-                <w:szCs w:val="24"/>
+                <w:sz w:val="22"/>
+                <w:szCs w:val="22"/>
               </w:rPr>
               <w:t xml:space="preserve"> </w:t>
             </w:r>
-            <w:proofErr w:type="spellStart"/>
             <w:r>
               <w:rPr>
                 <w:rFonts w:ascii="Shruti" w:hAnsi="Shruti" w:cs="Shruti"/>
-                <w:sz w:val="24"/>
-                <w:szCs w:val="24"/>
+                <w:sz w:val="22"/>
+                <w:szCs w:val="22"/>
               </w:rPr>
               <w:t>સાથે</w:t>
             </w:r>
-            <w:proofErr w:type="spellEnd"/>
             <w:r>
               <w:rPr>
                 <w:rFonts w:ascii="Times New Roman" w:hAnsi="Times New Roman" w:cs="Times New Roman"/>
-                <w:sz w:val="24"/>
-                <w:szCs w:val="24"/>
+                <w:sz w:val="22"/>
+                <w:szCs w:val="22"/>
               </w:rPr>
               <w:t xml:space="preserve"> </w:t>
             </w:r>
-            <w:proofErr w:type="spellStart"/>
             <w:r>
               <w:rPr>
                 <w:rFonts w:ascii="Shruti" w:hAnsi="Shruti" w:cs="Shruti"/>
-                <w:sz w:val="24"/>
-                <w:szCs w:val="24"/>
+                <w:sz w:val="22"/>
+                <w:szCs w:val="22"/>
               </w:rPr>
               <w:t>સમજાવો</w:t>
             </w:r>
-            <w:proofErr w:type="spellEnd"/>
             <w:r>
               <w:rPr>
                 <w:rFonts w:ascii="Times New Roman" w:hAnsi="Times New Roman" w:cs="Times New Roman"/>
-                <w:sz w:val="24"/>
-                <w:szCs w:val="24"/>
+                <w:sz w:val="22"/>
+                <w:szCs w:val="22"/>
               </w:rPr>
               <w:t>.</w:t>
             </w:r>
@@ -4275,16 +3573,12 @@
               <w:rPr>
                 <w:b/>
                 <w:spacing w:val="-5"/>
-                <w:sz w:val="24"/>
-                <w:szCs w:val="24"/>
-              </w:rPr>
-            </w:pPr>
-            <w:r>
-              <w:rPr>
-                <w:b/>
-                <w:spacing w:val="-5"/>
-                <w:sz w:val="24"/>
-                <w:szCs w:val="24"/>
+              </w:rPr>
+            </w:pPr>
+            <w:r>
+              <w:rPr>
+                <w:b/>
+                <w:spacing w:val="-5"/>
               </w:rPr>
               <w:t>07</w:t>
             </w:r>
@@ -4298,16 +3592,12 @@
               <w:jc w:val="center"/>
               <w:rPr>
                 <w:b/>
-                <w:sz w:val="24"/>
-                <w:szCs w:val="24"/>
               </w:rPr>
             </w:pPr>
             <w:r>
               <w:rPr>
                 <w:rFonts w:ascii="Shruti" w:eastAsia="Nirmala UI" w:hAnsi="Shruti" w:cs="Shruti"/>
                 <w:spacing w:val="-5"/>
-                <w:sz w:val="24"/>
-                <w:szCs w:val="24"/>
               </w:rPr>
               <w:t>૦૭</w:t>
             </w:r>
@@ -4326,10 +3616,6 @@
             <w:pPr>
               <w:pStyle w:val="TableParagraph"/>
               <w:shd w:val="clear" w:color="auto" w:fill="FFFFFF" w:themeFill="background1"/>
-              <w:rPr>
-                <w:sz w:val="24"/>
-                <w:szCs w:val="24"/>
-              </w:rPr>
             </w:pPr>
           </w:p>
         </w:tc>
@@ -4343,10 +3629,6 @@
               <w:shd w:val="clear" w:color="auto" w:fill="FFFFFF" w:themeFill="background1"/>
               <w:ind w:left="9" w:right="1"/>
               <w:jc w:val="center"/>
-              <w:rPr>
-                <w:sz w:val="24"/>
-                <w:szCs w:val="24"/>
-              </w:rPr>
             </w:pPr>
           </w:p>
         </w:tc>
@@ -4362,8 +3644,6 @@
               <w:ind w:left="114"/>
               <w:rPr>
                 <w:rFonts w:eastAsia="Cambria"/>
-                <w:sz w:val="24"/>
-                <w:szCs w:val="24"/>
               </w:rPr>
             </w:pPr>
           </w:p>
@@ -4380,8 +3660,6 @@
               <w:jc w:val="center"/>
               <w:rPr>
                 <w:rFonts w:eastAsia="Nirmala UI"/>
-                <w:sz w:val="24"/>
-                <w:szCs w:val="24"/>
               </w:rPr>
             </w:pPr>
           </w:p>
@@ -4403,15 +3681,11 @@
               <w:ind w:left="112"/>
               <w:rPr>
                 <w:b/>
-                <w:sz w:val="24"/>
-                <w:szCs w:val="24"/>
-              </w:rPr>
-            </w:pPr>
-            <w:r>
-              <w:rPr>
-                <w:b/>
-                <w:sz w:val="24"/>
-                <w:szCs w:val="24"/>
+              </w:rPr>
+            </w:pPr>
+            <w:r>
+              <w:rPr>
+                <w:b/>
               </w:rPr>
               <w:t xml:space="preserve">Q. </w:t>
             </w:r>
@@ -4419,8 +3693,6 @@
               <w:rPr>
                 <w:b/>
                 <w:spacing w:val="-10"/>
-                <w:sz w:val="24"/>
-                <w:szCs w:val="24"/>
               </w:rPr>
               <w:t>3</w:t>
             </w:r>
@@ -4439,16 +3711,12 @@
               <w:jc w:val="center"/>
               <w:rPr>
                 <w:b/>
-                <w:sz w:val="24"/>
-                <w:szCs w:val="24"/>
-              </w:rPr>
-            </w:pPr>
-            <w:r>
-              <w:rPr>
-                <w:b/>
-                <w:spacing w:val="-5"/>
-                <w:sz w:val="24"/>
-                <w:szCs w:val="24"/>
+              </w:rPr>
+            </w:pPr>
+            <w:r>
+              <w:rPr>
+                <w:b/>
+                <w:spacing w:val="-5"/>
               </w:rPr>
               <w:t>(a)</w:t>
             </w:r>
@@ -4464,16 +3732,8 @@
               <w:autoSpaceDE/>
               <w:autoSpaceDN/>
               <w:spacing w:line="259" w:lineRule="auto"/>
-              <w:rPr>
-                <w:sz w:val="24"/>
-                <w:szCs w:val="24"/>
-              </w:rPr>
-            </w:pPr>
-            <w:r>
-              <w:rPr>
-                <w:sz w:val="24"/>
-                <w:szCs w:val="24"/>
-              </w:rPr>
+            </w:pPr>
+            <w:r>
               <w:t xml:space="preserve">List primitive data types. </w:t>
             </w:r>
           </w:p>
@@ -4491,16 +3751,12 @@
               <w:jc w:val="center"/>
               <w:rPr>
                 <w:b/>
-                <w:sz w:val="24"/>
-                <w:szCs w:val="24"/>
-              </w:rPr>
-            </w:pPr>
-            <w:r>
-              <w:rPr>
-                <w:b/>
-                <w:spacing w:val="-5"/>
-                <w:sz w:val="24"/>
-                <w:szCs w:val="24"/>
+              </w:rPr>
+            </w:pPr>
+            <w:r>
+              <w:rPr>
+                <w:b/>
+                <w:spacing w:val="-5"/>
               </w:rPr>
               <w:t>03</w:t>
             </w:r>
@@ -4525,8 +3781,6 @@
               <w:rPr>
                 <w:b/>
                 <w:bCs/>
-                <w:sz w:val="24"/>
-                <w:szCs w:val="24"/>
               </w:rPr>
             </w:pPr>
           </w:p>
@@ -4542,16 +3796,10 @@
               <w:spacing w:before="35" w:line="316" w:lineRule="exact"/>
               <w:ind w:left="9" w:right="1"/>
               <w:jc w:val="center"/>
-              <w:rPr>
-                <w:sz w:val="24"/>
-                <w:szCs w:val="24"/>
-              </w:rPr>
-            </w:pPr>
-            <w:r>
-              <w:rPr>
-                <w:spacing w:val="-5"/>
-                <w:sz w:val="24"/>
-                <w:szCs w:val="24"/>
+            </w:pPr>
+            <w:r>
+              <w:rPr>
+                <w:spacing w:val="-5"/>
               </w:rPr>
               <w:t>(</w:t>
             </w:r>
@@ -4559,16 +3807,12 @@
               <w:rPr>
                 <w:rFonts w:ascii="Shruti" w:hAnsi="Shruti" w:cs="Shruti"/>
                 <w:spacing w:val="-5"/>
-                <w:sz w:val="24"/>
-                <w:szCs w:val="24"/>
               </w:rPr>
               <w:t>અ</w:t>
             </w:r>
             <w:r>
               <w:rPr>
                 <w:spacing w:val="-5"/>
-                <w:sz w:val="24"/>
-                <w:szCs w:val="24"/>
               </w:rPr>
               <w:t>)</w:t>
             </w:r>
@@ -4584,50 +3828,26 @@
               <w:autoSpaceDE/>
               <w:autoSpaceDN/>
               <w:spacing w:line="259" w:lineRule="auto"/>
-              <w:rPr>
-                <w:sz w:val="24"/>
-                <w:szCs w:val="24"/>
-              </w:rPr>
-            </w:pPr>
-            <w:r>
-              <w:rPr>
-                <w:sz w:val="24"/>
-                <w:szCs w:val="24"/>
-              </w:rPr>
+            </w:pPr>
+            <w:r>
               <w:t xml:space="preserve">Primitive data types </w:t>
             </w:r>
-            <w:proofErr w:type="spellStart"/>
             <w:r>
               <w:rPr>
                 <w:rFonts w:ascii="Shruti" w:hAnsi="Shruti" w:cs="Shruti"/>
-                <w:sz w:val="24"/>
-                <w:szCs w:val="24"/>
               </w:rPr>
               <w:t>શું</w:t>
             </w:r>
-            <w:proofErr w:type="spellEnd"/>
-            <w:r>
-              <w:rPr>
-                <w:sz w:val="24"/>
-                <w:szCs w:val="24"/>
-              </w:rPr>
+            <w:r>
               <w:t xml:space="preserve"> </w:t>
             </w:r>
-            <w:proofErr w:type="spellStart"/>
             <w:r>
               <w:rPr>
                 <w:rFonts w:ascii="Shruti" w:hAnsi="Shruti" w:cs="Shruti"/>
-                <w:sz w:val="24"/>
-                <w:szCs w:val="24"/>
               </w:rPr>
               <w:t>છે</w:t>
             </w:r>
-            <w:proofErr w:type="spellEnd"/>
-            <w:r>
-              <w:rPr>
-                <w:sz w:val="24"/>
-                <w:szCs w:val="24"/>
-              </w:rPr>
+            <w:r>
               <w:t xml:space="preserve">? </w:t>
             </w:r>
           </w:p>
@@ -4645,16 +3865,12 @@
               <w:jc w:val="center"/>
               <w:rPr>
                 <w:rFonts w:eastAsia="Nirmala UI"/>
-                <w:sz w:val="24"/>
-                <w:szCs w:val="24"/>
               </w:rPr>
             </w:pPr>
             <w:r>
               <w:rPr>
                 <w:rFonts w:ascii="Shruti" w:eastAsia="Nirmala UI" w:hAnsi="Shruti" w:cs="Shruti"/>
                 <w:spacing w:val="-5"/>
-                <w:sz w:val="24"/>
-                <w:szCs w:val="24"/>
               </w:rPr>
               <w:t>૦૩</w:t>
             </w:r>
@@ -4669,8 +3885,6 @@
         <w:jc w:val="center"/>
         <w:rPr>
           <w:rFonts w:eastAsia="Nirmala UI"/>
-          <w:sz w:val="24"/>
-          <w:szCs w:val="24"/>
         </w:rPr>
         <w:sectPr>
           <w:headerReference w:type="default" r:id="rId8"/>
@@ -4712,10 +3926,6 @@
             <w:pPr>
               <w:pStyle w:val="TableParagraph"/>
               <w:shd w:val="clear" w:color="auto" w:fill="FFFFFF" w:themeFill="background1"/>
-              <w:rPr>
-                <w:sz w:val="24"/>
-                <w:szCs w:val="24"/>
-              </w:rPr>
             </w:pPr>
           </w:p>
         </w:tc>
@@ -4732,16 +3942,12 @@
               <w:jc w:val="center"/>
               <w:rPr>
                 <w:b/>
-                <w:sz w:val="24"/>
-                <w:szCs w:val="24"/>
-              </w:rPr>
-            </w:pPr>
-            <w:r>
-              <w:rPr>
-                <w:b/>
-                <w:spacing w:val="-5"/>
-                <w:sz w:val="24"/>
-                <w:szCs w:val="24"/>
+              </w:rPr>
+            </w:pPr>
+            <w:r>
+              <w:rPr>
+                <w:b/>
+                <w:spacing w:val="-5"/>
               </w:rPr>
               <w:t>(b)</w:t>
             </w:r>
@@ -4752,17 +3958,7 @@
             <w:tcW w:w="7684" w:type="dxa"/>
           </w:tcPr>
           <w:p>
-            <w:pPr>
-              <w:rPr>
-                <w:sz w:val="24"/>
-                <w:szCs w:val="24"/>
-              </w:rPr>
-            </w:pPr>
-            <w:r>
-              <w:rPr>
-                <w:sz w:val="24"/>
-                <w:szCs w:val="24"/>
-              </w:rPr>
+            <w:r>
               <w:t>Explain type casting and type conversion</w:t>
             </w:r>
           </w:p>
@@ -4780,16 +3976,12 @@
               <w:jc w:val="center"/>
               <w:rPr>
                 <w:b/>
-                <w:sz w:val="24"/>
-                <w:szCs w:val="24"/>
-              </w:rPr>
-            </w:pPr>
-            <w:r>
-              <w:rPr>
-                <w:b/>
-                <w:spacing w:val="-5"/>
-                <w:sz w:val="24"/>
-                <w:szCs w:val="24"/>
+              </w:rPr>
+            </w:pPr>
+            <w:r>
+              <w:rPr>
+                <w:b/>
+                <w:spacing w:val="-5"/>
               </w:rPr>
               <w:t>04</w:t>
             </w:r>
@@ -4808,10 +4000,6 @@
             <w:pPr>
               <w:pStyle w:val="TableParagraph"/>
               <w:shd w:val="clear" w:color="auto" w:fill="FFFFFF" w:themeFill="background1"/>
-              <w:rPr>
-                <w:sz w:val="24"/>
-                <w:szCs w:val="24"/>
-              </w:rPr>
             </w:pPr>
           </w:p>
         </w:tc>
@@ -4825,16 +4013,10 @@
               <w:shd w:val="clear" w:color="auto" w:fill="FFFFFF" w:themeFill="background1"/>
               <w:ind w:left="16" w:right="1"/>
               <w:jc w:val="center"/>
-              <w:rPr>
-                <w:sz w:val="24"/>
-                <w:szCs w:val="24"/>
-              </w:rPr>
-            </w:pPr>
-            <w:r>
-              <w:rPr>
-                <w:spacing w:val="-5"/>
-                <w:sz w:val="24"/>
-                <w:szCs w:val="24"/>
+            </w:pPr>
+            <w:r>
+              <w:rPr>
+                <w:spacing w:val="-5"/>
               </w:rPr>
               <w:t>(</w:t>
             </w:r>
@@ -4842,16 +4024,12 @@
               <w:rPr>
                 <w:rFonts w:ascii="Shruti" w:hAnsi="Shruti" w:cs="Shruti"/>
                 <w:spacing w:val="-5"/>
-                <w:sz w:val="24"/>
-                <w:szCs w:val="24"/>
               </w:rPr>
               <w:t>બ</w:t>
             </w:r>
             <w:r>
               <w:rPr>
                 <w:spacing w:val="-5"/>
-                <w:sz w:val="24"/>
-                <w:szCs w:val="24"/>
               </w:rPr>
               <w:t>)</w:t>
             </w:r>
@@ -4862,51 +4040,25 @@
             <w:tcW w:w="7684" w:type="dxa"/>
           </w:tcPr>
           <w:p>
-            <w:pPr>
-              <w:rPr>
-                <w:sz w:val="24"/>
-                <w:szCs w:val="24"/>
-              </w:rPr>
-            </w:pPr>
-            <w:r>
-              <w:rPr>
-                <w:sz w:val="24"/>
-                <w:szCs w:val="24"/>
-              </w:rPr>
+            <w:r>
               <w:t xml:space="preserve">Type casting </w:t>
             </w:r>
-            <w:proofErr w:type="spellStart"/>
             <w:r>
               <w:rPr>
                 <w:rFonts w:ascii="Shruti" w:hAnsi="Shruti" w:cs="Shruti"/>
-                <w:sz w:val="24"/>
-                <w:szCs w:val="24"/>
               </w:rPr>
               <w:t>અને</w:t>
             </w:r>
-            <w:proofErr w:type="spellEnd"/>
-            <w:r>
-              <w:rPr>
-                <w:sz w:val="24"/>
-                <w:szCs w:val="24"/>
-              </w:rPr>
+            <w:r>
               <w:t xml:space="preserve"> type conversion </w:t>
             </w:r>
-            <w:proofErr w:type="spellStart"/>
             <w:r>
               <w:rPr>
                 <w:rFonts w:ascii="Shruti" w:hAnsi="Shruti" w:cs="Shruti"/>
-                <w:sz w:val="24"/>
-                <w:szCs w:val="24"/>
               </w:rPr>
               <w:t>સમજાવો</w:t>
             </w:r>
-            <w:proofErr w:type="spellEnd"/>
-            <w:r>
-              <w:rPr>
-                <w:sz w:val="24"/>
-                <w:szCs w:val="24"/>
-              </w:rPr>
+            <w:r>
               <w:t>.</w:t>
             </w:r>
           </w:p>
@@ -4916,10 +4068,6 @@
               <w:shd w:val="clear" w:color="auto" w:fill="FFFFFF" w:themeFill="background1"/>
               <w:spacing w:line="261" w:lineRule="exact"/>
               <w:ind w:left="118"/>
-              <w:rPr>
-                <w:sz w:val="24"/>
-                <w:szCs w:val="24"/>
-              </w:rPr>
             </w:pPr>
           </w:p>
         </w:tc>
@@ -4935,16 +4083,12 @@
               <w:jc w:val="center"/>
               <w:rPr>
                 <w:rFonts w:eastAsia="Nirmala UI"/>
-                <w:sz w:val="24"/>
-                <w:szCs w:val="24"/>
               </w:rPr>
             </w:pPr>
             <w:r>
               <w:rPr>
                 <w:rFonts w:ascii="Shruti" w:eastAsia="Nirmala UI" w:hAnsi="Shruti" w:cs="Shruti"/>
                 <w:spacing w:val="-5"/>
-                <w:sz w:val="24"/>
-                <w:szCs w:val="24"/>
               </w:rPr>
               <w:t>૦૪</w:t>
             </w:r>
@@ -4963,10 +4107,6 @@
             <w:pPr>
               <w:pStyle w:val="TableParagraph"/>
               <w:shd w:val="clear" w:color="auto" w:fill="FFFFFF" w:themeFill="background1"/>
-              <w:rPr>
-                <w:sz w:val="24"/>
-                <w:szCs w:val="24"/>
-              </w:rPr>
             </w:pPr>
           </w:p>
         </w:tc>
@@ -4983,16 +4123,12 @@
               <w:jc w:val="center"/>
               <w:rPr>
                 <w:b/>
-                <w:sz w:val="24"/>
-                <w:szCs w:val="24"/>
-              </w:rPr>
-            </w:pPr>
-            <w:r>
-              <w:rPr>
-                <w:b/>
-                <w:spacing w:val="-5"/>
-                <w:sz w:val="24"/>
-                <w:szCs w:val="24"/>
+              </w:rPr>
+            </w:pPr>
+            <w:r>
+              <w:rPr>
+                <w:b/>
+                <w:spacing w:val="-5"/>
               </w:rPr>
               <w:t>(c)</w:t>
             </w:r>
@@ -5007,16 +4143,8 @@
               <w:pStyle w:val="TableParagraph"/>
               <w:shd w:val="clear" w:color="auto" w:fill="FFFFFF" w:themeFill="background1"/>
               <w:spacing w:line="251" w:lineRule="exact"/>
-              <w:rPr>
-                <w:sz w:val="24"/>
-                <w:szCs w:val="24"/>
-              </w:rPr>
-            </w:pPr>
-            <w:r>
-              <w:rPr>
-                <w:sz w:val="24"/>
-                <w:szCs w:val="24"/>
-              </w:rPr>
+            </w:pPr>
+            <w:r>
               <w:t>Explain one-dimensional array declaration and initialization with example.</w:t>
             </w:r>
           </w:p>
@@ -5034,16 +4162,12 @@
               <w:jc w:val="right"/>
               <w:rPr>
                 <w:b/>
-                <w:sz w:val="24"/>
-                <w:szCs w:val="24"/>
-              </w:rPr>
-            </w:pPr>
-            <w:r>
-              <w:rPr>
-                <w:b/>
-                <w:spacing w:val="-5"/>
-                <w:sz w:val="24"/>
-                <w:szCs w:val="24"/>
+              </w:rPr>
+            </w:pPr>
+            <w:r>
+              <w:rPr>
+                <w:b/>
+                <w:spacing w:val="-5"/>
               </w:rPr>
               <w:t>07</w:t>
             </w:r>
@@ -5062,10 +4186,6 @@
             <w:pPr>
               <w:pStyle w:val="TableParagraph"/>
               <w:shd w:val="clear" w:color="auto" w:fill="FFFFFF" w:themeFill="background1"/>
-              <w:rPr>
-                <w:sz w:val="24"/>
-                <w:szCs w:val="24"/>
-              </w:rPr>
             </w:pPr>
           </w:p>
         </w:tc>
@@ -5080,16 +4200,10 @@
               <w:spacing w:line="308" w:lineRule="exact"/>
               <w:ind w:left="16" w:right="1"/>
               <w:jc w:val="center"/>
-              <w:rPr>
-                <w:sz w:val="24"/>
-                <w:szCs w:val="24"/>
-              </w:rPr>
-            </w:pPr>
-            <w:r>
-              <w:rPr>
-                <w:spacing w:val="-5"/>
-                <w:sz w:val="24"/>
-                <w:szCs w:val="24"/>
+            </w:pPr>
+            <w:r>
+              <w:rPr>
+                <w:spacing w:val="-5"/>
               </w:rPr>
               <w:t>(</w:t>
             </w:r>
@@ -5097,16 +4211,12 @@
               <w:rPr>
                 <w:rFonts w:ascii="Shruti" w:eastAsia="Nirmala UI" w:hAnsi="Shruti" w:cs="Shruti"/>
                 <w:spacing w:val="-5"/>
-                <w:sz w:val="24"/>
-                <w:szCs w:val="24"/>
               </w:rPr>
               <w:t>ક</w:t>
             </w:r>
             <w:r>
               <w:rPr>
                 <w:spacing w:val="-5"/>
-                <w:sz w:val="24"/>
-                <w:szCs w:val="24"/>
               </w:rPr>
               <w:t>)</w:t>
             </w:r>
@@ -5124,17 +4234,16 @@
               <w:rPr>
                 <w:rFonts w:ascii="Times New Roman" w:hAnsi="Times New Roman" w:cs="Times New Roman"/>
                 <w:color w:val="1F1F1F"/>
-                <w:sz w:val="24"/>
-                <w:szCs w:val="24"/>
-              </w:rPr>
-            </w:pPr>
-            <w:proofErr w:type="spellStart"/>
+                <w:sz w:val="22"/>
+                <w:szCs w:val="22"/>
+              </w:rPr>
+            </w:pPr>
             <w:r>
               <w:rPr>
                 <w:rFonts w:ascii="Shruti" w:hAnsi="Shruti" w:cs="Shruti"/>
                 <w:color w:val="1F1F1F"/>
-                <w:sz w:val="24"/>
-                <w:szCs w:val="24"/>
+                <w:sz w:val="22"/>
+                <w:szCs w:val="22"/>
                 <w:lang w:bidi="gu-IN"/>
               </w:rPr>
               <w:t>એક</w:t>
@@ -5143,8 +4252,8 @@
               <w:rPr>
                 <w:rFonts w:ascii="Times New Roman" w:hAnsi="Times New Roman" w:cs="Times New Roman"/>
                 <w:color w:val="1F1F1F"/>
-                <w:sz w:val="24"/>
-                <w:szCs w:val="24"/>
+                <w:sz w:val="22"/>
+                <w:szCs w:val="22"/>
                 <w:lang w:bidi="gu-IN"/>
               </w:rPr>
               <w:t>-</w:t>
@@ -5153,195 +4262,178 @@
               <w:rPr>
                 <w:rFonts w:ascii="Shruti" w:hAnsi="Shruti" w:cs="Shruti"/>
                 <w:color w:val="1F1F1F"/>
-                <w:sz w:val="24"/>
-                <w:szCs w:val="24"/>
+                <w:sz w:val="22"/>
+                <w:szCs w:val="22"/>
                 <w:lang w:bidi="gu-IN"/>
               </w:rPr>
               <w:t>પરિમાણીય</w:t>
             </w:r>
-            <w:proofErr w:type="spellEnd"/>
             <w:r>
               <w:rPr>
                 <w:rFonts w:ascii="Times New Roman" w:hAnsi="Times New Roman" w:cs="Times New Roman"/>
                 <w:color w:val="1F1F1F"/>
-                <w:sz w:val="24"/>
-                <w:szCs w:val="24"/>
+                <w:sz w:val="22"/>
+                <w:szCs w:val="22"/>
                 <w:lang w:bidi="gu-IN"/>
               </w:rPr>
               <w:t xml:space="preserve"> </w:t>
             </w:r>
-            <w:proofErr w:type="spellStart"/>
             <w:r>
               <w:rPr>
                 <w:rFonts w:ascii="Shruti" w:hAnsi="Shruti" w:cs="Shruti"/>
                 <w:color w:val="1F1F1F"/>
-                <w:sz w:val="24"/>
-                <w:szCs w:val="24"/>
+                <w:sz w:val="22"/>
+                <w:szCs w:val="22"/>
                 <w:lang w:bidi="gu-IN"/>
               </w:rPr>
               <w:t>એરેની</w:t>
             </w:r>
-            <w:proofErr w:type="spellEnd"/>
             <w:r>
               <w:rPr>
                 <w:rFonts w:ascii="Times New Roman" w:hAnsi="Times New Roman" w:cs="Times New Roman"/>
                 <w:color w:val="1F1F1F"/>
-                <w:sz w:val="24"/>
-                <w:szCs w:val="24"/>
+                <w:sz w:val="22"/>
+                <w:szCs w:val="22"/>
                 <w:lang w:bidi="gu-IN"/>
               </w:rPr>
               <w:t xml:space="preserve"> </w:t>
             </w:r>
-            <w:proofErr w:type="spellStart"/>
             <w:r>
               <w:rPr>
                 <w:rFonts w:ascii="Shruti" w:hAnsi="Shruti" w:cs="Shruti"/>
                 <w:color w:val="1F1F1F"/>
-                <w:sz w:val="24"/>
-                <w:szCs w:val="24"/>
+                <w:sz w:val="22"/>
+                <w:szCs w:val="22"/>
                 <w:lang w:bidi="gu-IN"/>
               </w:rPr>
               <w:t>જાહેરાત</w:t>
             </w:r>
-            <w:proofErr w:type="spellEnd"/>
             <w:r>
               <w:rPr>
                 <w:rFonts w:ascii="Times New Roman" w:hAnsi="Times New Roman" w:cs="Times New Roman"/>
                 <w:color w:val="1F1F1F"/>
-                <w:sz w:val="24"/>
-                <w:szCs w:val="24"/>
+                <w:sz w:val="22"/>
+                <w:szCs w:val="22"/>
                 <w:lang w:bidi="gu-IN"/>
               </w:rPr>
               <w:t xml:space="preserve"> </w:t>
             </w:r>
-            <w:proofErr w:type="spellStart"/>
             <w:r>
               <w:rPr>
                 <w:rFonts w:ascii="Shruti" w:hAnsi="Shruti" w:cs="Shruti"/>
                 <w:color w:val="1F1F1F"/>
-                <w:sz w:val="24"/>
-                <w:szCs w:val="24"/>
+                <w:sz w:val="22"/>
+                <w:szCs w:val="22"/>
                 <w:lang w:bidi="gu-IN"/>
               </w:rPr>
               <w:t>અને</w:t>
             </w:r>
-            <w:proofErr w:type="spellEnd"/>
             <w:r>
               <w:rPr>
                 <w:rFonts w:ascii="Times New Roman" w:hAnsi="Times New Roman" w:cs="Times New Roman"/>
                 <w:color w:val="1F1F1F"/>
-                <w:sz w:val="24"/>
-                <w:szCs w:val="24"/>
+                <w:sz w:val="22"/>
+                <w:szCs w:val="22"/>
                 <w:lang w:bidi="gu-IN"/>
               </w:rPr>
               <w:t xml:space="preserve"> </w:t>
             </w:r>
-            <w:proofErr w:type="spellStart"/>
             <w:r>
               <w:rPr>
                 <w:rFonts w:ascii="Shruti" w:hAnsi="Shruti" w:cs="Shruti"/>
                 <w:color w:val="1F1F1F"/>
-                <w:sz w:val="24"/>
-                <w:szCs w:val="24"/>
+                <w:sz w:val="22"/>
+                <w:szCs w:val="22"/>
                 <w:lang w:bidi="gu-IN"/>
               </w:rPr>
               <w:t>શરૂઆત</w:t>
             </w:r>
-            <w:proofErr w:type="spellEnd"/>
             <w:r>
               <w:rPr>
                 <w:rFonts w:ascii="Times New Roman" w:hAnsi="Times New Roman" w:cs="Times New Roman"/>
                 <w:color w:val="1F1F1F"/>
-                <w:sz w:val="24"/>
-                <w:szCs w:val="24"/>
+                <w:sz w:val="22"/>
+                <w:szCs w:val="22"/>
                 <w:lang w:bidi="gu-IN"/>
               </w:rPr>
               <w:t xml:space="preserve"> (Initialization) </w:t>
             </w:r>
-            <w:proofErr w:type="spellStart"/>
             <w:r>
               <w:rPr>
                 <w:rFonts w:ascii="Shruti" w:hAnsi="Shruti" w:cs="Shruti"/>
                 <w:color w:val="1F1F1F"/>
-                <w:sz w:val="24"/>
-                <w:szCs w:val="24"/>
+                <w:sz w:val="22"/>
+                <w:szCs w:val="22"/>
                 <w:lang w:bidi="gu-IN"/>
               </w:rPr>
               <w:t>યોગ્ય</w:t>
             </w:r>
-            <w:proofErr w:type="spellEnd"/>
             <w:r>
               <w:rPr>
                 <w:rFonts w:ascii="Times New Roman" w:hAnsi="Times New Roman" w:cs="Times New Roman"/>
                 <w:color w:val="1F1F1F"/>
-                <w:sz w:val="24"/>
-                <w:szCs w:val="24"/>
+                <w:sz w:val="22"/>
+                <w:szCs w:val="22"/>
                 <w:lang w:bidi="gu-IN"/>
               </w:rPr>
               <w:t xml:space="preserve"> </w:t>
             </w:r>
-            <w:proofErr w:type="spellStart"/>
             <w:r>
               <w:rPr>
                 <w:rFonts w:ascii="Shruti" w:hAnsi="Shruti" w:cs="Shruti"/>
                 <w:color w:val="1F1F1F"/>
-                <w:sz w:val="24"/>
-                <w:szCs w:val="24"/>
+                <w:sz w:val="22"/>
+                <w:szCs w:val="22"/>
                 <w:lang w:bidi="gu-IN"/>
               </w:rPr>
               <w:t>ઉદાહરણ</w:t>
             </w:r>
-            <w:proofErr w:type="spellEnd"/>
             <w:r>
               <w:rPr>
                 <w:rFonts w:ascii="Times New Roman" w:hAnsi="Times New Roman" w:cs="Times New Roman"/>
                 <w:color w:val="1F1F1F"/>
-                <w:sz w:val="24"/>
-                <w:szCs w:val="24"/>
+                <w:sz w:val="22"/>
+                <w:szCs w:val="22"/>
                 <w:lang w:bidi="gu-IN"/>
               </w:rPr>
               <w:t xml:space="preserve"> </w:t>
             </w:r>
-            <w:proofErr w:type="spellStart"/>
             <w:r>
               <w:rPr>
                 <w:rFonts w:ascii="Shruti" w:hAnsi="Shruti" w:cs="Shruti"/>
                 <w:color w:val="1F1F1F"/>
-                <w:sz w:val="24"/>
-                <w:szCs w:val="24"/>
+                <w:sz w:val="22"/>
+                <w:szCs w:val="22"/>
                 <w:lang w:bidi="gu-IN"/>
               </w:rPr>
               <w:t>સાથે</w:t>
             </w:r>
-            <w:proofErr w:type="spellEnd"/>
             <w:r>
               <w:rPr>
                 <w:rFonts w:ascii="Times New Roman" w:hAnsi="Times New Roman" w:cs="Times New Roman"/>
                 <w:color w:val="1F1F1F"/>
-                <w:sz w:val="24"/>
-                <w:szCs w:val="24"/>
+                <w:sz w:val="22"/>
+                <w:szCs w:val="22"/>
                 <w:lang w:bidi="gu-IN"/>
               </w:rPr>
               <w:t xml:space="preserve"> </w:t>
             </w:r>
-            <w:proofErr w:type="spellStart"/>
             <w:r>
               <w:rPr>
                 <w:rFonts w:ascii="Shruti" w:hAnsi="Shruti" w:cs="Shruti"/>
                 <w:color w:val="1F1F1F"/>
-                <w:sz w:val="24"/>
-                <w:szCs w:val="24"/>
+                <w:sz w:val="22"/>
+                <w:szCs w:val="22"/>
                 <w:lang w:bidi="gu-IN"/>
               </w:rPr>
               <w:t>સમજાવો</w:t>
             </w:r>
-            <w:proofErr w:type="spellEnd"/>
             <w:r>
               <w:rPr>
                 <w:rFonts w:ascii="Times New Roman" w:hAnsi="Times New Roman" w:cs="Times New Roman"/>
                 <w:color w:val="1F1F1F"/>
-                <w:sz w:val="24"/>
-                <w:szCs w:val="24"/>
+                <w:sz w:val="22"/>
+                <w:szCs w:val="22"/>
                 <w:lang w:bidi="gu-IN"/>
               </w:rPr>
               <w:t>.</w:t>
@@ -5361,16 +4453,12 @@
               <w:jc w:val="right"/>
               <w:rPr>
                 <w:rFonts w:eastAsia="Nirmala UI"/>
-                <w:sz w:val="24"/>
-                <w:szCs w:val="24"/>
               </w:rPr>
             </w:pPr>
             <w:r>
               <w:rPr>
                 <w:rFonts w:ascii="Shruti" w:eastAsia="Nirmala UI" w:hAnsi="Shruti" w:cs="Shruti"/>
                 <w:spacing w:val="-5"/>
-                <w:sz w:val="24"/>
-                <w:szCs w:val="24"/>
               </w:rPr>
               <w:t>૦૭</w:t>
             </w:r>
@@ -5389,10 +4477,6 @@
             <w:pPr>
               <w:pStyle w:val="TableParagraph"/>
               <w:shd w:val="clear" w:color="auto" w:fill="FFFFFF" w:themeFill="background1"/>
-              <w:rPr>
-                <w:sz w:val="24"/>
-                <w:szCs w:val="24"/>
-              </w:rPr>
             </w:pPr>
           </w:p>
         </w:tc>
@@ -5404,10 +4488,6 @@
             <w:pPr>
               <w:pStyle w:val="TableParagraph"/>
               <w:shd w:val="clear" w:color="auto" w:fill="FFFFFF" w:themeFill="background1"/>
-              <w:rPr>
-                <w:sz w:val="24"/>
-                <w:szCs w:val="24"/>
-              </w:rPr>
             </w:pPr>
           </w:p>
         </w:tc>
@@ -5424,16 +4504,12 @@
               <w:jc w:val="center"/>
               <w:rPr>
                 <w:b/>
-                <w:sz w:val="24"/>
-                <w:szCs w:val="24"/>
-              </w:rPr>
-            </w:pPr>
-            <w:r>
-              <w:rPr>
-                <w:b/>
-                <w:spacing w:val="-5"/>
-                <w:sz w:val="24"/>
-                <w:szCs w:val="24"/>
+              </w:rPr>
+            </w:pPr>
+            <w:r>
+              <w:rPr>
+                <w:b/>
+                <w:spacing w:val="-5"/>
               </w:rPr>
               <w:t>OR</w:t>
             </w:r>
@@ -5447,10 +4523,6 @@
             <w:pPr>
               <w:pStyle w:val="TableParagraph"/>
               <w:shd w:val="clear" w:color="auto" w:fill="FFFFFF" w:themeFill="background1"/>
-              <w:rPr>
-                <w:sz w:val="24"/>
-                <w:szCs w:val="24"/>
-              </w:rPr>
             </w:pPr>
           </w:p>
         </w:tc>
@@ -5471,15 +4543,11 @@
               <w:ind w:left="100"/>
               <w:rPr>
                 <w:b/>
-                <w:sz w:val="24"/>
-                <w:szCs w:val="24"/>
-              </w:rPr>
-            </w:pPr>
-            <w:r>
-              <w:rPr>
-                <w:b/>
-                <w:sz w:val="24"/>
-                <w:szCs w:val="24"/>
+              </w:rPr>
+            </w:pPr>
+            <w:r>
+              <w:rPr>
+                <w:b/>
               </w:rPr>
               <w:t xml:space="preserve">Q. </w:t>
             </w:r>
@@ -5487,8 +4555,6 @@
               <w:rPr>
                 <w:b/>
                 <w:spacing w:val="-10"/>
-                <w:sz w:val="24"/>
-                <w:szCs w:val="24"/>
               </w:rPr>
               <w:t>3</w:t>
             </w:r>
@@ -5507,16 +4573,12 @@
               <w:jc w:val="center"/>
               <w:rPr>
                 <w:b/>
-                <w:sz w:val="24"/>
-                <w:szCs w:val="24"/>
-              </w:rPr>
-            </w:pPr>
-            <w:r>
-              <w:rPr>
-                <w:b/>
-                <w:spacing w:val="-5"/>
-                <w:sz w:val="24"/>
-                <w:szCs w:val="24"/>
+              </w:rPr>
+            </w:pPr>
+            <w:r>
+              <w:rPr>
+                <w:b/>
+                <w:spacing w:val="-5"/>
               </w:rPr>
               <w:t>(a)</w:t>
             </w:r>
@@ -5532,16 +4594,8 @@
               <w:autoSpaceDE/>
               <w:autoSpaceDN/>
               <w:spacing w:line="259" w:lineRule="auto"/>
-              <w:rPr>
-                <w:sz w:val="24"/>
-                <w:szCs w:val="24"/>
-              </w:rPr>
-            </w:pPr>
-            <w:r>
-              <w:rPr>
-                <w:sz w:val="24"/>
-                <w:szCs w:val="24"/>
-              </w:rPr>
+            </w:pPr>
+            <w:r>
               <w:t xml:space="preserve">What is a variable? </w:t>
             </w:r>
           </w:p>
@@ -5559,16 +4613,12 @@
               <w:jc w:val="right"/>
               <w:rPr>
                 <w:b/>
-                <w:sz w:val="24"/>
-                <w:szCs w:val="24"/>
-              </w:rPr>
-            </w:pPr>
-            <w:r>
-              <w:rPr>
-                <w:b/>
-                <w:spacing w:val="-5"/>
-                <w:sz w:val="24"/>
-                <w:szCs w:val="24"/>
+              </w:rPr>
+            </w:pPr>
+            <w:r>
+              <w:rPr>
+                <w:b/>
+                <w:spacing w:val="-5"/>
               </w:rPr>
               <w:t>03</w:t>
             </w:r>
@@ -5593,8 +4643,6 @@
               <w:rPr>
                 <w:b/>
                 <w:bCs/>
-                <w:sz w:val="24"/>
-                <w:szCs w:val="24"/>
               </w:rPr>
             </w:pPr>
           </w:p>
@@ -5610,18 +4658,12 @@
               <w:spacing w:before="25" w:line="316" w:lineRule="exact"/>
               <w:ind w:left="16" w:right="1"/>
               <w:jc w:val="center"/>
-              <w:rPr>
-                <w:sz w:val="24"/>
-                <w:szCs w:val="24"/>
-              </w:rPr>
             </w:pPr>
             <w:r>
               <w:rPr>
                 <w:b/>
                 <w:bCs/>
                 <w:spacing w:val="-5"/>
-                <w:sz w:val="24"/>
-                <w:szCs w:val="24"/>
               </w:rPr>
               <w:t>(</w:t>
             </w:r>
@@ -5629,16 +4671,12 @@
               <w:rPr>
                 <w:rFonts w:ascii="Shruti" w:eastAsia="Nirmala UI" w:hAnsi="Shruti" w:cs="Shruti"/>
                 <w:spacing w:val="-5"/>
-                <w:sz w:val="24"/>
-                <w:szCs w:val="24"/>
               </w:rPr>
               <w:t>અ</w:t>
             </w:r>
             <w:r>
               <w:rPr>
                 <w:spacing w:val="-5"/>
-                <w:sz w:val="24"/>
-                <w:szCs w:val="24"/>
               </w:rPr>
               <w:t>)</w:t>
             </w:r>
@@ -5654,50 +4692,26 @@
               <w:autoSpaceDE/>
               <w:autoSpaceDN/>
               <w:spacing w:line="259" w:lineRule="auto"/>
-              <w:rPr>
-                <w:sz w:val="24"/>
-                <w:szCs w:val="24"/>
-              </w:rPr>
-            </w:pPr>
-            <w:r>
-              <w:rPr>
-                <w:sz w:val="24"/>
-                <w:szCs w:val="24"/>
-              </w:rPr>
+            </w:pPr>
+            <w:r>
               <w:t xml:space="preserve">Variable </w:t>
             </w:r>
-            <w:proofErr w:type="spellStart"/>
             <w:r>
               <w:rPr>
                 <w:rFonts w:ascii="Shruti" w:hAnsi="Shruti" w:cs="Shruti"/>
-                <w:sz w:val="24"/>
-                <w:szCs w:val="24"/>
               </w:rPr>
               <w:t>શું</w:t>
             </w:r>
-            <w:proofErr w:type="spellEnd"/>
-            <w:r>
-              <w:rPr>
-                <w:sz w:val="24"/>
-                <w:szCs w:val="24"/>
-              </w:rPr>
+            <w:r>
               <w:t xml:space="preserve"> </w:t>
             </w:r>
-            <w:proofErr w:type="spellStart"/>
             <w:r>
               <w:rPr>
                 <w:rFonts w:ascii="Shruti" w:hAnsi="Shruti" w:cs="Shruti"/>
-                <w:sz w:val="24"/>
-                <w:szCs w:val="24"/>
               </w:rPr>
               <w:t>છે</w:t>
             </w:r>
-            <w:proofErr w:type="spellEnd"/>
-            <w:r>
-              <w:rPr>
-                <w:sz w:val="24"/>
-                <w:szCs w:val="24"/>
-              </w:rPr>
+            <w:r>
               <w:t xml:space="preserve">? </w:t>
             </w:r>
           </w:p>
@@ -5715,16 +4729,12 @@
               <w:jc w:val="right"/>
               <w:rPr>
                 <w:rFonts w:eastAsia="Nirmala UI"/>
-                <w:sz w:val="24"/>
-                <w:szCs w:val="24"/>
               </w:rPr>
             </w:pPr>
             <w:r>
               <w:rPr>
                 <w:rFonts w:ascii="Shruti" w:eastAsia="Nirmala UI" w:hAnsi="Shruti" w:cs="Shruti"/>
                 <w:spacing w:val="-5"/>
-                <w:sz w:val="24"/>
-                <w:szCs w:val="24"/>
               </w:rPr>
               <w:t>૦૩</w:t>
             </w:r>
@@ -5743,10 +4753,6 @@
             <w:pPr>
               <w:pStyle w:val="TableParagraph"/>
               <w:shd w:val="clear" w:color="auto" w:fill="FFFFFF" w:themeFill="background1"/>
-              <w:rPr>
-                <w:sz w:val="24"/>
-                <w:szCs w:val="24"/>
-              </w:rPr>
             </w:pPr>
           </w:p>
         </w:tc>
@@ -5763,16 +4769,12 @@
               <w:jc w:val="center"/>
               <w:rPr>
                 <w:b/>
-                <w:sz w:val="24"/>
-                <w:szCs w:val="24"/>
-              </w:rPr>
-            </w:pPr>
-            <w:r>
-              <w:rPr>
-                <w:b/>
-                <w:spacing w:val="-5"/>
-                <w:sz w:val="24"/>
-                <w:szCs w:val="24"/>
+              </w:rPr>
+            </w:pPr>
+            <w:r>
+              <w:rPr>
+                <w:b/>
+                <w:spacing w:val="-5"/>
               </w:rPr>
               <w:t>(b)</w:t>
             </w:r>
@@ -5788,16 +4790,8 @@
               <w:shd w:val="clear" w:color="auto" w:fill="FFFFFF" w:themeFill="background1"/>
               <w:spacing w:before="6"/>
               <w:ind w:right="1696"/>
-              <w:rPr>
-                <w:sz w:val="24"/>
-                <w:szCs w:val="24"/>
-              </w:rPr>
-            </w:pPr>
-            <w:r>
-              <w:rPr>
-                <w:sz w:val="24"/>
-                <w:szCs w:val="24"/>
-              </w:rPr>
+            </w:pPr>
+            <w:r>
               <w:t>Explain loops in Java with example</w:t>
             </w:r>
           </w:p>
@@ -5815,16 +4809,12 @@
               <w:jc w:val="right"/>
               <w:rPr>
                 <w:b/>
-                <w:sz w:val="24"/>
-                <w:szCs w:val="24"/>
-              </w:rPr>
-            </w:pPr>
-            <w:r>
-              <w:rPr>
-                <w:b/>
-                <w:spacing w:val="-5"/>
-                <w:sz w:val="24"/>
-                <w:szCs w:val="24"/>
+              </w:rPr>
+            </w:pPr>
+            <w:r>
+              <w:rPr>
+                <w:b/>
+                <w:spacing w:val="-5"/>
               </w:rPr>
               <w:t>04</w:t>
             </w:r>
@@ -5843,10 +4833,6 @@
             <w:pPr>
               <w:pStyle w:val="TableParagraph"/>
               <w:shd w:val="clear" w:color="auto" w:fill="FFFFFF" w:themeFill="background1"/>
-              <w:rPr>
-                <w:sz w:val="24"/>
-                <w:szCs w:val="24"/>
-              </w:rPr>
             </w:pPr>
           </w:p>
         </w:tc>
@@ -5860,16 +4846,10 @@
               <w:shd w:val="clear" w:color="auto" w:fill="FFFFFF" w:themeFill="background1"/>
               <w:ind w:left="16" w:right="1"/>
               <w:jc w:val="center"/>
-              <w:rPr>
-                <w:sz w:val="24"/>
-                <w:szCs w:val="24"/>
-              </w:rPr>
-            </w:pPr>
-            <w:r>
-              <w:rPr>
-                <w:spacing w:val="-5"/>
-                <w:sz w:val="24"/>
-                <w:szCs w:val="24"/>
+            </w:pPr>
+            <w:r>
+              <w:rPr>
+                <w:spacing w:val="-5"/>
               </w:rPr>
               <w:t>(</w:t>
             </w:r>
@@ -5877,16 +4857,12 @@
               <w:rPr>
                 <w:rFonts w:ascii="Shruti" w:eastAsia="Nirmala UI" w:hAnsi="Shruti" w:cs="Shruti"/>
                 <w:spacing w:val="-5"/>
-                <w:sz w:val="24"/>
-                <w:szCs w:val="24"/>
               </w:rPr>
               <w:t>બ</w:t>
             </w:r>
             <w:r>
               <w:rPr>
                 <w:spacing w:val="-5"/>
-                <w:sz w:val="24"/>
-                <w:szCs w:val="24"/>
               </w:rPr>
               <w:t>)</w:t>
             </w:r>
@@ -5904,104 +4880,96 @@
               <w:rPr>
                 <w:rFonts w:ascii="Times New Roman" w:hAnsi="Times New Roman" w:cs="Times New Roman"/>
                 <w:color w:val="1F1F1F"/>
-                <w:sz w:val="24"/>
-                <w:szCs w:val="24"/>
+                <w:sz w:val="22"/>
+                <w:szCs w:val="22"/>
               </w:rPr>
             </w:pPr>
             <w:r>
               <w:rPr>
                 <w:rFonts w:ascii="Times New Roman" w:hAnsi="Times New Roman" w:cs="Times New Roman"/>
                 <w:color w:val="1F1F1F"/>
-                <w:sz w:val="24"/>
-                <w:szCs w:val="24"/>
+                <w:sz w:val="22"/>
+                <w:szCs w:val="22"/>
                 <w:lang w:bidi="gu-IN"/>
               </w:rPr>
               <w:t xml:space="preserve">Java </w:t>
             </w:r>
-            <w:proofErr w:type="spellStart"/>
             <w:r>
               <w:rPr>
                 <w:rFonts w:ascii="Shruti" w:hAnsi="Shruti" w:cs="Shruti"/>
                 <w:color w:val="1F1F1F"/>
-                <w:sz w:val="24"/>
-                <w:szCs w:val="24"/>
+                <w:sz w:val="22"/>
+                <w:szCs w:val="22"/>
                 <w:lang w:bidi="gu-IN"/>
               </w:rPr>
               <w:t>માં</w:t>
             </w:r>
-            <w:proofErr w:type="spellEnd"/>
             <w:r>
               <w:rPr>
                 <w:rFonts w:ascii="Times New Roman" w:hAnsi="Times New Roman" w:cs="Times New Roman"/>
                 <w:color w:val="1F1F1F"/>
-                <w:sz w:val="24"/>
-                <w:szCs w:val="24"/>
+                <w:sz w:val="22"/>
+                <w:szCs w:val="22"/>
                 <w:lang w:bidi="gu-IN"/>
               </w:rPr>
               <w:t xml:space="preserve"> loops </w:t>
             </w:r>
-            <w:proofErr w:type="spellStart"/>
             <w:r>
               <w:rPr>
                 <w:rFonts w:ascii="Shruti" w:hAnsi="Shruti" w:cs="Shruti"/>
                 <w:color w:val="1F1F1F"/>
-                <w:sz w:val="24"/>
-                <w:szCs w:val="24"/>
+                <w:sz w:val="22"/>
+                <w:szCs w:val="22"/>
                 <w:lang w:bidi="gu-IN"/>
               </w:rPr>
               <w:t>ઉદાહરણ</w:t>
             </w:r>
-            <w:proofErr w:type="spellEnd"/>
             <w:r>
               <w:rPr>
                 <w:rFonts w:ascii="Times New Roman" w:hAnsi="Times New Roman" w:cs="Times New Roman"/>
                 <w:color w:val="1F1F1F"/>
-                <w:sz w:val="24"/>
-                <w:szCs w:val="24"/>
+                <w:sz w:val="22"/>
+                <w:szCs w:val="22"/>
                 <w:lang w:bidi="gu-IN"/>
               </w:rPr>
               <w:t xml:space="preserve"> </w:t>
             </w:r>
-            <w:proofErr w:type="spellStart"/>
             <w:r>
               <w:rPr>
                 <w:rFonts w:ascii="Shruti" w:hAnsi="Shruti" w:cs="Shruti"/>
                 <w:color w:val="1F1F1F"/>
-                <w:sz w:val="24"/>
-                <w:szCs w:val="24"/>
+                <w:sz w:val="22"/>
+                <w:szCs w:val="22"/>
                 <w:lang w:bidi="gu-IN"/>
               </w:rPr>
               <w:t>સાથે</w:t>
             </w:r>
-            <w:proofErr w:type="spellEnd"/>
             <w:r>
               <w:rPr>
                 <w:rFonts w:ascii="Times New Roman" w:hAnsi="Times New Roman" w:cs="Times New Roman"/>
                 <w:color w:val="1F1F1F"/>
-                <w:sz w:val="24"/>
-                <w:szCs w:val="24"/>
+                <w:sz w:val="22"/>
+                <w:szCs w:val="22"/>
                 <w:lang w:bidi="gu-IN"/>
               </w:rPr>
               <w:t xml:space="preserve"> </w:t>
             </w:r>
-            <w:proofErr w:type="spellStart"/>
             <w:r>
               <w:rPr>
                 <w:rFonts w:ascii="Shruti" w:hAnsi="Shruti" w:cs="Shruti"/>
                 <w:color w:val="1F1F1F"/>
-                <w:sz w:val="24"/>
-                <w:szCs w:val="24"/>
+                <w:sz w:val="22"/>
+                <w:szCs w:val="22"/>
                 <w:lang w:bidi="gu-IN"/>
               </w:rPr>
               <w:t>સમજાવો</w:t>
             </w:r>
-            <w:proofErr w:type="spellEnd"/>
             <w:r>
               <w:rPr>
                 <w:rFonts w:ascii="Times New Roman" w:hAnsi="Times New Roman" w:cs="Times New Roman"/>
                 <w:color w:val="1F1F1F"/>
-                <w:sz w:val="24"/>
-                <w:szCs w:val="24"/>
+                <w:sz w:val="22"/>
+                <w:szCs w:val="22"/>
                 <w:lang w:bidi="gu-IN"/>
               </w:rPr>
               <w:t>.</w:t>
@@ -6020,16 +4988,12 @@
               <w:jc w:val="right"/>
               <w:rPr>
                 <w:rFonts w:eastAsia="Nirmala UI"/>
-                <w:sz w:val="24"/>
-                <w:szCs w:val="24"/>
               </w:rPr>
             </w:pPr>
             <w:r>
               <w:rPr>
                 <w:rFonts w:ascii="Shruti" w:eastAsia="Nirmala UI" w:hAnsi="Shruti" w:cs="Shruti"/>
                 <w:spacing w:val="-5"/>
-                <w:sz w:val="24"/>
-                <w:szCs w:val="24"/>
               </w:rPr>
               <w:t>૦૪</w:t>
             </w:r>
@@ -6048,10 +5012,6 @@
             <w:pPr>
               <w:pStyle w:val="TableParagraph"/>
               <w:shd w:val="clear" w:color="auto" w:fill="FFFFFF" w:themeFill="background1"/>
-              <w:rPr>
-                <w:sz w:val="24"/>
-                <w:szCs w:val="24"/>
-              </w:rPr>
             </w:pPr>
           </w:p>
         </w:tc>
@@ -6068,16 +5028,12 @@
               <w:jc w:val="center"/>
               <w:rPr>
                 <w:b/>
-                <w:sz w:val="24"/>
-                <w:szCs w:val="24"/>
-              </w:rPr>
-            </w:pPr>
-            <w:r>
-              <w:rPr>
-                <w:b/>
-                <w:spacing w:val="-5"/>
-                <w:sz w:val="24"/>
-                <w:szCs w:val="24"/>
+              </w:rPr>
+            </w:pPr>
+            <w:r>
+              <w:rPr>
+                <w:b/>
+                <w:spacing w:val="-5"/>
               </w:rPr>
               <w:t>(c)</w:t>
             </w:r>
@@ -6092,16 +5048,8 @@
               <w:pStyle w:val="TableParagraph"/>
               <w:shd w:val="clear" w:color="auto" w:fill="FFFFFF" w:themeFill="background1"/>
               <w:spacing w:line="257" w:lineRule="exact"/>
-              <w:rPr>
-                <w:sz w:val="24"/>
-                <w:szCs w:val="24"/>
-              </w:rPr>
-            </w:pPr>
-            <w:r>
-              <w:rPr>
-                <w:sz w:val="24"/>
-                <w:szCs w:val="24"/>
-              </w:rPr>
+            </w:pPr>
+            <w:r>
               <w:t>Explain two-dimensional arrays with declaration, initialization and example</w:t>
             </w:r>
           </w:p>
@@ -6119,16 +5067,12 @@
               <w:jc w:val="right"/>
               <w:rPr>
                 <w:b/>
-                <w:sz w:val="24"/>
-                <w:szCs w:val="24"/>
-              </w:rPr>
-            </w:pPr>
-            <w:r>
-              <w:rPr>
-                <w:b/>
-                <w:spacing w:val="-5"/>
-                <w:sz w:val="24"/>
-                <w:szCs w:val="24"/>
+              </w:rPr>
+            </w:pPr>
+            <w:r>
+              <w:rPr>
+                <w:b/>
+                <w:spacing w:val="-5"/>
               </w:rPr>
               <w:t>07</w:t>
             </w:r>
@@ -6147,10 +5091,6 @@
             <w:pPr>
               <w:pStyle w:val="TableParagraph"/>
               <w:shd w:val="clear" w:color="auto" w:fill="FFFFFF" w:themeFill="background1"/>
-              <w:rPr>
-                <w:sz w:val="24"/>
-                <w:szCs w:val="24"/>
-              </w:rPr>
             </w:pPr>
           </w:p>
         </w:tc>
@@ -6165,16 +5105,10 @@
               <w:spacing w:line="304" w:lineRule="exact"/>
               <w:ind w:left="16" w:right="1"/>
               <w:jc w:val="center"/>
-              <w:rPr>
-                <w:sz w:val="24"/>
-                <w:szCs w:val="24"/>
-              </w:rPr>
-            </w:pPr>
-            <w:r>
-              <w:rPr>
-                <w:spacing w:val="-5"/>
-                <w:sz w:val="24"/>
-                <w:szCs w:val="24"/>
+            </w:pPr>
+            <w:r>
+              <w:rPr>
+                <w:spacing w:val="-5"/>
               </w:rPr>
               <w:t>(</w:t>
             </w:r>
@@ -6182,16 +5116,12 @@
               <w:rPr>
                 <w:rFonts w:ascii="Shruti" w:eastAsia="Nirmala UI" w:hAnsi="Shruti" w:cs="Shruti"/>
                 <w:spacing w:val="-5"/>
-                <w:sz w:val="24"/>
-                <w:szCs w:val="24"/>
               </w:rPr>
               <w:t>ક</w:t>
             </w:r>
             <w:r>
               <w:rPr>
                 <w:spacing w:val="-5"/>
-                <w:sz w:val="24"/>
-                <w:szCs w:val="24"/>
               </w:rPr>
               <w:t>)</w:t>
             </w:r>
@@ -6209,8 +5139,8 @@
               <w:rPr>
                 <w:rFonts w:ascii="Times New Roman" w:hAnsi="Times New Roman" w:cs="Times New Roman"/>
                 <w:color w:val="1F1F1F"/>
-                <w:sz w:val="24"/>
-                <w:szCs w:val="24"/>
+                <w:sz w:val="22"/>
+                <w:szCs w:val="22"/>
                 <w:lang w:val="en-IN" w:bidi="gu-IN"/>
               </w:rPr>
             </w:pPr>
@@ -6218,74 +5148,68 @@
               <w:rPr>
                 <w:rFonts w:ascii="Times New Roman" w:hAnsi="Times New Roman" w:cs="Times New Roman"/>
                 <w:color w:val="1F1F1F"/>
-                <w:sz w:val="24"/>
-                <w:szCs w:val="24"/>
+                <w:sz w:val="22"/>
+                <w:szCs w:val="22"/>
                 <w:lang w:bidi="gu-IN"/>
               </w:rPr>
               <w:t xml:space="preserve">2D array declaration, initialization </w:t>
             </w:r>
-            <w:proofErr w:type="spellStart"/>
             <w:r>
               <w:rPr>
                 <w:rFonts w:ascii="Shruti" w:hAnsi="Shruti" w:cs="Shruti"/>
                 <w:color w:val="1F1F1F"/>
-                <w:sz w:val="24"/>
-                <w:szCs w:val="24"/>
+                <w:sz w:val="22"/>
+                <w:szCs w:val="22"/>
                 <w:lang w:bidi="gu-IN"/>
               </w:rPr>
               <w:t>અને</w:t>
             </w:r>
-            <w:proofErr w:type="spellEnd"/>
             <w:r>
               <w:rPr>
                 <w:rFonts w:ascii="Times New Roman" w:hAnsi="Times New Roman" w:cs="Times New Roman"/>
                 <w:color w:val="1F1F1F"/>
-                <w:sz w:val="24"/>
-                <w:szCs w:val="24"/>
+                <w:sz w:val="22"/>
+                <w:szCs w:val="22"/>
                 <w:lang w:bidi="gu-IN"/>
               </w:rPr>
               <w:t xml:space="preserve"> example </w:t>
             </w:r>
-            <w:proofErr w:type="spellStart"/>
             <w:r>
               <w:rPr>
                 <w:rFonts w:ascii="Shruti" w:hAnsi="Shruti" w:cs="Shruti"/>
                 <w:color w:val="1F1F1F"/>
-                <w:sz w:val="24"/>
-                <w:szCs w:val="24"/>
+                <w:sz w:val="22"/>
+                <w:szCs w:val="22"/>
                 <w:lang w:bidi="gu-IN"/>
               </w:rPr>
               <w:t>સાથે</w:t>
             </w:r>
-            <w:proofErr w:type="spellEnd"/>
             <w:r>
               <w:rPr>
                 <w:rFonts w:ascii="Times New Roman" w:hAnsi="Times New Roman" w:cs="Times New Roman"/>
                 <w:color w:val="1F1F1F"/>
-                <w:sz w:val="24"/>
-                <w:szCs w:val="24"/>
+                <w:sz w:val="22"/>
+                <w:szCs w:val="22"/>
                 <w:lang w:bidi="gu-IN"/>
               </w:rPr>
               <w:t xml:space="preserve"> </w:t>
             </w:r>
-            <w:proofErr w:type="spellStart"/>
             <w:r>
               <w:rPr>
                 <w:rFonts w:ascii="Shruti" w:hAnsi="Shruti" w:cs="Shruti"/>
                 <w:color w:val="1F1F1F"/>
-                <w:sz w:val="24"/>
-                <w:szCs w:val="24"/>
+                <w:sz w:val="22"/>
+                <w:szCs w:val="22"/>
                 <w:lang w:bidi="gu-IN"/>
               </w:rPr>
               <w:t>સમજાવો</w:t>
             </w:r>
-            <w:proofErr w:type="spellEnd"/>
             <w:r>
               <w:rPr>
                 <w:rFonts w:ascii="Times New Roman" w:hAnsi="Times New Roman" w:cs="Times New Roman"/>
                 <w:color w:val="1F1F1F"/>
-                <w:sz w:val="24"/>
-                <w:szCs w:val="24"/>
+                <w:sz w:val="22"/>
+                <w:szCs w:val="22"/>
                 <w:lang w:bidi="gu-IN"/>
               </w:rPr>
               <w:t>.</w:t>
@@ -6305,16 +5229,12 @@
               <w:jc w:val="right"/>
               <w:rPr>
                 <w:rFonts w:eastAsia="Nirmala UI"/>
-                <w:sz w:val="24"/>
-                <w:szCs w:val="24"/>
               </w:rPr>
             </w:pPr>
             <w:r>
               <w:rPr>
                 <w:rFonts w:ascii="Shruti" w:eastAsia="Nirmala UI" w:hAnsi="Shruti" w:cs="Shruti"/>
                 <w:spacing w:val="-5"/>
-                <w:sz w:val="24"/>
-                <w:szCs w:val="24"/>
               </w:rPr>
               <w:t>૦૭</w:t>
             </w:r>
@@ -6337,8 +5257,6 @@
               <w:ind w:left="100"/>
               <w:rPr>
                 <w:b/>
-                <w:sz w:val="24"/>
-                <w:szCs w:val="24"/>
               </w:rPr>
             </w:pPr>
           </w:p>
@@ -6357,8 +5275,6 @@
               <w:rPr>
                 <w:b/>
                 <w:spacing w:val="-5"/>
-                <w:sz w:val="24"/>
-                <w:szCs w:val="24"/>
               </w:rPr>
             </w:pPr>
           </w:p>
@@ -6372,10 +5288,6 @@
               <w:pStyle w:val="TableParagraph"/>
               <w:shd w:val="clear" w:color="auto" w:fill="FFFFFF" w:themeFill="background1"/>
               <w:spacing w:line="251" w:lineRule="exact"/>
-              <w:rPr>
-                <w:sz w:val="24"/>
-                <w:szCs w:val="24"/>
-              </w:rPr>
             </w:pPr>
           </w:p>
         </w:tc>
@@ -6393,8 +5305,6 @@
               <w:rPr>
                 <w:b/>
                 <w:spacing w:val="-5"/>
-                <w:sz w:val="24"/>
-                <w:szCs w:val="24"/>
               </w:rPr>
             </w:pPr>
           </w:p>
@@ -6416,15 +5326,11 @@
               <w:ind w:left="100"/>
               <w:rPr>
                 <w:b/>
-                <w:sz w:val="24"/>
-                <w:szCs w:val="24"/>
-              </w:rPr>
-            </w:pPr>
-            <w:r>
-              <w:rPr>
-                <w:b/>
-                <w:sz w:val="24"/>
-                <w:szCs w:val="24"/>
+              </w:rPr>
+            </w:pPr>
+            <w:r>
+              <w:rPr>
+                <w:b/>
               </w:rPr>
               <w:t xml:space="preserve">Q. </w:t>
             </w:r>
@@ -6432,8 +5338,6 @@
               <w:rPr>
                 <w:b/>
                 <w:spacing w:val="-10"/>
-                <w:sz w:val="24"/>
-                <w:szCs w:val="24"/>
               </w:rPr>
               <w:t>4</w:t>
             </w:r>
@@ -6452,16 +5356,12 @@
               <w:jc w:val="center"/>
               <w:rPr>
                 <w:b/>
-                <w:sz w:val="24"/>
-                <w:szCs w:val="24"/>
-              </w:rPr>
-            </w:pPr>
-            <w:r>
-              <w:rPr>
-                <w:b/>
-                <w:spacing w:val="-5"/>
-                <w:sz w:val="24"/>
-                <w:szCs w:val="24"/>
+              </w:rPr>
+            </w:pPr>
+            <w:r>
+              <w:rPr>
+                <w:b/>
+                <w:spacing w:val="-5"/>
               </w:rPr>
               <w:t>(a)</w:t>
             </w:r>
@@ -6477,16 +5377,8 @@
               <w:autoSpaceDE/>
               <w:autoSpaceDN/>
               <w:spacing w:line="259" w:lineRule="auto"/>
-              <w:rPr>
-                <w:sz w:val="24"/>
-                <w:szCs w:val="24"/>
-              </w:rPr>
-            </w:pPr>
-            <w:r>
-              <w:rPr>
-                <w:sz w:val="24"/>
-                <w:szCs w:val="24"/>
-              </w:rPr>
+            </w:pPr>
+            <w:r>
               <w:t xml:space="preserve">What is exception? </w:t>
             </w:r>
           </w:p>
@@ -6504,16 +5396,12 @@
               <w:jc w:val="right"/>
               <w:rPr>
                 <w:b/>
-                <w:sz w:val="24"/>
-                <w:szCs w:val="24"/>
-              </w:rPr>
-            </w:pPr>
-            <w:r>
-              <w:rPr>
-                <w:b/>
-                <w:spacing w:val="-5"/>
-                <w:sz w:val="24"/>
-                <w:szCs w:val="24"/>
+              </w:rPr>
+            </w:pPr>
+            <w:r>
+              <w:rPr>
+                <w:b/>
+                <w:spacing w:val="-5"/>
               </w:rPr>
               <w:t>03</w:t>
             </w:r>
@@ -6535,10 +5423,6 @@
               <w:spacing w:line="315" w:lineRule="exact"/>
               <w:ind w:right="82"/>
               <w:jc w:val="center"/>
-              <w:rPr>
-                <w:sz w:val="24"/>
-                <w:szCs w:val="24"/>
-              </w:rPr>
             </w:pPr>
           </w:p>
         </w:tc>
@@ -6553,16 +5437,10 @@
               <w:spacing w:line="315" w:lineRule="exact"/>
               <w:ind w:left="16" w:right="1"/>
               <w:jc w:val="center"/>
-              <w:rPr>
-                <w:sz w:val="24"/>
-                <w:szCs w:val="24"/>
-              </w:rPr>
-            </w:pPr>
-            <w:r>
-              <w:rPr>
-                <w:spacing w:val="-5"/>
-                <w:sz w:val="24"/>
-                <w:szCs w:val="24"/>
+            </w:pPr>
+            <w:r>
+              <w:rPr>
+                <w:spacing w:val="-5"/>
               </w:rPr>
               <w:t>(</w:t>
             </w:r>
@@ -6570,16 +5448,12 @@
               <w:rPr>
                 <w:rFonts w:ascii="Shruti" w:eastAsia="Nirmala UI" w:hAnsi="Shruti" w:cs="Shruti"/>
                 <w:spacing w:val="-5"/>
-                <w:sz w:val="24"/>
-                <w:szCs w:val="24"/>
               </w:rPr>
               <w:t>અ</w:t>
             </w:r>
             <w:r>
               <w:rPr>
                 <w:spacing w:val="-5"/>
-                <w:sz w:val="24"/>
-                <w:szCs w:val="24"/>
               </w:rPr>
               <w:t>)</w:t>
             </w:r>
@@ -6595,50 +5469,26 @@
               <w:autoSpaceDE/>
               <w:autoSpaceDN/>
               <w:spacing w:line="259" w:lineRule="auto"/>
-              <w:rPr>
-                <w:sz w:val="24"/>
-                <w:szCs w:val="24"/>
-              </w:rPr>
-            </w:pPr>
-            <w:r>
-              <w:rPr>
-                <w:sz w:val="24"/>
-                <w:szCs w:val="24"/>
-              </w:rPr>
+            </w:pPr>
+            <w:r>
               <w:t xml:space="preserve">Exception </w:t>
             </w:r>
-            <w:proofErr w:type="spellStart"/>
             <w:r>
               <w:rPr>
                 <w:rFonts w:ascii="Shruti" w:hAnsi="Shruti" w:cs="Shruti"/>
-                <w:sz w:val="24"/>
-                <w:szCs w:val="24"/>
               </w:rPr>
               <w:t>શું</w:t>
             </w:r>
-            <w:proofErr w:type="spellEnd"/>
-            <w:r>
-              <w:rPr>
-                <w:sz w:val="24"/>
-                <w:szCs w:val="24"/>
-              </w:rPr>
+            <w:r>
               <w:t xml:space="preserve"> </w:t>
             </w:r>
-            <w:proofErr w:type="spellStart"/>
             <w:r>
               <w:rPr>
                 <w:rFonts w:ascii="Shruti" w:hAnsi="Shruti" w:cs="Shruti"/>
-                <w:sz w:val="24"/>
-                <w:szCs w:val="24"/>
               </w:rPr>
               <w:t>છે</w:t>
             </w:r>
-            <w:proofErr w:type="spellEnd"/>
-            <w:r>
-              <w:rPr>
-                <w:sz w:val="24"/>
-                <w:szCs w:val="24"/>
-              </w:rPr>
+            <w:r>
               <w:t xml:space="preserve">? </w:t>
             </w:r>
           </w:p>
@@ -6656,16 +5506,12 @@
               <w:jc w:val="right"/>
               <w:rPr>
                 <w:rFonts w:eastAsia="Nirmala UI"/>
-                <w:sz w:val="24"/>
-                <w:szCs w:val="24"/>
               </w:rPr>
             </w:pPr>
             <w:r>
               <w:rPr>
                 <w:rFonts w:ascii="Shruti" w:eastAsia="Nirmala UI" w:hAnsi="Shruti" w:cs="Shruti"/>
                 <w:spacing w:val="-5"/>
-                <w:sz w:val="24"/>
-                <w:szCs w:val="24"/>
               </w:rPr>
               <w:t>૦૩</w:t>
             </w:r>
@@ -6684,10 +5530,6 @@
             <w:pPr>
               <w:pStyle w:val="TableParagraph"/>
               <w:shd w:val="clear" w:color="auto" w:fill="FFFFFF" w:themeFill="background1"/>
-              <w:rPr>
-                <w:sz w:val="24"/>
-                <w:szCs w:val="24"/>
-              </w:rPr>
             </w:pPr>
           </w:p>
         </w:tc>
@@ -6704,16 +5546,12 @@
               <w:jc w:val="center"/>
               <w:rPr>
                 <w:b/>
-                <w:sz w:val="24"/>
-                <w:szCs w:val="24"/>
-              </w:rPr>
-            </w:pPr>
-            <w:r>
-              <w:rPr>
-                <w:b/>
-                <w:spacing w:val="-5"/>
-                <w:sz w:val="24"/>
-                <w:szCs w:val="24"/>
+              </w:rPr>
+            </w:pPr>
+            <w:r>
+              <w:rPr>
+                <w:b/>
+                <w:spacing w:val="-5"/>
               </w:rPr>
               <w:t>(b)</w:t>
             </w:r>
@@ -6724,17 +5562,7 @@
             <w:tcW w:w="7684" w:type="dxa"/>
           </w:tcPr>
           <w:p>
-            <w:pPr>
-              <w:rPr>
-                <w:sz w:val="24"/>
-                <w:szCs w:val="24"/>
-              </w:rPr>
-            </w:pPr>
-            <w:r>
-              <w:rPr>
-                <w:sz w:val="24"/>
-                <w:szCs w:val="24"/>
-              </w:rPr>
+            <w:r>
               <w:t>Explain access modifiers</w:t>
             </w:r>
           </w:p>
@@ -6752,16 +5580,12 @@
               <w:jc w:val="right"/>
               <w:rPr>
                 <w:b/>
-                <w:sz w:val="24"/>
-                <w:szCs w:val="24"/>
-              </w:rPr>
-            </w:pPr>
-            <w:r>
-              <w:rPr>
-                <w:b/>
-                <w:spacing w:val="-5"/>
-                <w:sz w:val="24"/>
-                <w:szCs w:val="24"/>
+              </w:rPr>
+            </w:pPr>
+            <w:r>
+              <w:rPr>
+                <w:b/>
+                <w:spacing w:val="-5"/>
               </w:rPr>
               <w:t>04</w:t>
             </w:r>
@@ -6780,10 +5604,6 @@
             <w:pPr>
               <w:pStyle w:val="TableParagraph"/>
               <w:shd w:val="clear" w:color="auto" w:fill="FFFFFF" w:themeFill="background1"/>
-              <w:rPr>
-                <w:sz w:val="24"/>
-                <w:szCs w:val="24"/>
-              </w:rPr>
             </w:pPr>
           </w:p>
         </w:tc>
@@ -6798,18 +5618,12 @@
               <w:spacing w:line="304" w:lineRule="exact"/>
               <w:ind w:left="16" w:right="1"/>
               <w:jc w:val="center"/>
-              <w:rPr>
-                <w:sz w:val="24"/>
-                <w:szCs w:val="24"/>
-              </w:rPr>
             </w:pPr>
             <w:r>
               <w:rPr>
                 <w:b/>
                 <w:bCs/>
                 <w:spacing w:val="-5"/>
-                <w:sz w:val="24"/>
-                <w:szCs w:val="24"/>
               </w:rPr>
               <w:t>(</w:t>
             </w:r>
@@ -6817,16 +5631,12 @@
               <w:rPr>
                 <w:rFonts w:ascii="Shruti" w:eastAsia="Nirmala UI" w:hAnsi="Shruti" w:cs="Shruti"/>
                 <w:spacing w:val="-5"/>
-                <w:sz w:val="24"/>
-                <w:szCs w:val="24"/>
               </w:rPr>
               <w:t>બ</w:t>
             </w:r>
             <w:r>
               <w:rPr>
                 <w:spacing w:val="-5"/>
-                <w:sz w:val="24"/>
-                <w:szCs w:val="24"/>
               </w:rPr>
               <w:t>)</w:t>
             </w:r>
@@ -6837,29 +5647,15 @@
             <w:tcW w:w="7684" w:type="dxa"/>
           </w:tcPr>
           <w:p>
-            <w:pPr>
-              <w:rPr>
-                <w:sz w:val="24"/>
-                <w:szCs w:val="24"/>
-              </w:rPr>
-            </w:pPr>
-            <w:r>
-              <w:rPr>
-                <w:sz w:val="24"/>
-                <w:szCs w:val="24"/>
-              </w:rPr>
+            <w:r>
               <w:t xml:space="preserve">Access modifiers </w:t>
             </w:r>
-            <w:proofErr w:type="spellStart"/>
             <w:r>
               <w:rPr>
                 <w:rFonts w:ascii="Shruti" w:hAnsi="Shruti" w:cs="Shruti"/>
-                <w:sz w:val="24"/>
-                <w:szCs w:val="24"/>
               </w:rPr>
               <w:t>સમજાવો</w:t>
             </w:r>
-            <w:proofErr w:type="spellEnd"/>
           </w:p>
         </w:tc>
         <w:tc>
@@ -6875,16 +5671,12 @@
               <w:jc w:val="right"/>
               <w:rPr>
                 <w:rFonts w:eastAsia="Nirmala UI"/>
-                <w:sz w:val="24"/>
-                <w:szCs w:val="24"/>
               </w:rPr>
             </w:pPr>
             <w:r>
               <w:rPr>
                 <w:rFonts w:ascii="Shruti" w:eastAsia="Nirmala UI" w:hAnsi="Shruti" w:cs="Shruti"/>
                 <w:spacing w:val="-5"/>
-                <w:sz w:val="24"/>
-                <w:szCs w:val="24"/>
               </w:rPr>
               <w:t>૦૪</w:t>
             </w:r>
@@ -6903,10 +5695,6 @@
             <w:pPr>
               <w:pStyle w:val="TableParagraph"/>
               <w:shd w:val="clear" w:color="auto" w:fill="FFFFFF" w:themeFill="background1"/>
-              <w:rPr>
-                <w:sz w:val="24"/>
-                <w:szCs w:val="24"/>
-              </w:rPr>
             </w:pPr>
           </w:p>
         </w:tc>
@@ -6923,16 +5711,12 @@
               <w:jc w:val="center"/>
               <w:rPr>
                 <w:b/>
-                <w:sz w:val="24"/>
-                <w:szCs w:val="24"/>
-              </w:rPr>
-            </w:pPr>
-            <w:r>
-              <w:rPr>
-                <w:b/>
-                <w:spacing w:val="-5"/>
-                <w:sz w:val="24"/>
-                <w:szCs w:val="24"/>
+              </w:rPr>
+            </w:pPr>
+            <w:r>
+              <w:rPr>
+                <w:b/>
+                <w:spacing w:val="-5"/>
               </w:rPr>
               <w:t>(c)</w:t>
             </w:r>
@@ -6947,16 +5731,8 @@
               <w:pStyle w:val="TableParagraph"/>
               <w:shd w:val="clear" w:color="auto" w:fill="FFFFFF" w:themeFill="background1"/>
               <w:spacing w:line="251" w:lineRule="exact"/>
-              <w:rPr>
-                <w:sz w:val="24"/>
-                <w:szCs w:val="24"/>
-              </w:rPr>
-            </w:pPr>
-            <w:r>
-              <w:rPr>
-                <w:sz w:val="24"/>
-                <w:szCs w:val="24"/>
-              </w:rPr>
+            </w:pPr>
+            <w:r>
               <w:t>Explain class and object with example</w:t>
             </w:r>
           </w:p>
@@ -6974,16 +5750,12 @@
               <w:jc w:val="right"/>
               <w:rPr>
                 <w:b/>
-                <w:sz w:val="24"/>
-                <w:szCs w:val="24"/>
-              </w:rPr>
-            </w:pPr>
-            <w:r>
-              <w:rPr>
-                <w:b/>
-                <w:spacing w:val="-5"/>
-                <w:sz w:val="24"/>
-                <w:szCs w:val="24"/>
+              </w:rPr>
+            </w:pPr>
+            <w:r>
+              <w:rPr>
+                <w:b/>
+                <w:spacing w:val="-5"/>
               </w:rPr>
               <w:t>07</w:t>
             </w:r>
@@ -7002,10 +5774,6 @@
             <w:pPr>
               <w:pStyle w:val="TableParagraph"/>
               <w:shd w:val="clear" w:color="auto" w:fill="FFFFFF" w:themeFill="background1"/>
-              <w:rPr>
-                <w:sz w:val="24"/>
-                <w:szCs w:val="24"/>
-              </w:rPr>
             </w:pPr>
           </w:p>
         </w:tc>
@@ -7020,18 +5788,12 @@
               <w:spacing w:before="1" w:line="304" w:lineRule="exact"/>
               <w:ind w:left="16" w:right="1"/>
               <w:jc w:val="center"/>
-              <w:rPr>
-                <w:sz w:val="24"/>
-                <w:szCs w:val="24"/>
-              </w:rPr>
             </w:pPr>
             <w:r>
               <w:rPr>
                 <w:b/>
                 <w:bCs/>
                 <w:spacing w:val="-5"/>
-                <w:sz w:val="24"/>
-                <w:szCs w:val="24"/>
               </w:rPr>
               <w:t>(</w:t>
             </w:r>
@@ -7039,16 +5801,12 @@
               <w:rPr>
                 <w:rFonts w:ascii="Shruti" w:eastAsia="Nirmala UI" w:hAnsi="Shruti" w:cs="Shruti"/>
                 <w:spacing w:val="-5"/>
-                <w:sz w:val="24"/>
-                <w:szCs w:val="24"/>
               </w:rPr>
               <w:t>ક</w:t>
             </w:r>
             <w:r>
               <w:rPr>
                 <w:spacing w:val="-5"/>
-                <w:sz w:val="24"/>
-                <w:szCs w:val="24"/>
               </w:rPr>
               <w:t>)</w:t>
             </w:r>
@@ -7066,76 +5824,70 @@
               <w:rPr>
                 <w:rFonts w:ascii="Times New Roman" w:hAnsi="Times New Roman" w:cs="Times New Roman"/>
                 <w:color w:val="1F1F1F"/>
-                <w:sz w:val="24"/>
-                <w:szCs w:val="24"/>
+                <w:sz w:val="22"/>
+                <w:szCs w:val="22"/>
               </w:rPr>
             </w:pPr>
             <w:r>
               <w:rPr>
                 <w:rFonts w:ascii="Times New Roman" w:hAnsi="Times New Roman" w:cs="Times New Roman"/>
                 <w:color w:val="1F1F1F"/>
-                <w:sz w:val="24"/>
-                <w:szCs w:val="24"/>
+                <w:sz w:val="22"/>
+                <w:szCs w:val="22"/>
                 <w:lang w:bidi="gu-IN"/>
               </w:rPr>
               <w:t xml:space="preserve">Class </w:t>
             </w:r>
-            <w:proofErr w:type="spellStart"/>
             <w:r>
               <w:rPr>
                 <w:rFonts w:ascii="Shruti" w:hAnsi="Shruti" w:cs="Shruti"/>
                 <w:color w:val="1F1F1F"/>
-                <w:sz w:val="24"/>
-                <w:szCs w:val="24"/>
+                <w:sz w:val="22"/>
+                <w:szCs w:val="22"/>
                 <w:lang w:bidi="gu-IN"/>
               </w:rPr>
               <w:t>અને</w:t>
             </w:r>
-            <w:proofErr w:type="spellEnd"/>
             <w:r>
               <w:rPr>
                 <w:rFonts w:ascii="Times New Roman" w:hAnsi="Times New Roman" w:cs="Times New Roman"/>
                 <w:color w:val="1F1F1F"/>
-                <w:sz w:val="24"/>
-                <w:szCs w:val="24"/>
+                <w:sz w:val="22"/>
+                <w:szCs w:val="22"/>
                 <w:lang w:bidi="gu-IN"/>
               </w:rPr>
               <w:t xml:space="preserve"> object example </w:t>
             </w:r>
-            <w:proofErr w:type="spellStart"/>
             <w:r>
               <w:rPr>
                 <w:rFonts w:ascii="Shruti" w:hAnsi="Shruti" w:cs="Shruti"/>
                 <w:color w:val="1F1F1F"/>
-                <w:sz w:val="24"/>
-                <w:szCs w:val="24"/>
+                <w:sz w:val="22"/>
+                <w:szCs w:val="22"/>
                 <w:lang w:bidi="gu-IN"/>
               </w:rPr>
               <w:t>સાથે</w:t>
             </w:r>
-            <w:proofErr w:type="spellEnd"/>
             <w:r>
               <w:rPr>
                 <w:rFonts w:ascii="Times New Roman" w:hAnsi="Times New Roman" w:cs="Times New Roman"/>
                 <w:color w:val="1F1F1F"/>
-                <w:sz w:val="24"/>
-                <w:szCs w:val="24"/>
+                <w:sz w:val="22"/>
+                <w:szCs w:val="22"/>
                 <w:lang w:bidi="gu-IN"/>
               </w:rPr>
               <w:t xml:space="preserve"> </w:t>
             </w:r>
-            <w:proofErr w:type="spellStart"/>
             <w:r>
               <w:rPr>
                 <w:rFonts w:ascii="Shruti" w:hAnsi="Shruti" w:cs="Shruti"/>
                 <w:color w:val="1F1F1F"/>
-                <w:sz w:val="24"/>
-                <w:szCs w:val="24"/>
+                <w:sz w:val="22"/>
+                <w:szCs w:val="22"/>
                 <w:lang w:bidi="gu-IN"/>
               </w:rPr>
               <w:t>સમજાવો</w:t>
             </w:r>
-            <w:proofErr w:type="spellEnd"/>
           </w:p>
         </w:tc>
         <w:tc>
@@ -7151,16 +5903,12 @@
               <w:jc w:val="right"/>
               <w:rPr>
                 <w:rFonts w:eastAsia="Nirmala UI"/>
-                <w:sz w:val="24"/>
-                <w:szCs w:val="24"/>
               </w:rPr>
             </w:pPr>
             <w:r>
               <w:rPr>
                 <w:rFonts w:ascii="Shruti" w:eastAsia="Nirmala UI" w:hAnsi="Shruti" w:cs="Shruti"/>
                 <w:spacing w:val="-5"/>
-                <w:sz w:val="24"/>
-                <w:szCs w:val="24"/>
               </w:rPr>
               <w:t>૦૭</w:t>
             </w:r>
@@ -7179,10 +5927,6 @@
             <w:pPr>
               <w:pStyle w:val="TableParagraph"/>
               <w:shd w:val="clear" w:color="auto" w:fill="FFFFFF" w:themeFill="background1"/>
-              <w:rPr>
-                <w:sz w:val="24"/>
-                <w:szCs w:val="24"/>
-              </w:rPr>
             </w:pPr>
           </w:p>
         </w:tc>
@@ -7194,10 +5938,6 @@
             <w:pPr>
               <w:pStyle w:val="TableParagraph"/>
               <w:shd w:val="clear" w:color="auto" w:fill="FFFFFF" w:themeFill="background1"/>
-              <w:rPr>
-                <w:sz w:val="24"/>
-                <w:szCs w:val="24"/>
-              </w:rPr>
             </w:pPr>
           </w:p>
         </w:tc>
@@ -7214,16 +5954,12 @@
               <w:jc w:val="center"/>
               <w:rPr>
                 <w:b/>
-                <w:sz w:val="24"/>
-                <w:szCs w:val="24"/>
-              </w:rPr>
-            </w:pPr>
-            <w:r>
-              <w:rPr>
-                <w:b/>
-                <w:spacing w:val="-5"/>
-                <w:sz w:val="24"/>
-                <w:szCs w:val="24"/>
+              </w:rPr>
+            </w:pPr>
+            <w:r>
+              <w:rPr>
+                <w:b/>
+                <w:spacing w:val="-5"/>
               </w:rPr>
               <w:t>OR</w:t>
             </w:r>
@@ -7237,10 +5973,6 @@
             <w:pPr>
               <w:pStyle w:val="TableParagraph"/>
               <w:shd w:val="clear" w:color="auto" w:fill="FFFFFF" w:themeFill="background1"/>
-              <w:rPr>
-                <w:sz w:val="24"/>
-                <w:szCs w:val="24"/>
-              </w:rPr>
             </w:pPr>
           </w:p>
         </w:tc>
@@ -7261,15 +5993,11 @@
               <w:ind w:left="100"/>
               <w:rPr>
                 <w:b/>
-                <w:sz w:val="24"/>
-                <w:szCs w:val="24"/>
-              </w:rPr>
-            </w:pPr>
-            <w:r>
-              <w:rPr>
-                <w:b/>
-                <w:sz w:val="24"/>
-                <w:szCs w:val="24"/>
+              </w:rPr>
+            </w:pPr>
+            <w:r>
+              <w:rPr>
+                <w:b/>
               </w:rPr>
               <w:t xml:space="preserve">Q. </w:t>
             </w:r>
@@ -7277,8 +6005,6 @@
               <w:rPr>
                 <w:b/>
                 <w:spacing w:val="-10"/>
-                <w:sz w:val="24"/>
-                <w:szCs w:val="24"/>
               </w:rPr>
               <w:t>4</w:t>
             </w:r>
@@ -7297,16 +6023,12 @@
               <w:jc w:val="center"/>
               <w:rPr>
                 <w:b/>
-                <w:sz w:val="24"/>
-                <w:szCs w:val="24"/>
-              </w:rPr>
-            </w:pPr>
-            <w:r>
-              <w:rPr>
-                <w:b/>
-                <w:spacing w:val="-5"/>
-                <w:sz w:val="24"/>
-                <w:szCs w:val="24"/>
+              </w:rPr>
+            </w:pPr>
+            <w:r>
+              <w:rPr>
+                <w:b/>
+                <w:spacing w:val="-5"/>
               </w:rPr>
               <w:t xml:space="preserve">(a)  </w:t>
             </w:r>
@@ -7318,18 +6040,12 @@
               <w:spacing w:line="304" w:lineRule="exact"/>
               <w:ind w:left="16" w:right="1"/>
               <w:jc w:val="center"/>
-              <w:rPr>
-                <w:sz w:val="24"/>
-                <w:szCs w:val="24"/>
-              </w:rPr>
             </w:pPr>
             <w:r>
               <w:rPr>
                 <w:b/>
                 <w:bCs/>
                 <w:spacing w:val="-5"/>
-                <w:sz w:val="24"/>
-                <w:szCs w:val="24"/>
               </w:rPr>
               <w:t>(</w:t>
             </w:r>
@@ -7339,8 +6055,6 @@
                 <w:b/>
                 <w:bCs/>
                 <w:spacing w:val="-5"/>
-                <w:sz w:val="24"/>
-                <w:szCs w:val="24"/>
               </w:rPr>
               <w:t>અ</w:t>
             </w:r>
@@ -7349,8 +6063,6 @@
                 <w:b/>
                 <w:bCs/>
                 <w:spacing w:val="-5"/>
-                <w:sz w:val="24"/>
-                <w:szCs w:val="24"/>
               </w:rPr>
               <w:t>)</w:t>
             </w:r>
@@ -7366,16 +6078,8 @@
               <w:autoSpaceDE/>
               <w:autoSpaceDN/>
               <w:spacing w:line="259" w:lineRule="auto"/>
-              <w:rPr>
-                <w:sz w:val="24"/>
-                <w:szCs w:val="24"/>
-              </w:rPr>
-            </w:pPr>
-            <w:r>
-              <w:rPr>
-                <w:sz w:val="24"/>
-                <w:szCs w:val="24"/>
-              </w:rPr>
+            </w:pPr>
+            <w:r>
               <w:t>What is method?</w:t>
             </w:r>
           </w:p>
@@ -7387,8 +6091,8 @@
               <w:rPr>
                 <w:rFonts w:ascii="Times New Roman" w:hAnsi="Times New Roman" w:cs="Times New Roman"/>
                 <w:color w:val="1F1F1F"/>
-                <w:sz w:val="24"/>
-                <w:szCs w:val="24"/>
+                <w:sz w:val="22"/>
+                <w:szCs w:val="22"/>
                 <w:lang w:bidi="gu-IN"/>
               </w:rPr>
             </w:pPr>
@@ -7396,52 +6100,48 @@
               <w:rPr>
                 <w:rFonts w:ascii="Times New Roman" w:hAnsi="Times New Roman" w:cs="Times New Roman"/>
                 <w:color w:val="1F1F1F"/>
-                <w:sz w:val="24"/>
-                <w:szCs w:val="24"/>
+                <w:sz w:val="22"/>
+                <w:szCs w:val="22"/>
                 <w:lang w:bidi="gu-IN"/>
               </w:rPr>
               <w:t xml:space="preserve">Method </w:t>
             </w:r>
-            <w:proofErr w:type="spellStart"/>
             <w:r>
               <w:rPr>
                 <w:rFonts w:ascii="Shruti" w:hAnsi="Shruti" w:cs="Shruti"/>
                 <w:color w:val="1F1F1F"/>
-                <w:sz w:val="24"/>
-                <w:szCs w:val="24"/>
+                <w:sz w:val="22"/>
+                <w:szCs w:val="22"/>
                 <w:lang w:bidi="gu-IN"/>
               </w:rPr>
               <w:t>શું</w:t>
             </w:r>
-            <w:proofErr w:type="spellEnd"/>
             <w:r>
               <w:rPr>
                 <w:rFonts w:ascii="Times New Roman" w:hAnsi="Times New Roman" w:cs="Times New Roman"/>
                 <w:color w:val="1F1F1F"/>
-                <w:sz w:val="24"/>
-                <w:szCs w:val="24"/>
+                <w:sz w:val="22"/>
+                <w:szCs w:val="22"/>
                 <w:lang w:bidi="gu-IN"/>
               </w:rPr>
               <w:t xml:space="preserve"> </w:t>
             </w:r>
-            <w:proofErr w:type="spellStart"/>
             <w:r>
               <w:rPr>
                 <w:rFonts w:ascii="Shruti" w:hAnsi="Shruti" w:cs="Shruti"/>
                 <w:color w:val="1F1F1F"/>
-                <w:sz w:val="24"/>
-                <w:szCs w:val="24"/>
+                <w:sz w:val="22"/>
+                <w:szCs w:val="22"/>
                 <w:lang w:bidi="gu-IN"/>
               </w:rPr>
               <w:t>છે</w:t>
             </w:r>
-            <w:proofErr w:type="spellEnd"/>
             <w:r>
               <w:rPr>
                 <w:rFonts w:ascii="Times New Roman" w:hAnsi="Times New Roman" w:cs="Times New Roman"/>
                 <w:color w:val="1F1F1F"/>
-                <w:sz w:val="24"/>
-                <w:szCs w:val="24"/>
+                <w:sz w:val="22"/>
+                <w:szCs w:val="22"/>
                 <w:lang w:bidi="gu-IN"/>
               </w:rPr>
               <w:t>?</w:t>
@@ -7461,16 +6161,12 @@
               <w:jc w:val="right"/>
               <w:rPr>
                 <w:b/>
-                <w:sz w:val="24"/>
-                <w:szCs w:val="24"/>
-              </w:rPr>
-            </w:pPr>
-            <w:r>
-              <w:rPr>
-                <w:b/>
-                <w:spacing w:val="-5"/>
-                <w:sz w:val="24"/>
-                <w:szCs w:val="24"/>
+              </w:rPr>
+            </w:pPr>
+            <w:r>
+              <w:rPr>
+                <w:b/>
+                <w:spacing w:val="-5"/>
               </w:rPr>
               <w:t>03</w:t>
             </w:r>
@@ -7489,10 +6185,6 @@
             <w:pPr>
               <w:pStyle w:val="TableParagraph"/>
               <w:shd w:val="clear" w:color="auto" w:fill="FFFFFF" w:themeFill="background1"/>
-              <w:rPr>
-                <w:sz w:val="24"/>
-                <w:szCs w:val="24"/>
-              </w:rPr>
             </w:pPr>
           </w:p>
         </w:tc>
@@ -7509,16 +6201,12 @@
               <w:jc w:val="center"/>
               <w:rPr>
                 <w:b/>
-                <w:sz w:val="24"/>
-                <w:szCs w:val="24"/>
-              </w:rPr>
-            </w:pPr>
-            <w:r>
-              <w:rPr>
-                <w:b/>
-                <w:spacing w:val="-5"/>
-                <w:sz w:val="24"/>
-                <w:szCs w:val="24"/>
+              </w:rPr>
+            </w:pPr>
+            <w:r>
+              <w:rPr>
+                <w:b/>
+                <w:spacing w:val="-5"/>
               </w:rPr>
               <w:t xml:space="preserve">(b) </w:t>
             </w:r>
@@ -7529,34 +6217,16 @@
             <w:tcW w:w="7684" w:type="dxa"/>
           </w:tcPr>
           <w:p>
-            <w:pPr>
-              <w:rPr>
-                <w:sz w:val="24"/>
-                <w:szCs w:val="24"/>
-              </w:rPr>
-            </w:pPr>
-            <w:r>
-              <w:rPr>
-                <w:sz w:val="24"/>
-                <w:szCs w:val="24"/>
-              </w:rPr>
+            <w:r>
               <w:t xml:space="preserve">Explain Access modifiers </w:t>
             </w:r>
-            <w:proofErr w:type="spellStart"/>
             <w:r>
               <w:rPr>
                 <w:rFonts w:ascii="Shruti" w:hAnsi="Shruti" w:cs="Shruti"/>
-                <w:sz w:val="24"/>
-                <w:szCs w:val="24"/>
               </w:rPr>
               <w:t>સમજાવો</w:t>
             </w:r>
-            <w:proofErr w:type="spellEnd"/>
-            <w:r>
-              <w:rPr>
-                <w:sz w:val="24"/>
-                <w:szCs w:val="24"/>
-              </w:rPr>
+            <w:r>
               <w:t xml:space="preserve"> modifiers. </w:t>
             </w:r>
           </w:p>
@@ -7574,16 +6244,12 @@
               <w:jc w:val="right"/>
               <w:rPr>
                 <w:b/>
-                <w:sz w:val="24"/>
-                <w:szCs w:val="24"/>
-              </w:rPr>
-            </w:pPr>
-            <w:r>
-              <w:rPr>
-                <w:b/>
-                <w:spacing w:val="-5"/>
-                <w:sz w:val="24"/>
-                <w:szCs w:val="24"/>
+              </w:rPr>
+            </w:pPr>
+            <w:r>
+              <w:rPr>
+                <w:b/>
+                <w:spacing w:val="-5"/>
               </w:rPr>
               <w:t>04</w:t>
             </w:r>
@@ -7602,10 +6268,6 @@
             <w:pPr>
               <w:pStyle w:val="TableParagraph"/>
               <w:shd w:val="clear" w:color="auto" w:fill="FFFFFF" w:themeFill="background1"/>
-              <w:rPr>
-                <w:sz w:val="24"/>
-                <w:szCs w:val="24"/>
-              </w:rPr>
             </w:pPr>
           </w:p>
         </w:tc>
@@ -7619,18 +6281,12 @@
               <w:shd w:val="clear" w:color="auto" w:fill="FFFFFF" w:themeFill="background1"/>
               <w:ind w:left="16" w:right="1"/>
               <w:jc w:val="center"/>
-              <w:rPr>
-                <w:sz w:val="24"/>
-                <w:szCs w:val="24"/>
-              </w:rPr>
             </w:pPr>
             <w:r>
               <w:rPr>
                 <w:b/>
                 <w:bCs/>
                 <w:spacing w:val="-5"/>
-                <w:sz w:val="24"/>
-                <w:szCs w:val="24"/>
               </w:rPr>
               <w:t>(</w:t>
             </w:r>
@@ -7638,16 +6294,12 @@
               <w:rPr>
                 <w:rFonts w:ascii="Shruti" w:eastAsia="Nirmala UI" w:hAnsi="Shruti" w:cs="Shruti"/>
                 <w:spacing w:val="-5"/>
-                <w:sz w:val="24"/>
-                <w:szCs w:val="24"/>
               </w:rPr>
               <w:t>બ</w:t>
             </w:r>
             <w:r>
               <w:rPr>
                 <w:spacing w:val="-5"/>
-                <w:sz w:val="24"/>
-                <w:szCs w:val="24"/>
               </w:rPr>
               <w:t>)</w:t>
             </w:r>
@@ -7665,28 +6317,16 @@
                 <w:tab w:val="left" w:pos="838"/>
               </w:tabs>
               <w:spacing w:line="261" w:lineRule="exact"/>
-              <w:rPr>
-                <w:sz w:val="24"/>
-                <w:szCs w:val="24"/>
-              </w:rPr>
-            </w:pPr>
-            <w:r>
-              <w:rPr>
-                <w:sz w:val="24"/>
-                <w:szCs w:val="24"/>
-              </w:rPr>
+            </w:pPr>
+            <w:r>
               <w:t xml:space="preserve">Access modifiers </w:t>
             </w:r>
-            <w:proofErr w:type="spellStart"/>
             <w:r>
               <w:rPr>
                 <w:rFonts w:ascii="Shruti" w:hAnsi="Shruti" w:cs="Shruti"/>
-                <w:sz w:val="24"/>
-                <w:szCs w:val="24"/>
               </w:rPr>
               <w:t>સમજાવો</w:t>
             </w:r>
-            <w:proofErr w:type="spellEnd"/>
           </w:p>
         </w:tc>
         <w:tc>
@@ -7701,16 +6341,12 @@
               <w:jc w:val="right"/>
               <w:rPr>
                 <w:rFonts w:eastAsia="Nirmala UI"/>
-                <w:sz w:val="24"/>
-                <w:szCs w:val="24"/>
               </w:rPr>
             </w:pPr>
             <w:r>
               <w:rPr>
                 <w:rFonts w:ascii="Shruti" w:eastAsia="Nirmala UI" w:hAnsi="Shruti" w:cs="Shruti"/>
                 <w:spacing w:val="-5"/>
-                <w:sz w:val="24"/>
-                <w:szCs w:val="24"/>
               </w:rPr>
               <w:t>૦૪</w:t>
             </w:r>
@@ -7729,10 +6365,6 @@
             <w:pPr>
               <w:pStyle w:val="TableParagraph"/>
               <w:shd w:val="clear" w:color="auto" w:fill="FFFFFF" w:themeFill="background1"/>
-              <w:rPr>
-                <w:sz w:val="24"/>
-                <w:szCs w:val="24"/>
-              </w:rPr>
             </w:pPr>
           </w:p>
         </w:tc>
@@ -7749,16 +6381,12 @@
               <w:jc w:val="center"/>
               <w:rPr>
                 <w:b/>
-                <w:sz w:val="24"/>
-                <w:szCs w:val="24"/>
-              </w:rPr>
-            </w:pPr>
-            <w:r>
-              <w:rPr>
-                <w:b/>
-                <w:spacing w:val="-5"/>
-                <w:sz w:val="24"/>
-                <w:szCs w:val="24"/>
+              </w:rPr>
+            </w:pPr>
+            <w:r>
+              <w:rPr>
+                <w:b/>
+                <w:spacing w:val="-5"/>
               </w:rPr>
               <w:t>(c)</w:t>
             </w:r>
@@ -7773,16 +6401,8 @@
               <w:pStyle w:val="TableParagraph"/>
               <w:shd w:val="clear" w:color="auto" w:fill="FFFFFF" w:themeFill="background1"/>
               <w:spacing w:line="256" w:lineRule="exact"/>
-              <w:rPr>
-                <w:sz w:val="24"/>
-                <w:szCs w:val="24"/>
-              </w:rPr>
-            </w:pPr>
-            <w:r>
-              <w:rPr>
-                <w:sz w:val="24"/>
-                <w:szCs w:val="24"/>
-              </w:rPr>
+            </w:pPr>
+            <w:r>
               <w:t>Explain inheritance and its types.</w:t>
             </w:r>
           </w:p>
@@ -7800,16 +6420,12 @@
               <w:jc w:val="right"/>
               <w:rPr>
                 <w:b/>
-                <w:sz w:val="24"/>
-                <w:szCs w:val="24"/>
-              </w:rPr>
-            </w:pPr>
-            <w:r>
-              <w:rPr>
-                <w:b/>
-                <w:spacing w:val="-5"/>
-                <w:sz w:val="24"/>
-                <w:szCs w:val="24"/>
+              </w:rPr>
+            </w:pPr>
+            <w:r>
+              <w:rPr>
+                <w:b/>
+                <w:spacing w:val="-5"/>
               </w:rPr>
               <w:t>07</w:t>
             </w:r>
@@ -7822,10 +6438,6 @@
         <w:shd w:val="clear" w:color="auto" w:fill="FFFFFF" w:themeFill="background1"/>
         <w:spacing w:line="271" w:lineRule="exact"/>
         <w:jc w:val="right"/>
-        <w:rPr>
-          <w:sz w:val="24"/>
-          <w:szCs w:val="24"/>
-        </w:rPr>
         <w:sectPr>
           <w:type w:val="continuous"/>
           <w:pgSz w:w="11910" w:h="16840"/>
@@ -7863,10 +6475,6 @@
             <w:pPr>
               <w:pStyle w:val="TableParagraph"/>
               <w:shd w:val="clear" w:color="auto" w:fill="FFFFFF" w:themeFill="background1"/>
-              <w:rPr>
-                <w:sz w:val="24"/>
-                <w:szCs w:val="24"/>
-              </w:rPr>
             </w:pPr>
           </w:p>
         </w:tc>
@@ -7880,18 +6488,12 @@
               <w:shd w:val="clear" w:color="auto" w:fill="FFFFFF" w:themeFill="background1"/>
               <w:ind w:left="16" w:right="1"/>
               <w:jc w:val="center"/>
-              <w:rPr>
-                <w:sz w:val="24"/>
-                <w:szCs w:val="24"/>
-              </w:rPr>
             </w:pPr>
             <w:r>
               <w:rPr>
                 <w:b/>
                 <w:bCs/>
                 <w:spacing w:val="-5"/>
-                <w:sz w:val="24"/>
-                <w:szCs w:val="24"/>
               </w:rPr>
               <w:t>(</w:t>
             </w:r>
@@ -7899,16 +6501,12 @@
               <w:rPr>
                 <w:rFonts w:ascii="Shruti" w:eastAsia="Nirmala UI" w:hAnsi="Shruti" w:cs="Shruti"/>
                 <w:spacing w:val="-5"/>
-                <w:sz w:val="24"/>
-                <w:szCs w:val="24"/>
               </w:rPr>
               <w:t>ક</w:t>
             </w:r>
             <w:r>
               <w:rPr>
                 <w:spacing w:val="-5"/>
-                <w:sz w:val="24"/>
-                <w:szCs w:val="24"/>
               </w:rPr>
               <w:t>)</w:t>
             </w:r>
@@ -7925,83 +6523,45 @@
               <w:spacing w:line="320" w:lineRule="atLeast"/>
               <w:rPr>
                 <w:rFonts w:eastAsia="Nirmala UI"/>
-                <w:sz w:val="24"/>
-                <w:szCs w:val="24"/>
-              </w:rPr>
-            </w:pPr>
-            <w:r>
-              <w:rPr>
-                <w:sz w:val="24"/>
-                <w:szCs w:val="24"/>
-              </w:rPr>
+              </w:rPr>
+            </w:pPr>
+            <w:r>
               <w:t xml:space="preserve">Inheritance </w:t>
             </w:r>
-            <w:proofErr w:type="spellStart"/>
             <w:r>
               <w:rPr>
                 <w:rFonts w:ascii="Shruti" w:hAnsi="Shruti" w:cs="Shruti"/>
-                <w:sz w:val="24"/>
-                <w:szCs w:val="24"/>
               </w:rPr>
               <w:t>અને</w:t>
             </w:r>
-            <w:proofErr w:type="spellEnd"/>
-            <w:r>
-              <w:rPr>
-                <w:sz w:val="24"/>
-                <w:szCs w:val="24"/>
-              </w:rPr>
+            <w:r>
               <w:t xml:space="preserve"> </w:t>
             </w:r>
-            <w:proofErr w:type="spellStart"/>
             <w:r>
               <w:rPr>
                 <w:rFonts w:ascii="Shruti" w:hAnsi="Shruti" w:cs="Shruti"/>
-                <w:sz w:val="24"/>
-                <w:szCs w:val="24"/>
               </w:rPr>
               <w:t>તેના</w:t>
             </w:r>
-            <w:proofErr w:type="spellEnd"/>
-            <w:r>
-              <w:rPr>
-                <w:sz w:val="24"/>
-                <w:szCs w:val="24"/>
-              </w:rPr>
+            <w:r>
               <w:t xml:space="preserve"> </w:t>
             </w:r>
-            <w:proofErr w:type="spellStart"/>
             <w:r>
               <w:rPr>
                 <w:rFonts w:ascii="Shruti" w:hAnsi="Shruti" w:cs="Shruti"/>
-                <w:sz w:val="24"/>
-                <w:szCs w:val="24"/>
               </w:rPr>
               <w:t>પ્રકાર</w:t>
             </w:r>
-            <w:proofErr w:type="spellEnd"/>
-            <w:r>
-              <w:rPr>
-                <w:sz w:val="24"/>
-                <w:szCs w:val="24"/>
-              </w:rPr>
+            <w:r>
               <w:t xml:space="preserve"> </w:t>
             </w:r>
-            <w:proofErr w:type="spellStart"/>
             <w:r>
               <w:rPr>
                 <w:rFonts w:ascii="Shruti" w:hAnsi="Shruti" w:cs="Shruti"/>
-                <w:sz w:val="24"/>
-                <w:szCs w:val="24"/>
               </w:rPr>
               <w:t>સમજાવો</w:t>
             </w:r>
-            <w:proofErr w:type="spellEnd"/>
-            <w:r>
-              <w:rPr>
-                <w:sz w:val="24"/>
-                <w:szCs w:val="24"/>
-              </w:rPr>
+            <w:r>
               <w:t>.</w:t>
             </w:r>
           </w:p>
@@ -8018,16 +6578,12 @@
               <w:jc w:val="right"/>
               <w:rPr>
                 <w:rFonts w:eastAsia="Nirmala UI"/>
-                <w:sz w:val="24"/>
-                <w:szCs w:val="24"/>
               </w:rPr>
             </w:pPr>
             <w:r>
               <w:rPr>
                 <w:rFonts w:ascii="Shruti" w:eastAsia="Nirmala UI" w:hAnsi="Shruti" w:cs="Shruti"/>
                 <w:spacing w:val="-5"/>
-                <w:sz w:val="24"/>
-                <w:szCs w:val="24"/>
               </w:rPr>
               <w:t>૦૭</w:t>
             </w:r>
@@ -8052,8 +6608,6 @@
               <w:rPr>
                 <w:b/>
                 <w:spacing w:val="-5"/>
-                <w:sz w:val="24"/>
-                <w:szCs w:val="24"/>
               </w:rPr>
             </w:pPr>
           </w:p>
@@ -8072,8 +6626,6 @@
               <w:rPr>
                 <w:b/>
                 <w:spacing w:val="-5"/>
-                <w:sz w:val="24"/>
-                <w:szCs w:val="24"/>
               </w:rPr>
             </w:pPr>
           </w:p>
@@ -8088,10 +6640,6 @@
               <w:shd w:val="clear" w:color="auto" w:fill="FFFFFF" w:themeFill="background1"/>
               <w:spacing w:line="259" w:lineRule="exact"/>
               <w:ind w:left="118"/>
-              <w:rPr>
-                <w:sz w:val="24"/>
-                <w:szCs w:val="24"/>
-              </w:rPr>
             </w:pPr>
           </w:p>
         </w:tc>
@@ -8109,8 +6657,6 @@
               <w:rPr>
                 <w:b/>
                 <w:spacing w:val="-5"/>
-                <w:sz w:val="24"/>
-                <w:szCs w:val="24"/>
               </w:rPr>
             </w:pPr>
           </w:p>
@@ -8133,16 +6679,12 @@
               <w:jc w:val="center"/>
               <w:rPr>
                 <w:b/>
-                <w:sz w:val="24"/>
-                <w:szCs w:val="24"/>
-              </w:rPr>
-            </w:pPr>
-            <w:r>
-              <w:rPr>
-                <w:b/>
-                <w:spacing w:val="-5"/>
-                <w:sz w:val="24"/>
-                <w:szCs w:val="24"/>
+              </w:rPr>
+            </w:pPr>
+            <w:r>
+              <w:rPr>
+                <w:b/>
+                <w:spacing w:val="-5"/>
               </w:rPr>
               <w:t>Q.5</w:t>
             </w:r>
@@ -8161,16 +6703,12 @@
               <w:jc w:val="center"/>
               <w:rPr>
                 <w:b/>
-                <w:sz w:val="24"/>
-                <w:szCs w:val="24"/>
-              </w:rPr>
-            </w:pPr>
-            <w:r>
-              <w:rPr>
-                <w:b/>
-                <w:spacing w:val="-5"/>
-                <w:sz w:val="24"/>
-                <w:szCs w:val="24"/>
+              </w:rPr>
+            </w:pPr>
+            <w:r>
+              <w:rPr>
+                <w:b/>
+                <w:spacing w:val="-5"/>
               </w:rPr>
               <w:t>(a)</w:t>
             </w:r>
@@ -8185,16 +6723,8 @@
               <w:pStyle w:val="TableParagraph"/>
               <w:shd w:val="clear" w:color="auto" w:fill="FFFFFF" w:themeFill="background1"/>
               <w:spacing w:line="259" w:lineRule="exact"/>
-              <w:rPr>
-                <w:sz w:val="24"/>
-                <w:szCs w:val="24"/>
-              </w:rPr>
-            </w:pPr>
-            <w:r>
-              <w:rPr>
-                <w:sz w:val="24"/>
-                <w:szCs w:val="24"/>
-              </w:rPr>
+            </w:pPr>
+            <w:r>
               <w:t>Write a program to add two integers.</w:t>
             </w:r>
           </w:p>
@@ -8212,16 +6742,12 @@
               <w:jc w:val="right"/>
               <w:rPr>
                 <w:b/>
-                <w:sz w:val="24"/>
-                <w:szCs w:val="24"/>
-              </w:rPr>
-            </w:pPr>
-            <w:r>
-              <w:rPr>
-                <w:b/>
-                <w:spacing w:val="-5"/>
-                <w:sz w:val="24"/>
-                <w:szCs w:val="24"/>
+              </w:rPr>
+            </w:pPr>
+            <w:r>
+              <w:rPr>
+                <w:b/>
+                <w:spacing w:val="-5"/>
               </w:rPr>
               <w:t>03</w:t>
             </w:r>
@@ -8243,10 +6769,6 @@
               <w:spacing w:before="9" w:line="304" w:lineRule="exact"/>
               <w:ind w:right="82"/>
               <w:jc w:val="center"/>
-              <w:rPr>
-                <w:sz w:val="24"/>
-                <w:szCs w:val="24"/>
-              </w:rPr>
             </w:pPr>
           </w:p>
         </w:tc>
@@ -8261,16 +6783,10 @@
               <w:spacing w:before="9" w:line="304" w:lineRule="exact"/>
               <w:ind w:left="16" w:right="1"/>
               <w:jc w:val="center"/>
-              <w:rPr>
-                <w:sz w:val="24"/>
-                <w:szCs w:val="24"/>
-              </w:rPr>
-            </w:pPr>
-            <w:r>
-              <w:rPr>
-                <w:spacing w:val="-5"/>
-                <w:sz w:val="24"/>
-                <w:szCs w:val="24"/>
+            </w:pPr>
+            <w:r>
+              <w:rPr>
+                <w:spacing w:val="-5"/>
               </w:rPr>
               <w:t>(</w:t>
             </w:r>
@@ -8278,16 +6794,12 @@
               <w:rPr>
                 <w:rFonts w:ascii="Shruti" w:eastAsia="Nirmala UI" w:hAnsi="Shruti" w:cs="Shruti"/>
                 <w:spacing w:val="-5"/>
-                <w:sz w:val="24"/>
-                <w:szCs w:val="24"/>
               </w:rPr>
               <w:t>અ</w:t>
             </w:r>
             <w:r>
               <w:rPr>
                 <w:spacing w:val="-5"/>
-                <w:sz w:val="24"/>
-                <w:szCs w:val="24"/>
               </w:rPr>
               <w:t>)</w:t>
             </w:r>
@@ -8304,110 +6816,74 @@
               <w:spacing w:before="9" w:line="304" w:lineRule="exact"/>
               <w:rPr>
                 <w:rFonts w:eastAsia="Cambria"/>
-                <w:sz w:val="24"/>
-                <w:szCs w:val="24"/>
-              </w:rPr>
-            </w:pPr>
-            <w:proofErr w:type="spellStart"/>
+              </w:rPr>
+            </w:pPr>
             <w:r>
               <w:rPr>
                 <w:rFonts w:ascii="Shruti" w:eastAsia="Cambria" w:hAnsi="Shruti" w:cs="Shruti"/>
-                <w:sz w:val="24"/>
-                <w:szCs w:val="24"/>
               </w:rPr>
               <w:t>બે</w:t>
             </w:r>
-            <w:proofErr w:type="spellEnd"/>
             <w:r>
               <w:rPr>
                 <w:rFonts w:eastAsia="Cambria"/>
-                <w:sz w:val="24"/>
-                <w:szCs w:val="24"/>
               </w:rPr>
               <w:t xml:space="preserve"> integers </w:t>
             </w:r>
-            <w:proofErr w:type="spellStart"/>
             <w:r>
               <w:rPr>
                 <w:rFonts w:ascii="Shruti" w:eastAsia="Cambria" w:hAnsi="Shruti" w:cs="Shruti"/>
-                <w:sz w:val="24"/>
-                <w:szCs w:val="24"/>
               </w:rPr>
               <w:t>નો</w:t>
             </w:r>
-            <w:proofErr w:type="spellEnd"/>
             <w:r>
               <w:rPr>
                 <w:rFonts w:eastAsia="Cambria"/>
-                <w:sz w:val="24"/>
-                <w:szCs w:val="24"/>
               </w:rPr>
               <w:t xml:space="preserve"> </w:t>
             </w:r>
-            <w:proofErr w:type="spellStart"/>
             <w:r>
               <w:rPr>
                 <w:rFonts w:ascii="Shruti" w:eastAsia="Cambria" w:hAnsi="Shruti" w:cs="Shruti"/>
-                <w:sz w:val="24"/>
-                <w:szCs w:val="24"/>
               </w:rPr>
               <w:t>સરવાળો</w:t>
             </w:r>
-            <w:proofErr w:type="spellEnd"/>
             <w:r>
               <w:rPr>
                 <w:rFonts w:eastAsia="Cambria"/>
-                <w:sz w:val="24"/>
-                <w:szCs w:val="24"/>
               </w:rPr>
               <w:t xml:space="preserve"> </w:t>
             </w:r>
-            <w:proofErr w:type="spellStart"/>
             <w:r>
               <w:rPr>
                 <w:rFonts w:ascii="Shruti" w:eastAsia="Cambria" w:hAnsi="Shruti" w:cs="Shruti"/>
-                <w:sz w:val="24"/>
-                <w:szCs w:val="24"/>
               </w:rPr>
               <w:t>કરવા</w:t>
             </w:r>
-            <w:proofErr w:type="spellEnd"/>
             <w:r>
               <w:rPr>
                 <w:rFonts w:eastAsia="Cambria"/>
-                <w:sz w:val="24"/>
-                <w:szCs w:val="24"/>
               </w:rPr>
               <w:t xml:space="preserve"> </w:t>
             </w:r>
-            <w:proofErr w:type="spellStart"/>
             <w:r>
               <w:rPr>
                 <w:rFonts w:ascii="Shruti" w:eastAsia="Cambria" w:hAnsi="Shruti" w:cs="Shruti"/>
-                <w:sz w:val="24"/>
-                <w:szCs w:val="24"/>
               </w:rPr>
               <w:t>માટે</w:t>
             </w:r>
-            <w:proofErr w:type="spellEnd"/>
             <w:r>
               <w:rPr>
                 <w:rFonts w:eastAsia="Cambria"/>
-                <w:sz w:val="24"/>
-                <w:szCs w:val="24"/>
               </w:rPr>
               <w:t xml:space="preserve"> program </w:t>
             </w:r>
-            <w:proofErr w:type="spellStart"/>
             <w:r>
               <w:rPr>
                 <w:rFonts w:ascii="Shruti" w:eastAsia="Cambria" w:hAnsi="Shruti" w:cs="Shruti"/>
-                <w:sz w:val="24"/>
-                <w:szCs w:val="24"/>
               </w:rPr>
               <w:t>લખો</w:t>
             </w:r>
-            <w:proofErr w:type="spellEnd"/>
           </w:p>
         </w:tc>
         <w:tc>
@@ -8423,16 +6899,12 @@
               <w:jc w:val="right"/>
               <w:rPr>
                 <w:rFonts w:eastAsia="Nirmala UI"/>
-                <w:sz w:val="24"/>
-                <w:szCs w:val="24"/>
               </w:rPr>
             </w:pPr>
             <w:r>
               <w:rPr>
                 <w:rFonts w:ascii="Shruti" w:eastAsia="Nirmala UI" w:hAnsi="Shruti" w:cs="Shruti"/>
                 <w:spacing w:val="-5"/>
-                <w:sz w:val="24"/>
-                <w:szCs w:val="24"/>
               </w:rPr>
               <w:t>૦૩</w:t>
             </w:r>
@@ -8451,10 +6923,6 @@
             <w:pPr>
               <w:pStyle w:val="TableParagraph"/>
               <w:shd w:val="clear" w:color="auto" w:fill="FFFFFF" w:themeFill="background1"/>
-              <w:rPr>
-                <w:sz w:val="24"/>
-                <w:szCs w:val="24"/>
-              </w:rPr>
             </w:pPr>
           </w:p>
         </w:tc>
@@ -8471,16 +6939,12 @@
               <w:jc w:val="center"/>
               <w:rPr>
                 <w:b/>
-                <w:sz w:val="24"/>
-                <w:szCs w:val="24"/>
-              </w:rPr>
-            </w:pPr>
-            <w:r>
-              <w:rPr>
-                <w:b/>
-                <w:spacing w:val="-5"/>
-                <w:sz w:val="24"/>
-                <w:szCs w:val="24"/>
+              </w:rPr>
+            </w:pPr>
+            <w:r>
+              <w:rPr>
+                <w:b/>
+                <w:spacing w:val="-5"/>
               </w:rPr>
               <w:t>(b)</w:t>
             </w:r>
@@ -8491,17 +6955,7 @@
             <w:tcW w:w="7686" w:type="dxa"/>
           </w:tcPr>
           <w:p>
-            <w:pPr>
-              <w:rPr>
-                <w:sz w:val="24"/>
-                <w:szCs w:val="24"/>
-              </w:rPr>
-            </w:pPr>
-            <w:r>
-              <w:rPr>
-                <w:sz w:val="24"/>
-                <w:szCs w:val="24"/>
-              </w:rPr>
+            <w:r>
               <w:t>Explain constructors and types.</w:t>
             </w:r>
           </w:p>
@@ -8519,16 +6973,12 @@
               <w:jc w:val="right"/>
               <w:rPr>
                 <w:b/>
-                <w:sz w:val="24"/>
-                <w:szCs w:val="24"/>
-              </w:rPr>
-            </w:pPr>
-            <w:r>
-              <w:rPr>
-                <w:b/>
-                <w:spacing w:val="-5"/>
-                <w:sz w:val="24"/>
-                <w:szCs w:val="24"/>
+              </w:rPr>
+            </w:pPr>
+            <w:r>
+              <w:rPr>
+                <w:b/>
+                <w:spacing w:val="-5"/>
               </w:rPr>
               <w:t>04</w:t>
             </w:r>
@@ -8547,10 +6997,6 @@
             <w:pPr>
               <w:pStyle w:val="TableParagraph"/>
               <w:shd w:val="clear" w:color="auto" w:fill="FFFFFF" w:themeFill="background1"/>
-              <w:rPr>
-                <w:sz w:val="24"/>
-                <w:szCs w:val="24"/>
-              </w:rPr>
             </w:pPr>
           </w:p>
         </w:tc>
@@ -8565,18 +7011,12 @@
               <w:spacing w:line="303" w:lineRule="exact"/>
               <w:ind w:left="16" w:right="1"/>
               <w:jc w:val="center"/>
-              <w:rPr>
-                <w:sz w:val="24"/>
-                <w:szCs w:val="24"/>
-              </w:rPr>
             </w:pPr>
             <w:r>
               <w:rPr>
                 <w:b/>
                 <w:bCs/>
                 <w:spacing w:val="-5"/>
-                <w:sz w:val="24"/>
-                <w:szCs w:val="24"/>
               </w:rPr>
               <w:t>(</w:t>
             </w:r>
@@ -8584,16 +7024,12 @@
               <w:rPr>
                 <w:rFonts w:ascii="Shruti" w:eastAsia="Nirmala UI" w:hAnsi="Shruti" w:cs="Shruti"/>
                 <w:spacing w:val="-5"/>
-                <w:sz w:val="24"/>
-                <w:szCs w:val="24"/>
               </w:rPr>
               <w:t>બ</w:t>
             </w:r>
             <w:r>
               <w:rPr>
                 <w:spacing w:val="-5"/>
-                <w:sz w:val="24"/>
-                <w:szCs w:val="24"/>
               </w:rPr>
               <w:t>)</w:t>
             </w:r>
@@ -8604,80 +7040,42 @@
             <w:tcW w:w="7686" w:type="dxa"/>
           </w:tcPr>
           <w:p>
-            <w:pPr>
-              <w:rPr>
-                <w:sz w:val="24"/>
-                <w:szCs w:val="24"/>
-              </w:rPr>
-            </w:pPr>
-            <w:r>
-              <w:rPr>
-                <w:sz w:val="24"/>
-                <w:szCs w:val="24"/>
-              </w:rPr>
+            <w:r>
               <w:t xml:space="preserve">Constructors </w:t>
             </w:r>
-            <w:proofErr w:type="spellStart"/>
             <w:r>
               <w:rPr>
                 <w:rFonts w:ascii="Shruti" w:hAnsi="Shruti" w:cs="Shruti"/>
-                <w:sz w:val="24"/>
-                <w:szCs w:val="24"/>
               </w:rPr>
               <w:t>અને</w:t>
             </w:r>
-            <w:proofErr w:type="spellEnd"/>
-            <w:r>
-              <w:rPr>
-                <w:sz w:val="24"/>
-                <w:szCs w:val="24"/>
-              </w:rPr>
+            <w:r>
               <w:t xml:space="preserve"> </w:t>
             </w:r>
-            <w:proofErr w:type="spellStart"/>
             <w:r>
               <w:rPr>
                 <w:rFonts w:ascii="Shruti" w:hAnsi="Shruti" w:cs="Shruti"/>
-                <w:sz w:val="24"/>
-                <w:szCs w:val="24"/>
               </w:rPr>
               <w:t>તેના</w:t>
             </w:r>
-            <w:proofErr w:type="spellEnd"/>
-            <w:r>
-              <w:rPr>
-                <w:sz w:val="24"/>
-                <w:szCs w:val="24"/>
-              </w:rPr>
+            <w:r>
               <w:t xml:space="preserve"> </w:t>
             </w:r>
-            <w:proofErr w:type="spellStart"/>
             <w:r>
               <w:rPr>
                 <w:rFonts w:ascii="Shruti" w:hAnsi="Shruti" w:cs="Shruti"/>
-                <w:sz w:val="24"/>
-                <w:szCs w:val="24"/>
               </w:rPr>
               <w:t>પ્રકાર</w:t>
             </w:r>
-            <w:proofErr w:type="spellEnd"/>
-            <w:r>
-              <w:rPr>
-                <w:sz w:val="24"/>
-                <w:szCs w:val="24"/>
-              </w:rPr>
+            <w:r>
               <w:t xml:space="preserve"> </w:t>
             </w:r>
-            <w:proofErr w:type="spellStart"/>
             <w:r>
               <w:rPr>
                 <w:rFonts w:ascii="Shruti" w:hAnsi="Shruti" w:cs="Shruti"/>
-                <w:sz w:val="24"/>
-                <w:szCs w:val="24"/>
               </w:rPr>
               <w:t>સમજાવો</w:t>
             </w:r>
-            <w:proofErr w:type="spellEnd"/>
           </w:p>
         </w:tc>
         <w:tc>
@@ -8693,16 +7091,12 @@
               <w:jc w:val="right"/>
               <w:rPr>
                 <w:rFonts w:eastAsia="Nirmala UI"/>
-                <w:sz w:val="24"/>
-                <w:szCs w:val="24"/>
               </w:rPr>
             </w:pPr>
             <w:r>
               <w:rPr>
                 <w:rFonts w:ascii="Shruti" w:eastAsia="Nirmala UI" w:hAnsi="Shruti" w:cs="Shruti"/>
                 <w:spacing w:val="-5"/>
-                <w:sz w:val="24"/>
-                <w:szCs w:val="24"/>
               </w:rPr>
               <w:t>૦૪</w:t>
             </w:r>
@@ -8721,10 +7115,6 @@
             <w:pPr>
               <w:pStyle w:val="TableParagraph"/>
               <w:shd w:val="clear" w:color="auto" w:fill="FFFFFF" w:themeFill="background1"/>
-              <w:rPr>
-                <w:sz w:val="24"/>
-                <w:szCs w:val="24"/>
-              </w:rPr>
             </w:pPr>
           </w:p>
         </w:tc>
@@ -8741,16 +7131,12 @@
               <w:jc w:val="center"/>
               <w:rPr>
                 <w:b/>
-                <w:sz w:val="24"/>
-                <w:szCs w:val="24"/>
-              </w:rPr>
-            </w:pPr>
-            <w:r>
-              <w:rPr>
-                <w:b/>
-                <w:spacing w:val="-5"/>
-                <w:sz w:val="24"/>
-                <w:szCs w:val="24"/>
+              </w:rPr>
+            </w:pPr>
+            <w:r>
+              <w:rPr>
+                <w:b/>
+                <w:spacing w:val="-5"/>
               </w:rPr>
               <w:t>(c)</w:t>
             </w:r>
@@ -8765,16 +7151,8 @@
               <w:pStyle w:val="TableParagraph"/>
               <w:shd w:val="clear" w:color="auto" w:fill="FFFFFF" w:themeFill="background1"/>
               <w:spacing w:line="234" w:lineRule="exact"/>
-              <w:rPr>
-                <w:sz w:val="24"/>
-                <w:szCs w:val="24"/>
-              </w:rPr>
-            </w:pPr>
-            <w:r>
-              <w:rPr>
-                <w:sz w:val="24"/>
-                <w:szCs w:val="24"/>
-              </w:rPr>
+            </w:pPr>
+            <w:r>
               <w:t>Explain exception handling using try-catch-finally with example</w:t>
             </w:r>
           </w:p>
@@ -8792,16 +7170,12 @@
               <w:jc w:val="right"/>
               <w:rPr>
                 <w:b/>
-                <w:sz w:val="24"/>
-                <w:szCs w:val="24"/>
-              </w:rPr>
-            </w:pPr>
-            <w:r>
-              <w:rPr>
-                <w:b/>
-                <w:spacing w:val="-5"/>
-                <w:sz w:val="24"/>
-                <w:szCs w:val="24"/>
+              </w:rPr>
+            </w:pPr>
+            <w:r>
+              <w:rPr>
+                <w:b/>
+                <w:spacing w:val="-5"/>
               </w:rPr>
               <w:t>07</w:t>
             </w:r>
@@ -8820,10 +7194,6 @@
             <w:pPr>
               <w:pStyle w:val="TableParagraph"/>
               <w:shd w:val="clear" w:color="auto" w:fill="FFFFFF" w:themeFill="background1"/>
-              <w:rPr>
-                <w:sz w:val="24"/>
-                <w:szCs w:val="24"/>
-              </w:rPr>
             </w:pPr>
           </w:p>
         </w:tc>
@@ -8838,18 +7208,12 @@
               <w:spacing w:before="1"/>
               <w:ind w:left="16" w:right="1"/>
               <w:jc w:val="center"/>
-              <w:rPr>
-                <w:sz w:val="24"/>
-                <w:szCs w:val="24"/>
-              </w:rPr>
             </w:pPr>
             <w:r>
               <w:rPr>
                 <w:b/>
                 <w:bCs/>
                 <w:spacing w:val="-5"/>
-                <w:sz w:val="24"/>
-                <w:szCs w:val="24"/>
               </w:rPr>
               <w:t>(</w:t>
             </w:r>
@@ -8857,16 +7221,12 @@
               <w:rPr>
                 <w:rFonts w:ascii="Shruti" w:eastAsia="Nirmala UI" w:hAnsi="Shruti" w:cs="Shruti"/>
                 <w:spacing w:val="-5"/>
-                <w:sz w:val="24"/>
-                <w:szCs w:val="24"/>
               </w:rPr>
               <w:t>ક</w:t>
             </w:r>
             <w:r>
               <w:rPr>
                 <w:spacing w:val="-5"/>
-                <w:sz w:val="24"/>
-                <w:szCs w:val="24"/>
               </w:rPr>
               <w:t>)</w:t>
             </w:r>
@@ -8883,87 +7243,59 @@
               <w:spacing w:line="320" w:lineRule="atLeast"/>
               <w:rPr>
                 <w:rFonts w:eastAsia="Cambria"/>
-                <w:sz w:val="24"/>
-                <w:szCs w:val="24"/>
               </w:rPr>
             </w:pPr>
             <w:r>
               <w:rPr>
                 <w:rFonts w:eastAsia="Cambria"/>
-                <w:sz w:val="24"/>
-                <w:szCs w:val="24"/>
               </w:rPr>
               <w:t xml:space="preserve">try-catch-finally </w:t>
             </w:r>
-            <w:proofErr w:type="spellStart"/>
             <w:r>
               <w:rPr>
                 <w:rFonts w:ascii="Shruti" w:eastAsia="Cambria" w:hAnsi="Shruti" w:cs="Shruti"/>
-                <w:sz w:val="24"/>
-                <w:szCs w:val="24"/>
               </w:rPr>
               <w:t>સાથે</w:t>
             </w:r>
-            <w:proofErr w:type="spellEnd"/>
             <w:r>
               <w:rPr>
                 <w:rFonts w:eastAsia="Cambria"/>
-                <w:sz w:val="24"/>
-                <w:szCs w:val="24"/>
               </w:rPr>
               <w:t xml:space="preserve"> exception handling </w:t>
             </w:r>
-            <w:proofErr w:type="spellStart"/>
             <w:r>
               <w:rPr>
                 <w:rFonts w:ascii="Shruti" w:eastAsia="Cambria" w:hAnsi="Shruti" w:cs="Shruti"/>
-                <w:sz w:val="24"/>
-                <w:szCs w:val="24"/>
               </w:rPr>
               <w:t>ઉદાહરણ</w:t>
             </w:r>
-            <w:proofErr w:type="spellEnd"/>
             <w:r>
               <w:rPr>
                 <w:rFonts w:eastAsia="Cambria"/>
-                <w:sz w:val="24"/>
-                <w:szCs w:val="24"/>
               </w:rPr>
               <w:t xml:space="preserve"> </w:t>
             </w:r>
-            <w:proofErr w:type="spellStart"/>
             <w:r>
               <w:rPr>
                 <w:rFonts w:ascii="Shruti" w:eastAsia="Cambria" w:hAnsi="Shruti" w:cs="Shruti"/>
-                <w:sz w:val="24"/>
-                <w:szCs w:val="24"/>
               </w:rPr>
               <w:t>સાથે</w:t>
             </w:r>
-            <w:proofErr w:type="spellEnd"/>
             <w:r>
               <w:rPr>
                 <w:rFonts w:eastAsia="Cambria"/>
-                <w:sz w:val="24"/>
-                <w:szCs w:val="24"/>
               </w:rPr>
               <w:t xml:space="preserve"> </w:t>
             </w:r>
-            <w:proofErr w:type="spellStart"/>
             <w:r>
               <w:rPr>
                 <w:rFonts w:ascii="Shruti" w:eastAsia="Cambria" w:hAnsi="Shruti" w:cs="Shruti"/>
-                <w:sz w:val="24"/>
-                <w:szCs w:val="24"/>
               </w:rPr>
               <w:t>સમજાવો</w:t>
             </w:r>
-            <w:proofErr w:type="spellEnd"/>
             <w:r>
               <w:rPr>
                 <w:rFonts w:eastAsia="Cambria"/>
-                <w:sz w:val="24"/>
-                <w:szCs w:val="24"/>
               </w:rPr>
               <w:t>.</w:t>
             </w:r>
@@ -8982,16 +7314,12 @@
               <w:jc w:val="right"/>
               <w:rPr>
                 <w:rFonts w:eastAsia="Nirmala UI"/>
-                <w:sz w:val="24"/>
-                <w:szCs w:val="24"/>
               </w:rPr>
             </w:pPr>
             <w:r>
               <w:rPr>
                 <w:rFonts w:ascii="Shruti" w:eastAsia="Nirmala UI" w:hAnsi="Shruti" w:cs="Shruti"/>
                 <w:spacing w:val="-5"/>
-                <w:sz w:val="24"/>
-                <w:szCs w:val="24"/>
               </w:rPr>
               <w:t>૦૭</w:t>
             </w:r>
@@ -9010,10 +7338,6 @@
             <w:pPr>
               <w:pStyle w:val="TableParagraph"/>
               <w:shd w:val="clear" w:color="auto" w:fill="FFFFFF" w:themeFill="background1"/>
-              <w:rPr>
-                <w:sz w:val="24"/>
-                <w:szCs w:val="24"/>
-              </w:rPr>
             </w:pPr>
           </w:p>
         </w:tc>
@@ -9025,10 +7349,6 @@
             <w:pPr>
               <w:pStyle w:val="TableParagraph"/>
               <w:shd w:val="clear" w:color="auto" w:fill="FFFFFF" w:themeFill="background1"/>
-              <w:rPr>
-                <w:sz w:val="24"/>
-                <w:szCs w:val="24"/>
-              </w:rPr>
             </w:pPr>
           </w:p>
         </w:tc>
@@ -9045,15 +7365,11 @@
               <w:jc w:val="center"/>
               <w:rPr>
                 <w:b/>
-                <w:sz w:val="24"/>
-                <w:szCs w:val="24"/>
-              </w:rPr>
-            </w:pPr>
-            <w:r>
-              <w:rPr>
-                <w:b/>
-                <w:sz w:val="24"/>
-                <w:szCs w:val="24"/>
+              </w:rPr>
+            </w:pPr>
+            <w:r>
+              <w:rPr>
+                <w:b/>
               </w:rPr>
               <w:t>OR</w:t>
             </w:r>
@@ -9067,10 +7383,6 @@
             <w:pPr>
               <w:pStyle w:val="TableParagraph"/>
               <w:shd w:val="clear" w:color="auto" w:fill="FFFFFF" w:themeFill="background1"/>
-              <w:rPr>
-                <w:sz w:val="24"/>
-                <w:szCs w:val="24"/>
-              </w:rPr>
             </w:pPr>
           </w:p>
         </w:tc>
@@ -9092,16 +7404,12 @@
               <w:jc w:val="center"/>
               <w:rPr>
                 <w:b/>
-                <w:sz w:val="24"/>
-                <w:szCs w:val="24"/>
-              </w:rPr>
-            </w:pPr>
-            <w:r>
-              <w:rPr>
-                <w:b/>
-                <w:spacing w:val="-5"/>
-                <w:sz w:val="24"/>
-                <w:szCs w:val="24"/>
+              </w:rPr>
+            </w:pPr>
+            <w:r>
+              <w:rPr>
+                <w:b/>
+                <w:spacing w:val="-5"/>
               </w:rPr>
               <w:t>Q.5</w:t>
             </w:r>
@@ -9120,16 +7428,12 @@
               <w:jc w:val="center"/>
               <w:rPr>
                 <w:b/>
-                <w:sz w:val="24"/>
-                <w:szCs w:val="24"/>
-              </w:rPr>
-            </w:pPr>
-            <w:r>
-              <w:rPr>
-                <w:b/>
-                <w:spacing w:val="-5"/>
-                <w:sz w:val="24"/>
-                <w:szCs w:val="24"/>
+              </w:rPr>
+            </w:pPr>
+            <w:r>
+              <w:rPr>
+                <w:b/>
+                <w:spacing w:val="-5"/>
               </w:rPr>
               <w:t>(a)</w:t>
             </w:r>
@@ -9145,16 +7449,8 @@
               <w:autoSpaceDE/>
               <w:autoSpaceDN/>
               <w:spacing w:line="259" w:lineRule="auto"/>
-              <w:rPr>
-                <w:sz w:val="24"/>
-                <w:szCs w:val="24"/>
-              </w:rPr>
-            </w:pPr>
-            <w:r>
-              <w:rPr>
-                <w:sz w:val="24"/>
-                <w:szCs w:val="24"/>
-              </w:rPr>
+            </w:pPr>
+            <w:r>
               <w:t xml:space="preserve">What is String? </w:t>
             </w:r>
           </w:p>
@@ -9172,16 +7468,12 @@
               <w:jc w:val="right"/>
               <w:rPr>
                 <w:b/>
-                <w:sz w:val="24"/>
-                <w:szCs w:val="24"/>
-              </w:rPr>
-            </w:pPr>
-            <w:r>
-              <w:rPr>
-                <w:b/>
-                <w:spacing w:val="-5"/>
-                <w:sz w:val="24"/>
-                <w:szCs w:val="24"/>
+              </w:rPr>
+            </w:pPr>
+            <w:r>
+              <w:rPr>
+                <w:b/>
+                <w:spacing w:val="-5"/>
               </w:rPr>
               <w:t>03</w:t>
             </w:r>
@@ -9202,10 +7494,6 @@
               <w:shd w:val="clear" w:color="auto" w:fill="FFFFFF" w:themeFill="background1"/>
               <w:ind w:right="82"/>
               <w:jc w:val="center"/>
-              <w:rPr>
-                <w:sz w:val="24"/>
-                <w:szCs w:val="24"/>
-              </w:rPr>
             </w:pPr>
           </w:p>
         </w:tc>
@@ -9219,16 +7507,10 @@
               <w:shd w:val="clear" w:color="auto" w:fill="FFFFFF" w:themeFill="background1"/>
               <w:ind w:left="16" w:right="1"/>
               <w:jc w:val="center"/>
-              <w:rPr>
-                <w:sz w:val="24"/>
-                <w:szCs w:val="24"/>
-              </w:rPr>
-            </w:pPr>
-            <w:r>
-              <w:rPr>
-                <w:spacing w:val="-5"/>
-                <w:sz w:val="24"/>
-                <w:szCs w:val="24"/>
+            </w:pPr>
+            <w:r>
+              <w:rPr>
+                <w:spacing w:val="-5"/>
               </w:rPr>
               <w:t>(</w:t>
             </w:r>
@@ -9236,16 +7518,12 @@
               <w:rPr>
                 <w:rFonts w:ascii="Shruti" w:eastAsia="Nirmala UI" w:hAnsi="Shruti" w:cs="Shruti"/>
                 <w:spacing w:val="-5"/>
-                <w:sz w:val="24"/>
-                <w:szCs w:val="24"/>
               </w:rPr>
               <w:t>અ</w:t>
             </w:r>
             <w:r>
               <w:rPr>
                 <w:spacing w:val="-5"/>
-                <w:sz w:val="24"/>
-                <w:szCs w:val="24"/>
               </w:rPr>
               <w:t>)</w:t>
             </w:r>
@@ -9262,70 +7540,49 @@
               <w:spacing w:line="320" w:lineRule="atLeast"/>
               <w:rPr>
                 <w:rFonts w:eastAsia="Cambria"/>
-                <w:sz w:val="24"/>
-                <w:szCs w:val="24"/>
-              </w:rPr>
-            </w:pPr>
-            <w:proofErr w:type="spellStart"/>
+              </w:rPr>
+            </w:pPr>
             <w:r>
               <w:rPr>
                 <w:rFonts w:ascii="Shruti" w:hAnsi="Shruti" w:cs="Shruti"/>
                 <w:color w:val="1F1F1F"/>
-                <w:sz w:val="24"/>
-                <w:szCs w:val="24"/>
                 <w:lang w:bidi="gu-IN"/>
               </w:rPr>
               <w:t>સ્ટ્રિંગની</w:t>
             </w:r>
-            <w:proofErr w:type="spellEnd"/>
             <w:r>
               <w:rPr>
                 <w:color w:val="1F1F1F"/>
-                <w:sz w:val="24"/>
-                <w:szCs w:val="24"/>
                 <w:lang w:bidi="gu-IN"/>
               </w:rPr>
               <w:t xml:space="preserve"> </w:t>
             </w:r>
-            <w:proofErr w:type="spellStart"/>
             <w:r>
               <w:rPr>
                 <w:rFonts w:ascii="Shruti" w:hAnsi="Shruti" w:cs="Shruti"/>
                 <w:color w:val="1F1F1F"/>
-                <w:sz w:val="24"/>
-                <w:szCs w:val="24"/>
                 <w:lang w:bidi="gu-IN"/>
               </w:rPr>
               <w:t>વ્યાખ્યા</w:t>
             </w:r>
-            <w:proofErr w:type="spellEnd"/>
             <w:r>
               <w:rPr>
                 <w:color w:val="1F1F1F"/>
-                <w:sz w:val="24"/>
-                <w:szCs w:val="24"/>
                 <w:lang w:bidi="gu-IN"/>
               </w:rPr>
               <w:t xml:space="preserve"> </w:t>
             </w:r>
-            <w:proofErr w:type="spellStart"/>
-            <w:proofErr w:type="gramStart"/>
             <w:r>
               <w:rPr>
                 <w:rFonts w:ascii="Shruti" w:hAnsi="Shruti" w:cs="Shruti"/>
                 <w:color w:val="1F1F1F"/>
-                <w:sz w:val="24"/>
-                <w:szCs w:val="24"/>
                 <w:lang w:bidi="gu-IN"/>
               </w:rPr>
               <w:t>આપો</w:t>
             </w:r>
-            <w:proofErr w:type="spellEnd"/>
             <w:r>
               <w:rPr>
                 <w:color w:val="1F1F1F"/>
-                <w:sz w:val="24"/>
-                <w:szCs w:val="24"/>
                 <w:lang w:bidi="gu-IN"/>
               </w:rPr>
               <w:t>.</w:t>
@@ -9333,13 +7590,10 @@
             <w:r>
               <w:rPr>
                 <w:color w:val="1F1F1F"/>
-                <w:sz w:val="24"/>
-                <w:szCs w:val="24"/>
                 <w:lang w:bidi="gu-IN"/>
               </w:rPr>
               <w:t>.</w:t>
             </w:r>
-            <w:proofErr w:type="gramEnd"/>
           </w:p>
         </w:tc>
         <w:tc>
@@ -9354,16 +7608,12 @@
               <w:jc w:val="right"/>
               <w:rPr>
                 <w:rFonts w:eastAsia="Nirmala UI"/>
-                <w:sz w:val="24"/>
-                <w:szCs w:val="24"/>
               </w:rPr>
             </w:pPr>
             <w:r>
               <w:rPr>
                 <w:rFonts w:ascii="Shruti" w:eastAsia="Nirmala UI" w:hAnsi="Shruti" w:cs="Shruti"/>
                 <w:spacing w:val="-5"/>
-                <w:sz w:val="24"/>
-                <w:szCs w:val="24"/>
               </w:rPr>
               <w:t>૦૩</w:t>
             </w:r>
@@ -9382,10 +7632,6 @@
             <w:pPr>
               <w:pStyle w:val="TableParagraph"/>
               <w:shd w:val="clear" w:color="auto" w:fill="FFFFFF" w:themeFill="background1"/>
-              <w:rPr>
-                <w:sz w:val="24"/>
-                <w:szCs w:val="24"/>
-              </w:rPr>
             </w:pPr>
           </w:p>
         </w:tc>
@@ -9402,16 +7648,12 @@
               <w:jc w:val="center"/>
               <w:rPr>
                 <w:b/>
-                <w:sz w:val="24"/>
-                <w:szCs w:val="24"/>
-              </w:rPr>
-            </w:pPr>
-            <w:r>
-              <w:rPr>
-                <w:b/>
-                <w:spacing w:val="-5"/>
-                <w:sz w:val="24"/>
-                <w:szCs w:val="24"/>
+              </w:rPr>
+            </w:pPr>
+            <w:r>
+              <w:rPr>
+                <w:b/>
+                <w:spacing w:val="-5"/>
               </w:rPr>
               <w:t>(b)</w:t>
             </w:r>
@@ -9422,34 +7664,8 @@
             <w:tcW w:w="7686" w:type="dxa"/>
           </w:tcPr>
           <w:p>
-            <w:pPr>
-              <w:rPr>
-                <w:sz w:val="24"/>
-                <w:szCs w:val="24"/>
-              </w:rPr>
-            </w:pPr>
-            <w:r>
-              <w:rPr>
-                <w:sz w:val="24"/>
-                <w:szCs w:val="24"/>
-              </w:rPr>
-              <w:t xml:space="preserve">Explain common String methods (length(), </w:t>
-            </w:r>
-            <w:proofErr w:type="spellStart"/>
-            <w:r>
-              <w:rPr>
-                <w:sz w:val="24"/>
-                <w:szCs w:val="24"/>
-              </w:rPr>
-              <w:t>charAt</w:t>
-            </w:r>
-            <w:proofErr w:type="spellEnd"/>
-            <w:r>
-              <w:rPr>
-                <w:sz w:val="24"/>
-                <w:szCs w:val="24"/>
-              </w:rPr>
-              <w:t>(), substring()).</w:t>
+            <w:r>
+              <w:t>Explain common String methods (length(), charAt(), substring()).</w:t>
             </w:r>
           </w:p>
         </w:tc>
@@ -9466,16 +7682,12 @@
               <w:jc w:val="right"/>
               <w:rPr>
                 <w:b/>
-                <w:sz w:val="24"/>
-                <w:szCs w:val="24"/>
-              </w:rPr>
-            </w:pPr>
-            <w:r>
-              <w:rPr>
-                <w:b/>
-                <w:spacing w:val="-5"/>
-                <w:sz w:val="24"/>
-                <w:szCs w:val="24"/>
+              </w:rPr>
+            </w:pPr>
+            <w:r>
+              <w:rPr>
+                <w:b/>
+                <w:spacing w:val="-5"/>
               </w:rPr>
               <w:t>04</w:t>
             </w:r>
@@ -9494,10 +7706,6 @@
             <w:pPr>
               <w:pStyle w:val="TableParagraph"/>
               <w:shd w:val="clear" w:color="auto" w:fill="FFFFFF" w:themeFill="background1"/>
-              <w:rPr>
-                <w:sz w:val="24"/>
-                <w:szCs w:val="24"/>
-              </w:rPr>
             </w:pPr>
           </w:p>
         </w:tc>
@@ -9512,18 +7720,12 @@
               <w:spacing w:line="303" w:lineRule="exact"/>
               <w:ind w:left="16" w:right="1"/>
               <w:jc w:val="center"/>
-              <w:rPr>
-                <w:sz w:val="24"/>
-                <w:szCs w:val="24"/>
-              </w:rPr>
             </w:pPr>
             <w:r>
               <w:rPr>
                 <w:b/>
                 <w:bCs/>
                 <w:spacing w:val="-5"/>
-                <w:sz w:val="24"/>
-                <w:szCs w:val="24"/>
               </w:rPr>
               <w:t>(</w:t>
             </w:r>
@@ -9531,16 +7733,12 @@
               <w:rPr>
                 <w:rFonts w:ascii="Shruti" w:eastAsia="Nirmala UI" w:hAnsi="Shruti" w:cs="Shruti"/>
                 <w:spacing w:val="-5"/>
-                <w:sz w:val="24"/>
-                <w:szCs w:val="24"/>
               </w:rPr>
               <w:t>બ</w:t>
             </w:r>
             <w:r>
               <w:rPr>
                 <w:spacing w:val="-5"/>
-                <w:sz w:val="24"/>
-                <w:szCs w:val="24"/>
               </w:rPr>
               <w:t>)</w:t>
             </w:r>
@@ -9551,45 +7749,15 @@
             <w:tcW w:w="7686" w:type="dxa"/>
           </w:tcPr>
           <w:p>
-            <w:pPr>
-              <w:rPr>
-                <w:sz w:val="24"/>
-                <w:szCs w:val="24"/>
-              </w:rPr>
-            </w:pPr>
-            <w:r>
-              <w:rPr>
-                <w:sz w:val="24"/>
-                <w:szCs w:val="24"/>
-              </w:rPr>
-              <w:t xml:space="preserve">String methods (length(), </w:t>
-            </w:r>
-            <w:proofErr w:type="spellStart"/>
-            <w:r>
-              <w:rPr>
-                <w:sz w:val="24"/>
-                <w:szCs w:val="24"/>
-              </w:rPr>
-              <w:t>charAt</w:t>
-            </w:r>
-            <w:proofErr w:type="spellEnd"/>
-            <w:r>
-              <w:rPr>
-                <w:sz w:val="24"/>
-                <w:szCs w:val="24"/>
-              </w:rPr>
-              <w:t xml:space="preserve">(), substring()) </w:t>
-            </w:r>
-            <w:proofErr w:type="spellStart"/>
+            <w:r>
+              <w:t xml:space="preserve">String methods (length(), charAt(), substring()) </w:t>
+            </w:r>
             <w:r>
               <w:rPr>
                 <w:rFonts w:ascii="Shruti" w:hAnsi="Shruti" w:cs="Shruti"/>
-                <w:sz w:val="24"/>
-                <w:szCs w:val="24"/>
               </w:rPr>
               <w:t>સમજાવો</w:t>
             </w:r>
-            <w:proofErr w:type="spellEnd"/>
           </w:p>
         </w:tc>
         <w:tc>
@@ -9605,16 +7773,12 @@
               <w:jc w:val="right"/>
               <w:rPr>
                 <w:rFonts w:eastAsia="Nirmala UI"/>
-                <w:sz w:val="24"/>
-                <w:szCs w:val="24"/>
               </w:rPr>
             </w:pPr>
             <w:r>
               <w:rPr>
                 <w:rFonts w:ascii="Shruti" w:eastAsia="Nirmala UI" w:hAnsi="Shruti" w:cs="Shruti"/>
                 <w:spacing w:val="-5"/>
-                <w:sz w:val="24"/>
-                <w:szCs w:val="24"/>
               </w:rPr>
               <w:t>૦૪</w:t>
             </w:r>
@@ -9633,10 +7797,6 @@
             <w:pPr>
               <w:pStyle w:val="TableParagraph"/>
               <w:shd w:val="clear" w:color="auto" w:fill="FFFFFF" w:themeFill="background1"/>
-              <w:rPr>
-                <w:sz w:val="24"/>
-                <w:szCs w:val="24"/>
-              </w:rPr>
             </w:pPr>
           </w:p>
         </w:tc>
@@ -9653,16 +7813,12 @@
               <w:jc w:val="center"/>
               <w:rPr>
                 <w:b/>
-                <w:sz w:val="24"/>
-                <w:szCs w:val="24"/>
-              </w:rPr>
-            </w:pPr>
-            <w:r>
-              <w:rPr>
-                <w:b/>
-                <w:spacing w:val="-5"/>
-                <w:sz w:val="24"/>
-                <w:szCs w:val="24"/>
+              </w:rPr>
+            </w:pPr>
+            <w:r>
+              <w:rPr>
+                <w:b/>
+                <w:spacing w:val="-5"/>
               </w:rPr>
               <w:t>(c)</w:t>
             </w:r>
@@ -9677,33 +7833,9 @@
               <w:pStyle w:val="TableParagraph"/>
               <w:shd w:val="clear" w:color="auto" w:fill="FFFFFF" w:themeFill="background1"/>
               <w:spacing w:before="1" w:line="233" w:lineRule="exact"/>
-              <w:rPr>
-                <w:sz w:val="24"/>
-                <w:szCs w:val="24"/>
-              </w:rPr>
-            </w:pPr>
-            <w:r>
-              <w:rPr>
-                <w:sz w:val="24"/>
-                <w:szCs w:val="24"/>
-              </w:rPr>
-              <w:t>Explain Collections Framework (</w:t>
-            </w:r>
-            <w:proofErr w:type="spellStart"/>
-            <w:r>
-              <w:rPr>
-                <w:sz w:val="24"/>
-                <w:szCs w:val="24"/>
-              </w:rPr>
-              <w:t>ArrayList</w:t>
-            </w:r>
-            <w:proofErr w:type="spellEnd"/>
-            <w:r>
-              <w:rPr>
-                <w:sz w:val="24"/>
-                <w:szCs w:val="24"/>
-              </w:rPr>
-              <w:t xml:space="preserve"> and HashSet).</w:t>
+            </w:pPr>
+            <w:r>
+              <w:t>Explain Collections Framework (ArrayList and HashSet).</w:t>
             </w:r>
           </w:p>
         </w:tc>
@@ -9720,16 +7852,12 @@
               <w:jc w:val="right"/>
               <w:rPr>
                 <w:b/>
-                <w:sz w:val="24"/>
-                <w:szCs w:val="24"/>
-              </w:rPr>
-            </w:pPr>
-            <w:r>
-              <w:rPr>
-                <w:b/>
-                <w:spacing w:val="-5"/>
-                <w:sz w:val="24"/>
-                <w:szCs w:val="24"/>
+              </w:rPr>
+            </w:pPr>
+            <w:r>
+              <w:rPr>
+                <w:b/>
+                <w:spacing w:val="-5"/>
               </w:rPr>
               <w:t>07</w:t>
             </w:r>
@@ -9748,10 +7876,6 @@
             <w:pPr>
               <w:pStyle w:val="TableParagraph"/>
               <w:shd w:val="clear" w:color="auto" w:fill="FFFFFF" w:themeFill="background1"/>
-              <w:rPr>
-                <w:sz w:val="24"/>
-                <w:szCs w:val="24"/>
-              </w:rPr>
             </w:pPr>
           </w:p>
         </w:tc>
@@ -9765,18 +7889,12 @@
               <w:shd w:val="clear" w:color="auto" w:fill="FFFFFF" w:themeFill="background1"/>
               <w:ind w:left="16" w:right="1"/>
               <w:jc w:val="center"/>
-              <w:rPr>
-                <w:sz w:val="24"/>
-                <w:szCs w:val="24"/>
-              </w:rPr>
             </w:pPr>
             <w:r>
               <w:rPr>
                 <w:b/>
                 <w:bCs/>
                 <w:spacing w:val="-5"/>
-                <w:sz w:val="24"/>
-                <w:szCs w:val="24"/>
               </w:rPr>
               <w:t>(</w:t>
             </w:r>
@@ -9784,16 +7902,12 @@
               <w:rPr>
                 <w:rFonts w:ascii="Shruti" w:eastAsia="Nirmala UI" w:hAnsi="Shruti" w:cs="Shruti"/>
                 <w:spacing w:val="-5"/>
-                <w:sz w:val="24"/>
-                <w:szCs w:val="24"/>
               </w:rPr>
               <w:t>ક</w:t>
             </w:r>
             <w:r>
               <w:rPr>
                 <w:spacing w:val="-5"/>
-                <w:sz w:val="24"/>
-                <w:szCs w:val="24"/>
               </w:rPr>
               <w:t>)</w:t>
             </w:r>
@@ -9810,77 +7924,41 @@
               <w:spacing w:line="320" w:lineRule="atLeast"/>
               <w:rPr>
                 <w:rFonts w:eastAsia="Cambria"/>
-                <w:sz w:val="24"/>
-                <w:szCs w:val="24"/>
               </w:rPr>
             </w:pPr>
             <w:r>
               <w:rPr>
                 <w:color w:val="1F1F1F"/>
-                <w:sz w:val="24"/>
-                <w:szCs w:val="24"/>
                 <w:lang w:bidi="gu-IN"/>
               </w:rPr>
-              <w:t>Collections Framework (</w:t>
-            </w:r>
-            <w:proofErr w:type="spellStart"/>
-            <w:r>
-              <w:rPr>
-                <w:color w:val="1F1F1F"/>
-                <w:sz w:val="24"/>
-                <w:szCs w:val="24"/>
-                <w:lang w:bidi="gu-IN"/>
-              </w:rPr>
-              <w:t>ArrayList</w:t>
-            </w:r>
-            <w:proofErr w:type="spellEnd"/>
-            <w:r>
-              <w:rPr>
-                <w:color w:val="1F1F1F"/>
-                <w:sz w:val="24"/>
-                <w:szCs w:val="24"/>
-                <w:lang w:bidi="gu-IN"/>
-              </w:rPr>
-              <w:t xml:space="preserve"> </w:t>
-            </w:r>
-            <w:proofErr w:type="spellStart"/>
+              <w:t xml:space="preserve">Collections Framework (ArrayList </w:t>
+            </w:r>
             <w:r>
               <w:rPr>
                 <w:rFonts w:ascii="Shruti" w:hAnsi="Shruti" w:cs="Shruti"/>
                 <w:color w:val="1F1F1F"/>
-                <w:sz w:val="24"/>
-                <w:szCs w:val="24"/>
                 <w:lang w:bidi="gu-IN"/>
               </w:rPr>
               <w:t>અને</w:t>
             </w:r>
-            <w:proofErr w:type="spellEnd"/>
             <w:r>
               <w:rPr>
                 <w:color w:val="1F1F1F"/>
-                <w:sz w:val="24"/>
-                <w:szCs w:val="24"/>
                 <w:lang w:bidi="gu-IN"/>
               </w:rPr>
               <w:t xml:space="preserve"> HashSet) </w:t>
             </w:r>
-            <w:proofErr w:type="spellStart"/>
             <w:r>
               <w:rPr>
                 <w:rFonts w:ascii="Shruti" w:hAnsi="Shruti" w:cs="Shruti"/>
                 <w:color w:val="1F1F1F"/>
-                <w:sz w:val="24"/>
-                <w:szCs w:val="24"/>
                 <w:lang w:bidi="gu-IN"/>
               </w:rPr>
               <w:t>સમજાવો</w:t>
             </w:r>
-            <w:proofErr w:type="spellEnd"/>
             <w:r>
               <w:rPr>
                 <w:color w:val="1F1F1F"/>
-                <w:sz w:val="24"/>
-                <w:szCs w:val="24"/>
                 <w:lang w:bidi="gu-IN"/>
               </w:rPr>
               <w:t>.</w:t>
@@ -9899,16 +7977,12 @@
               <w:jc w:val="right"/>
               <w:rPr>
                 <w:rFonts w:eastAsia="Nirmala UI"/>
-                <w:sz w:val="24"/>
-                <w:szCs w:val="24"/>
               </w:rPr>
             </w:pPr>
             <w:r>
               <w:rPr>
                 <w:rFonts w:ascii="Shruti" w:eastAsia="Nirmala UI" w:hAnsi="Shruti" w:cs="Shruti"/>
                 <w:spacing w:val="-5"/>
-                <w:sz w:val="24"/>
-                <w:szCs w:val="24"/>
               </w:rPr>
               <w:t>૦૭</w:t>
             </w:r>
@@ -9919,10 +7993,6 @@
     <w:p>
       <w:pPr>
         <w:shd w:val="clear" w:color="auto" w:fill="FFFFFF" w:themeFill="background1"/>
-        <w:rPr>
-          <w:sz w:val="24"/>
-          <w:szCs w:val="24"/>
-        </w:rPr>
       </w:pPr>
     </w:p>
     <w:sectPr>
